--- a/42SI Stvorennja IDE/3/SI_KNT-122_Onyshchenko_19_PR3.docx
+++ b/42SI Stvorennja IDE/3/SI_KNT-122_Onyshchenko_19_PR3.docx
@@ -669,50 +669,521 @@
         </w:rPr>
         <w:t xml:space="preserve">2. </w:t>
       </w:r>
-    </w:p>
-    <w:p>
-      <w:pPr>
-        <w:pStyle w:val="p11"/>
-        <w:rPr>
-          <w:color w:val="auto"/>
-        </w:rPr>
-      </w:pPr>
-      <w:r>
-        <w:rPr>
-          <w:color w:val="auto"/>
-          <w:lang w:val="uk-UA"/>
-        </w:rPr>
-        <w:t>4. Виконати тестування побудованого синтаксичного аналізатора.</w:t>
-      </w:r>
-    </w:p>
-    <w:p>
-      <w:pPr>
-        <w:pStyle w:val="p11"/>
-        <w:rPr>
-          <w:color w:val="auto"/>
-        </w:rPr>
-      </w:pPr>
-      <w:r>
-        <w:rPr>
-          <w:color w:val="auto"/>
-          <w:lang w:val="uk-UA"/>
-        </w:rPr>
-        <w:t>5. Оформити звіт.</w:t>
-      </w:r>
-    </w:p>
-    <w:p>
-      <w:pPr>
-        <w:pStyle w:val="p11"/>
-        <w:rPr>
-          <w:color w:val="auto"/>
-        </w:rPr>
-      </w:pPr>
-      <w:r>
-        <w:rPr>
-          <w:color w:val="auto"/>
-          <w:lang w:val="uk-UA"/>
-        </w:rPr>
-        <w:t>6. Відповісти на контрольні питання.</w:t>
+      <w:r>
+        <w:rPr>
+          <w:color w:val="auto"/>
+          <w:lang w:val="uk-UA"/>
+        </w:rPr>
+        <w:t>Програмно реалізувати формування таблиці символів.</w:t>
+      </w:r>
+    </w:p>
+    <w:p>
+      <w:pPr>
+        <w:pStyle w:val="p11"/>
+        <w:rPr>
+          <w:color w:val="auto"/>
+        </w:rPr>
+      </w:pPr>
+      <w:r>
+        <w:rPr>
+          <w:color w:val="auto"/>
+          <w:lang w:val="uk-UA"/>
+        </w:rPr>
+        <w:t xml:space="preserve">3. Програмно реалізувати створення дерев проміжного представлення (вручну, додаючи відповідну функціональність у програму, або використовуючи в генераторі парсерів </w:t>
+      </w:r>
+      <w:r>
+        <w:rPr>
+          <w:color w:val="auto"/>
+          <w:lang w:val="en-US"/>
+        </w:rPr>
+        <w:t xml:space="preserve">ANTLR </w:t>
+      </w:r>
+      <w:r>
+        <w:rPr>
+          <w:color w:val="auto"/>
+          <w:lang w:val="uk-UA"/>
+        </w:rPr>
+        <w:t>при побудові граматики відповідної дії).</w:t>
+      </w:r>
+    </w:p>
+    <w:p>
+      <w:pPr>
+        <w:pStyle w:val="p11"/>
+        <w:rPr>
+          <w:color w:val="auto"/>
+        </w:rPr>
+      </w:pPr>
+      <w:r>
+        <w:rPr>
+          <w:color w:val="auto"/>
+          <w:lang w:val="uk-UA"/>
+        </w:rPr>
+        <w:t>4. Реалізувати виконання програмним забезпеченням перевірки зокрема наступних правил (у відповідності з індивідуальним завданням з додатку А, узгодженим з викладачем) та генерацію відповідних інформативних повідомлень (файл програми, номер рядка, позиція в рядку, текст повідомлення) у разі виявлення помилок:</w:t>
+      </w:r>
+    </w:p>
+    <w:p>
+      <w:pPr>
+        <w:pStyle w:val="p11"/>
+        <w:rPr>
+          <w:color w:val="auto"/>
+        </w:rPr>
+      </w:pPr>
+      <w:r>
+        <w:rPr>
+          <w:color w:val="auto"/>
+          <w:lang w:val="uk-UA"/>
+        </w:rPr>
+        <w:t>- жодний ідентифікатор (змінна, атрибут, функція, або метод) не оголошено двічі в одній області видимості;</w:t>
+      </w:r>
+    </w:p>
+    <w:p>
+      <w:pPr>
+        <w:pStyle w:val="p11"/>
+        <w:rPr>
+          <w:color w:val="auto"/>
+        </w:rPr>
+      </w:pPr>
+      <w:r>
+        <w:rPr>
+          <w:color w:val="auto"/>
+          <w:lang w:val="uk-UA"/>
+        </w:rPr>
+        <w:t>- жодний ідентифікатор (змінна, атрибут, функція або метод) не використано раніше ніж його оголошено в даній області видимості або без оголошення у ній;</w:t>
+      </w:r>
+    </w:p>
+    <w:p>
+      <w:pPr>
+        <w:pStyle w:val="p11"/>
+        <w:rPr>
+          <w:color w:val="auto"/>
+        </w:rPr>
+      </w:pPr>
+      <w:r>
+        <w:rPr>
+          <w:color w:val="auto"/>
+          <w:lang w:val="uk-UA"/>
+        </w:rPr>
+        <w:t xml:space="preserve">- кількість та тип фактичних аргументів у виклику функції (методу) має </w:t>
+      </w:r>
+      <w:r>
+        <w:rPr>
+          <w:color w:val="auto"/>
+          <w:lang w:val="uk-UA"/>
+        </w:rPr>
+        <w:t>бути такою ж як формальних параметрів у визначенні функції;</w:t>
+      </w:r>
+    </w:p>
+    <w:p>
+      <w:pPr>
+        <w:pStyle w:val="p11"/>
+        <w:rPr>
+          <w:color w:val="auto"/>
+        </w:rPr>
+      </w:pPr>
+      <w:r>
+        <w:rPr>
+          <w:color w:val="auto"/>
+          <w:lang w:val="uk-UA"/>
+        </w:rPr>
+        <w:t xml:space="preserve">- </w:t>
+      </w:r>
+      <w:r>
+        <w:rPr>
+          <w:color w:val="auto"/>
+          <w:lang w:val="uk-UA"/>
+        </w:rPr>
+        <w:t>при поверненні результати функцією значення має бути того ж типу, що і в оголошенні функції;</w:t>
+      </w:r>
+    </w:p>
+    <w:p>
+      <w:pPr>
+        <w:pStyle w:val="p11"/>
+        <w:rPr>
+          <w:color w:val="auto"/>
+        </w:rPr>
+      </w:pPr>
+      <w:r>
+        <w:rPr>
+          <w:color w:val="auto"/>
+          <w:lang w:val="uk-UA"/>
+        </w:rPr>
+        <w:t xml:space="preserve">- </w:t>
+      </w:r>
+      <w:r>
+        <w:rPr>
+          <w:color w:val="auto"/>
+          <w:lang w:val="uk-UA"/>
+        </w:rPr>
+        <w:t>методи та функції, які включені у вирази, мають повертати значення;</w:t>
+      </w:r>
+    </w:p>
+    <w:p>
+      <w:pPr>
+        <w:pStyle w:val="p11"/>
+        <w:rPr>
+          <w:color w:val="auto"/>
+          <w:lang w:val="uk-UA"/>
+        </w:rPr>
+      </w:pPr>
+      <w:r>
+        <w:rPr>
+          <w:color w:val="auto"/>
+          <w:lang w:val="uk-UA"/>
+        </w:rPr>
+        <w:t xml:space="preserve">- </w:t>
+      </w:r>
+      <w:r>
+        <w:rPr>
+          <w:color w:val="auto"/>
+          <w:lang w:val="uk-UA"/>
+        </w:rPr>
+        <w:t>керуючі оператори (</w:t>
+      </w:r>
+      <w:r>
+        <w:rPr>
+          <w:color w:val="auto"/>
+          <w:lang w:val="en-US"/>
+        </w:rPr>
+        <w:t xml:space="preserve">break, continue) </w:t>
+      </w:r>
+      <w:r>
+        <w:rPr>
+          <w:color w:val="auto"/>
+          <w:lang w:val="uk-UA"/>
+        </w:rPr>
+        <w:t>мають входити у тіло циклу;</w:t>
+      </w:r>
+    </w:p>
+    <w:p>
+      <w:pPr>
+        <w:pStyle w:val="p11"/>
+        <w:rPr>
+          <w:color w:val="auto"/>
+          <w:lang w:val="uk-UA"/>
+        </w:rPr>
+      </w:pPr>
+      <w:r>
+        <w:rPr>
+          <w:color w:val="auto"/>
+          <w:lang w:val="uk-UA"/>
+        </w:rPr>
+        <w:t xml:space="preserve">- </w:t>
+      </w:r>
+      <w:r>
+        <w:rPr>
+          <w:color w:val="auto"/>
+          <w:lang w:val="uk-UA"/>
+        </w:rPr>
+        <w:t>вираз, включений в умовний оператор, має бути логічного типу або перетворюватися у нього (у відповідності з правилами мови програмування);</w:t>
+      </w:r>
+    </w:p>
+    <w:p>
+      <w:pPr>
+        <w:pStyle w:val="p11"/>
+        <w:rPr>
+          <w:color w:val="auto"/>
+          <w:lang w:val="uk-UA"/>
+        </w:rPr>
+      </w:pPr>
+      <w:r>
+        <w:rPr>
+          <w:color w:val="auto"/>
+          <w:lang w:val="uk-UA"/>
+        </w:rPr>
+        <w:t xml:space="preserve">- </w:t>
+      </w:r>
+      <w:r>
+        <w:rPr>
+          <w:color w:val="auto"/>
+          <w:lang w:val="uk-UA"/>
+        </w:rPr>
+        <w:t>операнди операцій мають відповідати типам, для яких визначені дані операції;</w:t>
+      </w:r>
+    </w:p>
+    <w:p>
+      <w:pPr>
+        <w:pStyle w:val="p11"/>
+        <w:rPr>
+          <w:color w:val="auto"/>
+          <w:lang w:val="uk-UA"/>
+        </w:rPr>
+      </w:pPr>
+      <w:r>
+        <w:rPr>
+          <w:color w:val="auto"/>
+          <w:lang w:val="uk-UA"/>
+        </w:rPr>
+        <w:t xml:space="preserve">- </w:t>
+      </w:r>
+      <w:r>
+        <w:rPr>
+          <w:color w:val="auto"/>
+          <w:lang w:val="uk-UA"/>
+        </w:rPr>
+        <w:t>індекс масиву має бути цілочисельним;</w:t>
+      </w:r>
+    </w:p>
+    <w:p>
+      <w:pPr>
+        <w:pStyle w:val="p11"/>
+        <w:rPr>
+          <w:color w:val="auto"/>
+          <w:lang w:val="uk-UA"/>
+        </w:rPr>
+      </w:pPr>
+      <w:r>
+        <w:rPr>
+          <w:color w:val="auto"/>
+          <w:lang w:val="uk-UA"/>
+        </w:rPr>
+        <w:t xml:space="preserve">- </w:t>
+      </w:r>
+      <w:r>
+        <w:rPr>
+          <w:color w:val="auto"/>
+          <w:lang w:val="uk-UA"/>
+        </w:rPr>
+        <w:t>функції без типу не мають повертати значення;</w:t>
+      </w:r>
+    </w:p>
+    <w:p>
+      <w:pPr>
+        <w:pStyle w:val="p11"/>
+        <w:rPr>
+          <w:color w:val="auto"/>
+          <w:lang w:val="uk-UA"/>
+        </w:rPr>
+      </w:pPr>
+      <w:r>
+        <w:rPr>
+          <w:color w:val="auto"/>
+          <w:lang w:val="uk-UA"/>
+        </w:rPr>
+        <w:t xml:space="preserve">- </w:t>
+      </w:r>
+      <w:r>
+        <w:rPr>
+          <w:color w:val="auto"/>
+          <w:lang w:val="uk-UA"/>
+        </w:rPr>
+        <w:t>ієрархія класів (за умов їх присутності в граматиці мови) вірно побудована;</w:t>
+      </w:r>
+    </w:p>
+    <w:p>
+      <w:pPr>
+        <w:pStyle w:val="p11"/>
+        <w:rPr>
+          <w:color w:val="auto"/>
+          <w:lang w:val="uk-UA"/>
+        </w:rPr>
+      </w:pPr>
+      <w:r>
+        <w:rPr>
+          <w:color w:val="auto"/>
+          <w:lang w:val="uk-UA"/>
+        </w:rPr>
+        <w:t xml:space="preserve">- </w:t>
+      </w:r>
+      <w:r>
+        <w:rPr>
+          <w:color w:val="auto"/>
+          <w:lang w:val="uk-UA"/>
+        </w:rPr>
+        <w:t>зарезервовані ключові слова використано вірно.</w:t>
+      </w:r>
+    </w:p>
+    <w:p>
+      <w:pPr>
+        <w:pStyle w:val="p11"/>
+        <w:rPr>
+          <w:color w:val="auto"/>
+          <w:lang w:val="uk-UA"/>
+        </w:rPr>
+      </w:pPr>
+      <w:r>
+        <w:rPr>
+          <w:color w:val="auto"/>
+          <w:lang w:val="uk-UA"/>
+        </w:rPr>
+        <w:t>Семантичні перевірки повинні виконуватися згори вниз. Тільки перевірка типів у складі семантичних перевірок може виконуватись у протилежному напрямку.</w:t>
+      </w:r>
+    </w:p>
+    <w:p>
+      <w:pPr>
+        <w:pStyle w:val="p11"/>
+        <w:rPr>
+          <w:color w:val="auto"/>
+          <w:lang w:val="uk-UA"/>
+        </w:rPr>
+      </w:pPr>
+      <w:r>
+        <w:rPr>
+          <w:color w:val="auto"/>
+          <w:lang w:val="uk-UA"/>
+        </w:rPr>
+        <w:t>Усі виявлені помилки мають виводитись за один запуск.</w:t>
+      </w:r>
+    </w:p>
+    <w:p>
+      <w:pPr>
+        <w:pStyle w:val="p11"/>
+        <w:rPr>
+          <w:color w:val="auto"/>
+          <w:lang w:val="uk-UA"/>
+        </w:rPr>
+      </w:pPr>
+      <w:r>
+        <w:rPr>
+          <w:color w:val="auto"/>
+          <w:lang w:val="uk-UA"/>
+        </w:rPr>
+        <w:t>5. Розширити семантичний аналіз виведенням попереджень у разі виявлення наступних умов:</w:t>
+      </w:r>
+    </w:p>
+    <w:p>
+      <w:pPr>
+        <w:pStyle w:val="p11"/>
+        <w:rPr>
+          <w:color w:val="auto"/>
+          <w:lang w:val="uk-UA"/>
+        </w:rPr>
+      </w:pPr>
+      <w:r>
+        <w:rPr>
+          <w:color w:val="auto"/>
+          <w:lang w:val="uk-UA"/>
+        </w:rPr>
+        <w:t>- оголошена змінна не використовується жодного разу в програмі;</w:t>
+      </w:r>
+    </w:p>
+    <w:p>
+      <w:pPr>
+        <w:pStyle w:val="p11"/>
+        <w:rPr>
+          <w:color w:val="auto"/>
+          <w:lang w:val="uk-UA"/>
+        </w:rPr>
+      </w:pPr>
+      <w:r>
+        <w:rPr>
+          <w:color w:val="auto"/>
+          <w:lang w:val="uk-UA"/>
+        </w:rPr>
+        <w:t>- оператори циклу не передбачають завершення циклу;</w:t>
+      </w:r>
+    </w:p>
+    <w:p>
+      <w:pPr>
+        <w:pStyle w:val="p11"/>
+        <w:rPr>
+          <w:color w:val="auto"/>
+          <w:lang w:val="uk-UA"/>
+        </w:rPr>
+      </w:pPr>
+      <w:r>
+        <w:rPr>
+          <w:color w:val="auto"/>
+          <w:lang w:val="uk-UA"/>
+        </w:rPr>
+        <w:t>- умовні оператори не передбачають можливість руху всіма наявними своїми гілками.</w:t>
+      </w:r>
+    </w:p>
+    <w:p>
+      <w:pPr>
+        <w:pStyle w:val="p11"/>
+        <w:rPr>
+          <w:color w:val="auto"/>
+          <w:lang w:val="uk-UA"/>
+        </w:rPr>
+      </w:pPr>
+      <w:r>
+        <w:rPr>
+          <w:color w:val="auto"/>
+          <w:lang w:val="uk-UA"/>
+        </w:rPr>
+        <w:t>Усі виявленні попередження мають виводитись за один запуск.</w:t>
+      </w:r>
+    </w:p>
+    <w:p>
+      <w:pPr>
+        <w:pStyle w:val="p11"/>
+        <w:rPr>
+          <w:color w:val="auto"/>
+          <w:lang w:val="uk-UA"/>
+        </w:rPr>
+      </w:pPr>
+      <w:r>
+        <w:rPr>
+          <w:color w:val="auto"/>
+          <w:lang w:val="uk-UA"/>
+        </w:rPr>
+        <w:t>6. Відповідним чином модифікувати інтерфейс програмного забезпечення для виведення результатів виконання семантичного аналізу (пункти 2-5).</w:t>
+      </w:r>
+    </w:p>
+    <w:p>
+      <w:pPr>
+        <w:pStyle w:val="p11"/>
+        <w:rPr>
+          <w:color w:val="auto"/>
+        </w:rPr>
+      </w:pPr>
+      <w:r>
+        <w:rPr>
+          <w:color w:val="auto"/>
+          <w:lang w:val="uk-UA"/>
+        </w:rPr>
+        <w:t>7</w:t>
+      </w:r>
+      <w:r>
+        <w:rPr>
+          <w:color w:val="auto"/>
+          <w:lang w:val="uk-UA"/>
+        </w:rPr>
+        <w:t>. Виконати тестування побудованого синтаксичного аналізатора.</w:t>
+      </w:r>
+    </w:p>
+    <w:p>
+      <w:pPr>
+        <w:pStyle w:val="p11"/>
+        <w:rPr>
+          <w:color w:val="auto"/>
+        </w:rPr>
+      </w:pPr>
+      <w:r>
+        <w:rPr>
+          <w:color w:val="auto"/>
+          <w:lang w:val="uk-UA"/>
+        </w:rPr>
+        <w:t>8</w:t>
+      </w:r>
+      <w:r>
+        <w:rPr>
+          <w:color w:val="auto"/>
+          <w:lang w:val="uk-UA"/>
+        </w:rPr>
+        <w:t>. Оформити звіт.</w:t>
+      </w:r>
+    </w:p>
+    <w:p>
+      <w:pPr>
+        <w:pStyle w:val="p11"/>
+        <w:rPr>
+          <w:color w:val="auto"/>
+        </w:rPr>
+      </w:pPr>
+      <w:r>
+        <w:rPr>
+          <w:color w:val="auto"/>
+          <w:lang w:val="uk-UA"/>
+        </w:rPr>
+        <w:t>9</w:t>
+      </w:r>
+      <w:r>
+        <w:rPr>
+          <w:color w:val="auto"/>
+          <w:lang w:val="uk-UA"/>
+        </w:rPr>
+        <w:t>. Відповісти на контрольні питання.</w:t>
       </w:r>
     </w:p>
     <w:p>

--- a/42SI Stvorennja IDE/3/SI_KNT-122_Onyshchenko_19_PR3.docx
+++ b/42SI Stvorennja IDE/3/SI_KNT-122_Onyshchenko_19_PR3.docx
@@ -682,6 +682,7 @@
         <w:pStyle w:val="p11"/>
         <w:rPr>
           <w:color w:val="auto"/>
+          <w:lang w:val="uk-UA"/>
         </w:rPr>
       </w:pPr>
       <w:r>
@@ -711,6 +712,7 @@
         <w:pStyle w:val="p11"/>
         <w:rPr>
           <w:color w:val="auto"/>
+          <w:lang w:val="uk-UA"/>
         </w:rPr>
       </w:pPr>
       <w:r>
@@ -726,6 +728,7 @@
         <w:pStyle w:val="p11"/>
         <w:rPr>
           <w:color w:val="auto"/>
+          <w:lang w:val="uk-UA"/>
         </w:rPr>
       </w:pPr>
       <w:r>
@@ -741,6 +744,7 @@
         <w:pStyle w:val="p11"/>
         <w:rPr>
           <w:color w:val="auto"/>
+          <w:lang w:val="uk-UA"/>
         </w:rPr>
       </w:pPr>
       <w:r>
@@ -756,6 +760,7 @@
         <w:pStyle w:val="p11"/>
         <w:rPr>
           <w:color w:val="auto"/>
+          <w:lang w:val="uk-UA"/>
         </w:rPr>
       </w:pPr>
       <w:r>
@@ -778,6 +783,7 @@
         <w:pStyle w:val="p11"/>
         <w:rPr>
           <w:color w:val="auto"/>
+          <w:lang w:val="uk-UA"/>
         </w:rPr>
       </w:pPr>
       <w:r>
@@ -800,6 +806,7 @@
         <w:pStyle w:val="p11"/>
         <w:rPr>
           <w:color w:val="auto"/>
+          <w:lang w:val="uk-UA"/>
         </w:rPr>
       </w:pPr>
       <w:r>
@@ -1212,6 +1219,8204 @@
           <w:color w:val="auto"/>
         </w:rPr>
         <w:t>Виконання</w:t>
+      </w:r>
+    </w:p>
+    <w:p>
+      <w:pPr>
+        <w:pStyle w:val="H2"/>
+        <w:rPr>
+          <w:color w:val="auto"/>
+        </w:rPr>
+      </w:pPr>
+      <w:r>
+        <w:rPr>
+          <w:color w:val="auto"/>
+        </w:rPr>
+        <w:t>Код</w:t>
+      </w:r>
+    </w:p>
+    <w:p>
+      <w:pPr>
+        <w:pStyle w:val="H3"/>
+        <w:rPr>
+          <w:color w:val="auto"/>
+        </w:rPr>
+      </w:pPr>
+      <w:r>
+        <w:rPr>
+          <w:color w:val="auto"/>
+        </w:rPr>
+        <w:t>RustIDE</w:t>
+      </w:r>
+    </w:p>
+    <w:p>
+      <w:pPr>
+        <w:pStyle w:val="P1"/>
+        <w:rPr>
+          <w:color w:val="auto"/>
+          <w:lang w:val="en-US"/>
+        </w:rPr>
+      </w:pPr>
+      <w:r>
+        <w:rPr>
+          <w:color w:val="auto"/>
+          <w:lang w:val="en-US"/>
+        </w:rPr>
+      </w:r>
+    </w:p>
+    <w:p>
+      <w:pPr>
+        <w:pStyle w:val="Code"/>
+        <w:rPr>
+          <w:rFonts w:ascii="Consolas" w:hAnsi="Consolas"/>
+          <w:color w:val="auto"/>
+        </w:rPr>
+      </w:pPr>
+      <w:r>
+        <w:rPr>
+          <w:rFonts w:ascii="Consolas" w:hAnsi="Consolas"/>
+          <w:b w:val="false"/>
+          <w:i w:val="false"/>
+          <w:color w:val="auto"/>
+        </w:rPr>
+        <w:t xml:space="preserve">import </w:t>
+      </w:r>
+      <w:r>
+        <w:rPr>
+          <w:rFonts w:ascii="Consolas" w:hAnsi="Consolas"/>
+          <w:b w:val="false"/>
+          <w:i w:val="false"/>
+          <w:color w:val="auto"/>
+        </w:rPr>
+        <w:t>gen.MainLexer</w:t>
+      </w:r>
+      <w:r>
+        <w:rPr>
+          <w:rFonts w:ascii="Consolas" w:hAnsi="Consolas"/>
+          <w:b w:val="false"/>
+          <w:i w:val="false"/>
+          <w:color w:val="auto"/>
+        </w:rPr>
+        <w:t>;</w:t>
+      </w:r>
+      <w:r>
+        <w:rPr>
+          <w:rFonts w:ascii="Consolas" w:hAnsi="Consolas"/>
+          <w:b w:val="false"/>
+          <w:i w:val="false"/>
+          <w:color w:val="auto"/>
+        </w:rPr>
+        <w:br/>
+        <w:t>impor</w:t>
+      </w:r>
+      <w:r>
+        <w:rPr>
+          <w:rFonts w:ascii="Consolas" w:hAnsi="Consolas"/>
+          <w:b w:val="false"/>
+          <w:i w:val="false"/>
+          <w:color w:val="auto"/>
+        </w:rPr>
+        <w:t>t gen.MainPars</w:t>
+      </w:r>
+      <w:r>
+        <w:rPr>
+          <w:rFonts w:ascii="Consolas" w:hAnsi="Consolas"/>
+          <w:b w:val="false"/>
+          <w:i w:val="false"/>
+          <w:color w:val="auto"/>
+        </w:rPr>
+        <w:t>er</w:t>
+      </w:r>
+      <w:r>
+        <w:rPr>
+          <w:rFonts w:ascii="Consolas" w:hAnsi="Consolas"/>
+          <w:b w:val="false"/>
+          <w:i w:val="false"/>
+          <w:color w:val="auto"/>
+        </w:rPr>
+        <w:t>;</w:t>
+        <w:br/>
+        <w:t>impor</w:t>
+      </w:r>
+      <w:r>
+        <w:rPr>
+          <w:rFonts w:ascii="Consolas" w:hAnsi="Consolas"/>
+          <w:b w:val="false"/>
+          <w:i w:val="false"/>
+          <w:color w:val="auto"/>
+        </w:rPr>
+        <w:t>t org.antlr.v4.runtime.CharStrea</w:t>
+      </w:r>
+      <w:r>
+        <w:rPr>
+          <w:rFonts w:ascii="Consolas" w:hAnsi="Consolas"/>
+          <w:b w:val="false"/>
+          <w:i w:val="false"/>
+          <w:color w:val="auto"/>
+        </w:rPr>
+        <w:t>ms</w:t>
+      </w:r>
+      <w:r>
+        <w:rPr>
+          <w:rFonts w:ascii="Consolas" w:hAnsi="Consolas"/>
+          <w:b w:val="false"/>
+          <w:i w:val="false"/>
+          <w:color w:val="auto"/>
+        </w:rPr>
+        <w:t>;</w:t>
+        <w:br/>
+        <w:t>impor</w:t>
+      </w:r>
+      <w:r>
+        <w:rPr>
+          <w:rFonts w:ascii="Consolas" w:hAnsi="Consolas"/>
+          <w:b w:val="false"/>
+          <w:i w:val="false"/>
+          <w:color w:val="auto"/>
+        </w:rPr>
+        <w:t>t org.antlr.v4.runtime.CommonTokenStre</w:t>
+      </w:r>
+      <w:r>
+        <w:rPr>
+          <w:rFonts w:ascii="Consolas" w:hAnsi="Consolas"/>
+          <w:b w:val="false"/>
+          <w:i w:val="false"/>
+          <w:color w:val="auto"/>
+        </w:rPr>
+        <w:t>am</w:t>
+      </w:r>
+      <w:r>
+        <w:rPr>
+          <w:rFonts w:ascii="Consolas" w:hAnsi="Consolas"/>
+          <w:b w:val="false"/>
+          <w:i w:val="false"/>
+          <w:color w:val="auto"/>
+        </w:rPr>
+        <w:t>;</w:t>
+        <w:br/>
+        <w:t>impor</w:t>
+      </w:r>
+      <w:r>
+        <w:rPr>
+          <w:rFonts w:ascii="Consolas" w:hAnsi="Consolas"/>
+          <w:b w:val="false"/>
+          <w:i w:val="false"/>
+          <w:color w:val="auto"/>
+        </w:rPr>
+        <w:t>t org.antlr.v4.runtime.tree.ParseTr</w:t>
+      </w:r>
+      <w:r>
+        <w:rPr>
+          <w:rFonts w:ascii="Consolas" w:hAnsi="Consolas"/>
+          <w:b w:val="false"/>
+          <w:i w:val="false"/>
+          <w:color w:val="auto"/>
+        </w:rPr>
+        <w:t>ee</w:t>
+      </w:r>
+      <w:r>
+        <w:rPr>
+          <w:rFonts w:ascii="Consolas" w:hAnsi="Consolas"/>
+          <w:b w:val="false"/>
+          <w:i w:val="false"/>
+          <w:color w:val="auto"/>
+        </w:rPr>
+        <w:t>;</w:t>
+        <w:br/>
+        <w:t>impor</w:t>
+      </w:r>
+      <w:r>
+        <w:rPr>
+          <w:rFonts w:ascii="Consolas" w:hAnsi="Consolas"/>
+          <w:b w:val="false"/>
+          <w:i w:val="false"/>
+          <w:color w:val="auto"/>
+        </w:rPr>
+        <w:t>t org.antlr.v4.runtime.tree.ParseTreeWalk</w:t>
+      </w:r>
+      <w:r>
+        <w:rPr>
+          <w:rFonts w:ascii="Consolas" w:hAnsi="Consolas"/>
+          <w:b w:val="false"/>
+          <w:i w:val="false"/>
+          <w:color w:val="auto"/>
+        </w:rPr>
+        <w:t>er;</w:t>
+      </w:r>
+      <w:r>
+        <w:rPr>
+          <w:rFonts w:ascii="Consolas" w:hAnsi="Consolas"/>
+          <w:b w:val="false"/>
+          <w:i w:val="false"/>
+          <w:color w:val="auto"/>
+        </w:rPr>
+        <w:br/>
+        <w:br/>
+        <w:t>impor</w:t>
+      </w:r>
+      <w:r>
+        <w:rPr>
+          <w:rFonts w:ascii="Consolas" w:hAnsi="Consolas"/>
+          <w:b w:val="false"/>
+          <w:i w:val="false"/>
+          <w:color w:val="auto"/>
+        </w:rPr>
+        <w:t>t javax.swin</w:t>
+      </w:r>
+      <w:r>
+        <w:rPr>
+          <w:rFonts w:ascii="Consolas" w:hAnsi="Consolas"/>
+          <w:b w:val="false"/>
+          <w:i w:val="false"/>
+          <w:color w:val="auto"/>
+        </w:rPr>
+        <w:t>g.*</w:t>
+      </w:r>
+      <w:r>
+        <w:rPr>
+          <w:rFonts w:ascii="Consolas" w:hAnsi="Consolas"/>
+          <w:b w:val="false"/>
+          <w:i w:val="false"/>
+          <w:color w:val="auto"/>
+        </w:rPr>
+        <w:t>;</w:t>
+        <w:br/>
+        <w:t>impor</w:t>
+      </w:r>
+      <w:r>
+        <w:rPr>
+          <w:rFonts w:ascii="Consolas" w:hAnsi="Consolas"/>
+          <w:b w:val="false"/>
+          <w:i w:val="false"/>
+          <w:color w:val="auto"/>
+        </w:rPr>
+        <w:t>t java.aw</w:t>
+      </w:r>
+      <w:r>
+        <w:rPr>
+          <w:rFonts w:ascii="Consolas" w:hAnsi="Consolas"/>
+          <w:b w:val="false"/>
+          <w:i w:val="false"/>
+          <w:color w:val="auto"/>
+        </w:rPr>
+        <w:t>t.*;</w:t>
+      </w:r>
+      <w:r>
+        <w:rPr>
+          <w:rFonts w:ascii="Consolas" w:hAnsi="Consolas"/>
+          <w:b w:val="false"/>
+          <w:i w:val="false"/>
+          <w:color w:val="auto"/>
+        </w:rPr>
+        <w:br/>
+        <w:br/>
+        <w:t>public clas</w:t>
+      </w:r>
+      <w:r>
+        <w:rPr>
+          <w:rFonts w:ascii="Consolas" w:hAnsi="Consolas"/>
+          <w:b w:val="false"/>
+          <w:i w:val="false"/>
+          <w:color w:val="auto"/>
+        </w:rPr>
+        <w:t>s RustID</w:t>
+      </w:r>
+      <w:r>
+        <w:rPr>
+          <w:rFonts w:ascii="Consolas" w:hAnsi="Consolas"/>
+          <w:b w:val="false"/>
+          <w:i w:val="false"/>
+          <w:color w:val="auto"/>
+        </w:rPr>
+        <w:t>E extend</w:t>
+      </w:r>
+      <w:r>
+        <w:rPr>
+          <w:rFonts w:ascii="Consolas" w:hAnsi="Consolas"/>
+          <w:b w:val="false"/>
+          <w:i w:val="false"/>
+          <w:color w:val="auto"/>
+        </w:rPr>
+        <w:t>s JFram</w:t>
+      </w:r>
+      <w:r>
+        <w:rPr>
+          <w:rFonts w:ascii="Consolas" w:hAnsi="Consolas"/>
+          <w:b w:val="false"/>
+          <w:i w:val="false"/>
+          <w:color w:val="auto"/>
+        </w:rPr>
+        <w:t>e {</w:t>
+        <w:br/>
+      </w:r>
+      <w:r>
+        <w:rPr>
+          <w:rFonts w:ascii="Consolas" w:hAnsi="Consolas"/>
+          <w:b w:val="false"/>
+          <w:i w:val="false"/>
+          <w:color w:val="auto"/>
+        </w:rPr>
+        <w:t xml:space="preserve"> privat</w:t>
+      </w:r>
+      <w:r>
+        <w:rPr>
+          <w:rFonts w:ascii="Consolas" w:hAnsi="Consolas"/>
+          <w:b w:val="false"/>
+          <w:i w:val="false"/>
+          <w:color w:val="auto"/>
+        </w:rPr>
+        <w:t>e JTextAre</w:t>
+      </w:r>
+      <w:r>
+        <w:rPr>
+          <w:rFonts w:ascii="Consolas" w:hAnsi="Consolas"/>
+          <w:b w:val="false"/>
+          <w:i w:val="false"/>
+          <w:color w:val="auto"/>
+        </w:rPr>
+        <w:t>a codeAre</w:t>
+      </w:r>
+      <w:r>
+        <w:rPr>
+          <w:rFonts w:ascii="Consolas" w:hAnsi="Consolas"/>
+          <w:b w:val="false"/>
+          <w:i w:val="false"/>
+          <w:color w:val="auto"/>
+        </w:rPr>
+        <w:t xml:space="preserve">a </w:t>
+      </w:r>
+      <w:r>
+        <w:rPr>
+          <w:rFonts w:ascii="Consolas" w:hAnsi="Consolas"/>
+          <w:b w:val="false"/>
+          <w:i w:val="false"/>
+          <w:color w:val="auto"/>
+        </w:rPr>
+        <w:t>= ne</w:t>
+      </w:r>
+      <w:r>
+        <w:rPr>
+          <w:rFonts w:ascii="Consolas" w:hAnsi="Consolas"/>
+          <w:b w:val="false"/>
+          <w:i w:val="false"/>
+          <w:color w:val="auto"/>
+        </w:rPr>
+        <w:t>w JTextArea();</w:t>
+        <w:br/>
+      </w:r>
+      <w:r>
+        <w:rPr>
+          <w:rFonts w:ascii="Consolas" w:hAnsi="Consolas"/>
+          <w:b w:val="false"/>
+          <w:i w:val="false"/>
+          <w:color w:val="auto"/>
+        </w:rPr>
+        <w:t xml:space="preserve"> privat</w:t>
+      </w:r>
+      <w:r>
+        <w:rPr>
+          <w:rFonts w:ascii="Consolas" w:hAnsi="Consolas"/>
+          <w:b w:val="false"/>
+          <w:i w:val="false"/>
+          <w:color w:val="auto"/>
+        </w:rPr>
+        <w:t>e JTextAre</w:t>
+      </w:r>
+      <w:r>
+        <w:rPr>
+          <w:rFonts w:ascii="Consolas" w:hAnsi="Consolas"/>
+          <w:b w:val="false"/>
+          <w:i w:val="false"/>
+          <w:color w:val="auto"/>
+        </w:rPr>
+        <w:t>a outputAre</w:t>
+      </w:r>
+      <w:r>
+        <w:rPr>
+          <w:rFonts w:ascii="Consolas" w:hAnsi="Consolas"/>
+          <w:b w:val="false"/>
+          <w:i w:val="false"/>
+          <w:color w:val="auto"/>
+        </w:rPr>
+        <w:t xml:space="preserve">a </w:t>
+      </w:r>
+      <w:r>
+        <w:rPr>
+          <w:rFonts w:ascii="Consolas" w:hAnsi="Consolas"/>
+          <w:b w:val="false"/>
+          <w:i w:val="false"/>
+          <w:color w:val="auto"/>
+        </w:rPr>
+        <w:t>= ne</w:t>
+      </w:r>
+      <w:r>
+        <w:rPr>
+          <w:rFonts w:ascii="Consolas" w:hAnsi="Consolas"/>
+          <w:b w:val="false"/>
+          <w:i w:val="false"/>
+          <w:color w:val="auto"/>
+        </w:rPr>
+        <w:t>w JTextArea();</w:t>
+        <w:br/>
+        <w:br/>
+      </w:r>
+      <w:r>
+        <w:rPr>
+          <w:rFonts w:ascii="Consolas" w:hAnsi="Consolas"/>
+          <w:b w:val="false"/>
+          <w:i w:val="false"/>
+          <w:color w:val="auto"/>
+        </w:rPr>
+        <w:t xml:space="preserve"> publi</w:t>
+      </w:r>
+      <w:r>
+        <w:rPr>
+          <w:rFonts w:ascii="Consolas" w:hAnsi="Consolas"/>
+          <w:b w:val="false"/>
+          <w:i w:val="false"/>
+          <w:color w:val="auto"/>
+        </w:rPr>
+        <w:t>c RustI</w:t>
+      </w:r>
+      <w:r>
+        <w:rPr>
+          <w:rFonts w:ascii="Consolas" w:hAnsi="Consolas"/>
+          <w:b w:val="false"/>
+          <w:i w:val="false"/>
+          <w:color w:val="auto"/>
+        </w:rPr>
+        <w:t>DE() {</w:t>
+        <w:br/>
+        <w:t xml:space="preserve"> setTitl</w:t>
+      </w:r>
+      <w:r>
+        <w:rPr>
+          <w:rFonts w:ascii="Consolas" w:hAnsi="Consolas"/>
+          <w:b w:val="false"/>
+          <w:i w:val="false"/>
+          <w:color w:val="auto"/>
+        </w:rPr>
+        <w:t>e("Rust Semantic Analyzer ID</w:t>
+      </w:r>
+      <w:r>
+        <w:rPr>
+          <w:rFonts w:ascii="Consolas" w:hAnsi="Consolas"/>
+          <w:b w:val="false"/>
+          <w:i w:val="false"/>
+          <w:color w:val="auto"/>
+        </w:rPr>
+        <w:t>E");</w:t>
+        <w:br/>
+        <w:t xml:space="preserve"> setSiz</w:t>
+      </w:r>
+      <w:r>
+        <w:rPr>
+          <w:rFonts w:ascii="Consolas" w:hAnsi="Consolas"/>
+          <w:b w:val="false"/>
+          <w:i w:val="false"/>
+          <w:color w:val="auto"/>
+        </w:rPr>
+        <w:t>e(8</w:t>
+      </w:r>
+      <w:r>
+        <w:rPr>
+          <w:rFonts w:ascii="Consolas" w:hAnsi="Consolas"/>
+          <w:b w:val="false"/>
+          <w:i w:val="false"/>
+          <w:color w:val="auto"/>
+        </w:rPr>
+        <w:t>00</w:t>
+      </w:r>
+      <w:r>
+        <w:rPr>
+          <w:rFonts w:ascii="Consolas" w:hAnsi="Consolas"/>
+          <w:b w:val="false"/>
+          <w:i w:val="false"/>
+          <w:color w:val="auto"/>
+        </w:rPr>
+        <w:t>, 6</w:t>
+      </w:r>
+      <w:r>
+        <w:rPr>
+          <w:rFonts w:ascii="Consolas" w:hAnsi="Consolas"/>
+          <w:b w:val="false"/>
+          <w:i w:val="false"/>
+          <w:color w:val="auto"/>
+        </w:rPr>
+        <w:t>00);</w:t>
+        <w:br/>
+        <w:t xml:space="preserve"> setDefaultCloseOperatio</w:t>
+      </w:r>
+      <w:r>
+        <w:rPr>
+          <w:rFonts w:ascii="Consolas" w:hAnsi="Consolas"/>
+          <w:b w:val="false"/>
+          <w:i/>
+          <w:color w:val="auto"/>
+        </w:rPr>
+        <w:t>n(EXIT_ON_CLO</w:t>
+      </w:r>
+      <w:r>
+        <w:rPr>
+          <w:rFonts w:ascii="Consolas" w:hAnsi="Consolas"/>
+          <w:b w:val="false"/>
+          <w:i w:val="false"/>
+          <w:color w:val="auto"/>
+        </w:rPr>
+        <w:t>SE);</w:t>
+        <w:br/>
+        <w:br/>
+      </w:r>
+      <w:r>
+        <w:rPr>
+          <w:rFonts w:ascii="Consolas" w:hAnsi="Consolas"/>
+          <w:b w:val="false"/>
+          <w:i w:val="false"/>
+          <w:color w:val="auto"/>
+        </w:rPr>
+        <w:t xml:space="preserve"> JButton bt</w:t>
+      </w:r>
+      <w:r>
+        <w:rPr>
+          <w:rFonts w:ascii="Consolas" w:hAnsi="Consolas"/>
+          <w:b w:val="false"/>
+          <w:i w:val="false"/>
+          <w:color w:val="auto"/>
+        </w:rPr>
+        <w:t xml:space="preserve">n </w:t>
+      </w:r>
+      <w:r>
+        <w:rPr>
+          <w:rFonts w:ascii="Consolas" w:hAnsi="Consolas"/>
+          <w:b w:val="false"/>
+          <w:i w:val="false"/>
+          <w:color w:val="auto"/>
+        </w:rPr>
+        <w:t>= ne</w:t>
+      </w:r>
+      <w:r>
+        <w:rPr>
+          <w:rFonts w:ascii="Consolas" w:hAnsi="Consolas"/>
+          <w:b w:val="false"/>
+          <w:i w:val="false"/>
+          <w:color w:val="auto"/>
+        </w:rPr>
+        <w:t>w JButto</w:t>
+      </w:r>
+      <w:r>
+        <w:rPr>
+          <w:rFonts w:ascii="Consolas" w:hAnsi="Consolas"/>
+          <w:b w:val="false"/>
+          <w:i w:val="false"/>
+          <w:color w:val="auto"/>
+        </w:rPr>
+        <w:t>n("Run Full Analysi</w:t>
+      </w:r>
+      <w:r>
+        <w:rPr>
+          <w:rFonts w:ascii="Consolas" w:hAnsi="Consolas"/>
+          <w:b w:val="false"/>
+          <w:i w:val="false"/>
+          <w:color w:val="auto"/>
+        </w:rPr>
+        <w:t>s");</w:t>
+        <w:br/>
+      </w:r>
+      <w:r>
+        <w:rPr>
+          <w:rFonts w:ascii="Consolas" w:hAnsi="Consolas"/>
+          <w:b w:val="false"/>
+          <w:i w:val="false"/>
+          <w:color w:val="auto"/>
+        </w:rPr>
+        <w:t xml:space="preserve"> b</w:t>
+      </w:r>
+      <w:r>
+        <w:rPr>
+          <w:rFonts w:ascii="Consolas" w:hAnsi="Consolas"/>
+          <w:b w:val="false"/>
+          <w:i w:val="false"/>
+          <w:color w:val="auto"/>
+        </w:rPr>
+        <w:t>tn.addActionListene</w:t>
+      </w:r>
+      <w:r>
+        <w:rPr>
+          <w:rFonts w:ascii="Consolas" w:hAnsi="Consolas"/>
+          <w:b w:val="false"/>
+          <w:i w:val="false"/>
+          <w:color w:val="auto"/>
+        </w:rPr>
+        <w:t>r(</w:t>
+      </w:r>
+      <w:r>
+        <w:rPr>
+          <w:rFonts w:ascii="Consolas" w:hAnsi="Consolas"/>
+          <w:b w:val="false"/>
+          <w:i w:val="false"/>
+          <w:color w:val="auto"/>
+        </w:rPr>
+        <w:t>e -&gt; analyze());</w:t>
+        <w:br/>
+        <w:br/>
+      </w:r>
+      <w:r>
+        <w:rPr>
+          <w:rFonts w:ascii="Consolas" w:hAnsi="Consolas"/>
+          <w:b w:val="false"/>
+          <w:i w:val="false"/>
+          <w:color w:val="auto"/>
+        </w:rPr>
+        <w:t xml:space="preserve"> codeAr</w:t>
+      </w:r>
+      <w:r>
+        <w:rPr>
+          <w:rFonts w:ascii="Consolas" w:hAnsi="Consolas"/>
+          <w:b w:val="false"/>
+          <w:i w:val="false"/>
+          <w:color w:val="auto"/>
+        </w:rPr>
+        <w:t>ea.setFon</w:t>
+      </w:r>
+      <w:r>
+        <w:rPr>
+          <w:rFonts w:ascii="Consolas" w:hAnsi="Consolas"/>
+          <w:b w:val="false"/>
+          <w:i w:val="false"/>
+          <w:color w:val="auto"/>
+        </w:rPr>
+        <w:t>t(ne</w:t>
+      </w:r>
+      <w:r>
+        <w:rPr>
+          <w:rFonts w:ascii="Consolas" w:hAnsi="Consolas"/>
+          <w:b w:val="false"/>
+          <w:i w:val="false"/>
+          <w:color w:val="auto"/>
+        </w:rPr>
+        <w:t>w Fon</w:t>
+      </w:r>
+      <w:r>
+        <w:rPr>
+          <w:rFonts w:ascii="Consolas" w:hAnsi="Consolas"/>
+          <w:b w:val="false"/>
+          <w:i w:val="false"/>
+          <w:color w:val="auto"/>
+        </w:rPr>
+        <w:t>t("Consola</w:t>
+      </w:r>
+      <w:r>
+        <w:rPr>
+          <w:rFonts w:ascii="Consolas" w:hAnsi="Consolas"/>
+          <w:b w:val="false"/>
+          <w:i w:val="false"/>
+          <w:color w:val="auto"/>
+        </w:rPr>
+        <w:t>s"</w:t>
+      </w:r>
+      <w:r>
+        <w:rPr>
+          <w:rFonts w:ascii="Consolas" w:hAnsi="Consolas"/>
+          <w:b w:val="false"/>
+          <w:i w:val="false"/>
+          <w:color w:val="auto"/>
+        </w:rPr>
+        <w:t>, Fo</w:t>
+      </w:r>
+      <w:r>
+        <w:rPr>
+          <w:rFonts w:ascii="Consolas" w:hAnsi="Consolas"/>
+          <w:b w:val="false"/>
+          <w:i w:val="false"/>
+          <w:color w:val="auto"/>
+        </w:rPr>
+        <w:t>n</w:t>
+      </w:r>
+      <w:r>
+        <w:rPr>
+          <w:rFonts w:ascii="Consolas" w:hAnsi="Consolas"/>
+          <w:b w:val="false"/>
+          <w:i/>
+          <w:color w:val="auto"/>
+        </w:rPr>
+        <w:t>t.PLA</w:t>
+      </w:r>
+      <w:r>
+        <w:rPr>
+          <w:rFonts w:ascii="Consolas" w:hAnsi="Consolas"/>
+          <w:b w:val="false"/>
+          <w:i w:val="false"/>
+          <w:color w:val="auto"/>
+        </w:rPr>
+        <w:t>IN</w:t>
+      </w:r>
+      <w:r>
+        <w:rPr>
+          <w:rFonts w:ascii="Consolas" w:hAnsi="Consolas"/>
+          <w:b w:val="false"/>
+          <w:i w:val="false"/>
+          <w:color w:val="auto"/>
+        </w:rPr>
+        <w:t xml:space="preserve">, </w:t>
+      </w:r>
+      <w:r>
+        <w:rPr>
+          <w:rFonts w:ascii="Consolas" w:hAnsi="Consolas"/>
+          <w:b w:val="false"/>
+          <w:i w:val="false"/>
+          <w:color w:val="auto"/>
+        </w:rPr>
+        <w:t>14));</w:t>
+        <w:br/>
+        <w:br/>
+        <w:t xml:space="preserve"> ad</w:t>
+      </w:r>
+      <w:r>
+        <w:rPr>
+          <w:rFonts w:ascii="Consolas" w:hAnsi="Consolas"/>
+          <w:b w:val="false"/>
+          <w:i w:val="false"/>
+          <w:color w:val="auto"/>
+        </w:rPr>
+        <w:t>d(ne</w:t>
+      </w:r>
+      <w:r>
+        <w:rPr>
+          <w:rFonts w:ascii="Consolas" w:hAnsi="Consolas"/>
+          <w:b w:val="false"/>
+          <w:i w:val="false"/>
+          <w:color w:val="auto"/>
+        </w:rPr>
+        <w:t>w JScrollPan</w:t>
+      </w:r>
+      <w:r>
+        <w:rPr>
+          <w:rFonts w:ascii="Consolas" w:hAnsi="Consolas"/>
+          <w:b w:val="false"/>
+          <w:i w:val="false"/>
+          <w:color w:val="auto"/>
+        </w:rPr>
+        <w:t>e(codeAr</w:t>
+      </w:r>
+      <w:r>
+        <w:rPr>
+          <w:rFonts w:ascii="Consolas" w:hAnsi="Consolas"/>
+          <w:b w:val="false"/>
+          <w:i w:val="false"/>
+          <w:color w:val="auto"/>
+        </w:rPr>
+        <w:t>ea)</w:t>
+      </w:r>
+      <w:r>
+        <w:rPr>
+          <w:rFonts w:ascii="Consolas" w:hAnsi="Consolas"/>
+          <w:b w:val="false"/>
+          <w:i w:val="false"/>
+          <w:color w:val="auto"/>
+        </w:rPr>
+        <w:t>, BorderLayo</w:t>
+      </w:r>
+      <w:r>
+        <w:rPr>
+          <w:rFonts w:ascii="Consolas" w:hAnsi="Consolas"/>
+          <w:b w:val="false"/>
+          <w:i w:val="false"/>
+          <w:color w:val="auto"/>
+        </w:rPr>
+        <w:t>u</w:t>
+      </w:r>
+      <w:r>
+        <w:rPr>
+          <w:rFonts w:ascii="Consolas" w:hAnsi="Consolas"/>
+          <w:b w:val="false"/>
+          <w:i/>
+          <w:color w:val="auto"/>
+        </w:rPr>
+        <w:t>t.CENT</w:t>
+      </w:r>
+      <w:r>
+        <w:rPr>
+          <w:rFonts w:ascii="Consolas" w:hAnsi="Consolas"/>
+          <w:b w:val="false"/>
+          <w:i w:val="false"/>
+          <w:color w:val="auto"/>
+        </w:rPr>
+        <w:t>ER);</w:t>
+        <w:br/>
+        <w:t xml:space="preserve"> ad</w:t>
+      </w:r>
+      <w:r>
+        <w:rPr>
+          <w:rFonts w:ascii="Consolas" w:hAnsi="Consolas"/>
+          <w:b w:val="false"/>
+          <w:i w:val="false"/>
+          <w:color w:val="auto"/>
+        </w:rPr>
+        <w:t>d(ne</w:t>
+      </w:r>
+      <w:r>
+        <w:rPr>
+          <w:rFonts w:ascii="Consolas" w:hAnsi="Consolas"/>
+          <w:b w:val="false"/>
+          <w:i w:val="false"/>
+          <w:color w:val="auto"/>
+        </w:rPr>
+        <w:t>w JScrollPan</w:t>
+      </w:r>
+      <w:r>
+        <w:rPr>
+          <w:rFonts w:ascii="Consolas" w:hAnsi="Consolas"/>
+          <w:b w:val="false"/>
+          <w:i w:val="false"/>
+          <w:color w:val="auto"/>
+        </w:rPr>
+        <w:t>e(outputAr</w:t>
+      </w:r>
+      <w:r>
+        <w:rPr>
+          <w:rFonts w:ascii="Consolas" w:hAnsi="Consolas"/>
+          <w:b w:val="false"/>
+          <w:i w:val="false"/>
+          <w:color w:val="auto"/>
+        </w:rPr>
+        <w:t>ea)</w:t>
+      </w:r>
+      <w:r>
+        <w:rPr>
+          <w:rFonts w:ascii="Consolas" w:hAnsi="Consolas"/>
+          <w:b w:val="false"/>
+          <w:i w:val="false"/>
+          <w:color w:val="auto"/>
+        </w:rPr>
+        <w:t>, BorderLayo</w:t>
+      </w:r>
+      <w:r>
+        <w:rPr>
+          <w:rFonts w:ascii="Consolas" w:hAnsi="Consolas"/>
+          <w:b w:val="false"/>
+          <w:i w:val="false"/>
+          <w:color w:val="auto"/>
+        </w:rPr>
+        <w:t>u</w:t>
+      </w:r>
+      <w:r>
+        <w:rPr>
+          <w:rFonts w:ascii="Consolas" w:hAnsi="Consolas"/>
+          <w:b w:val="false"/>
+          <w:i/>
+          <w:color w:val="auto"/>
+        </w:rPr>
+        <w:t>t.SOU</w:t>
+      </w:r>
+      <w:r>
+        <w:rPr>
+          <w:rFonts w:ascii="Consolas" w:hAnsi="Consolas"/>
+          <w:b w:val="false"/>
+          <w:i w:val="false"/>
+          <w:color w:val="auto"/>
+        </w:rPr>
+        <w:t>TH);</w:t>
+        <w:br/>
+        <w:t xml:space="preserve"> ad</w:t>
+      </w:r>
+      <w:r>
+        <w:rPr>
+          <w:rFonts w:ascii="Consolas" w:hAnsi="Consolas"/>
+          <w:b w:val="false"/>
+          <w:i w:val="false"/>
+          <w:color w:val="auto"/>
+        </w:rPr>
+        <w:t>d(b</w:t>
+      </w:r>
+      <w:r>
+        <w:rPr>
+          <w:rFonts w:ascii="Consolas" w:hAnsi="Consolas"/>
+          <w:b w:val="false"/>
+          <w:i w:val="false"/>
+          <w:color w:val="auto"/>
+        </w:rPr>
+        <w:t>tn</w:t>
+      </w:r>
+      <w:r>
+        <w:rPr>
+          <w:rFonts w:ascii="Consolas" w:hAnsi="Consolas"/>
+          <w:b w:val="false"/>
+          <w:i w:val="false"/>
+          <w:color w:val="auto"/>
+        </w:rPr>
+        <w:t>, BorderLayo</w:t>
+      </w:r>
+      <w:r>
+        <w:rPr>
+          <w:rFonts w:ascii="Consolas" w:hAnsi="Consolas"/>
+          <w:b w:val="false"/>
+          <w:i w:val="false"/>
+          <w:color w:val="auto"/>
+        </w:rPr>
+        <w:t>u</w:t>
+      </w:r>
+      <w:r>
+        <w:rPr>
+          <w:rFonts w:ascii="Consolas" w:hAnsi="Consolas"/>
+          <w:b w:val="false"/>
+          <w:i/>
+          <w:color w:val="auto"/>
+        </w:rPr>
+        <w:t>t.NOR</w:t>
+      </w:r>
+      <w:r>
+        <w:rPr>
+          <w:rFonts w:ascii="Consolas" w:hAnsi="Consolas"/>
+          <w:b w:val="false"/>
+          <w:i w:val="false"/>
+          <w:color w:val="auto"/>
+        </w:rPr>
+        <w:t>TH);</w:t>
+        <w:br/>
+      </w:r>
+      <w:r>
+        <w:rPr>
+          <w:rFonts w:ascii="Consolas" w:hAnsi="Consolas"/>
+          <w:b w:val="false"/>
+          <w:i w:val="false"/>
+          <w:color w:val="auto"/>
+        </w:rPr>
+        <w:t xml:space="preserve"> outputAr</w:t>
+      </w:r>
+      <w:r>
+        <w:rPr>
+          <w:rFonts w:ascii="Consolas" w:hAnsi="Consolas"/>
+          <w:b w:val="false"/>
+          <w:i w:val="false"/>
+          <w:color w:val="auto"/>
+        </w:rPr>
+        <w:t>ea.setPreferredSiz</w:t>
+      </w:r>
+      <w:r>
+        <w:rPr>
+          <w:rFonts w:ascii="Consolas" w:hAnsi="Consolas"/>
+          <w:b w:val="false"/>
+          <w:i w:val="false"/>
+          <w:color w:val="auto"/>
+        </w:rPr>
+        <w:t>e(ne</w:t>
+      </w:r>
+      <w:r>
+        <w:rPr>
+          <w:rFonts w:ascii="Consolas" w:hAnsi="Consolas"/>
+          <w:b w:val="false"/>
+          <w:i w:val="false"/>
+          <w:color w:val="auto"/>
+        </w:rPr>
+        <w:t>w Dimensio</w:t>
+      </w:r>
+      <w:r>
+        <w:rPr>
+          <w:rFonts w:ascii="Consolas" w:hAnsi="Consolas"/>
+          <w:b w:val="false"/>
+          <w:i w:val="false"/>
+          <w:color w:val="auto"/>
+        </w:rPr>
+        <w:t>n(8</w:t>
+      </w:r>
+      <w:r>
+        <w:rPr>
+          <w:rFonts w:ascii="Consolas" w:hAnsi="Consolas"/>
+          <w:b w:val="false"/>
+          <w:i w:val="false"/>
+          <w:color w:val="auto"/>
+        </w:rPr>
+        <w:t>00</w:t>
+      </w:r>
+      <w:r>
+        <w:rPr>
+          <w:rFonts w:ascii="Consolas" w:hAnsi="Consolas"/>
+          <w:b w:val="false"/>
+          <w:i w:val="false"/>
+          <w:color w:val="auto"/>
+        </w:rPr>
+        <w:t>, 2</w:t>
+      </w:r>
+      <w:r>
+        <w:rPr>
+          <w:rFonts w:ascii="Consolas" w:hAnsi="Consolas"/>
+          <w:b w:val="false"/>
+          <w:i w:val="false"/>
+          <w:color w:val="auto"/>
+        </w:rPr>
+        <w:t>00));</w:t>
+        <w:br/>
+      </w:r>
+      <w:r>
+        <w:rPr>
+          <w:rFonts w:ascii="Consolas" w:hAnsi="Consolas"/>
+          <w:b w:val="false"/>
+          <w:i w:val="false"/>
+          <w:color w:val="auto"/>
+        </w:rPr>
+        <w:t xml:space="preserve"> outputAr</w:t>
+      </w:r>
+      <w:r>
+        <w:rPr>
+          <w:rFonts w:ascii="Consolas" w:hAnsi="Consolas"/>
+          <w:b w:val="false"/>
+          <w:i w:val="false"/>
+          <w:color w:val="auto"/>
+        </w:rPr>
+        <w:t>ea.setEditabl</w:t>
+      </w:r>
+      <w:r>
+        <w:rPr>
+          <w:rFonts w:ascii="Consolas" w:hAnsi="Consolas"/>
+          <w:b w:val="false"/>
+          <w:i w:val="false"/>
+          <w:color w:val="auto"/>
+        </w:rPr>
+        <w:t>e(fal</w:t>
+      </w:r>
+      <w:r>
+        <w:rPr>
+          <w:rFonts w:ascii="Consolas" w:hAnsi="Consolas"/>
+          <w:b w:val="false"/>
+          <w:i w:val="false"/>
+          <w:color w:val="auto"/>
+        </w:rPr>
+        <w:t>se);</w:t>
+        <w:br/>
+        <w:t xml:space="preserve"> }</w:t>
+        <w:br/>
+        <w:br/>
+      </w:r>
+      <w:r>
+        <w:rPr>
+          <w:rFonts w:ascii="Consolas" w:hAnsi="Consolas"/>
+          <w:b w:val="false"/>
+          <w:i w:val="false"/>
+          <w:color w:val="auto"/>
+        </w:rPr>
+        <w:t xml:space="preserve"> private voi</w:t>
+      </w:r>
+      <w:r>
+        <w:rPr>
+          <w:rFonts w:ascii="Consolas" w:hAnsi="Consolas"/>
+          <w:b w:val="false"/>
+          <w:i w:val="false"/>
+          <w:color w:val="auto"/>
+        </w:rPr>
+        <w:t>d analy</w:t>
+      </w:r>
+      <w:r>
+        <w:rPr>
+          <w:rFonts w:ascii="Consolas" w:hAnsi="Consolas"/>
+          <w:b w:val="false"/>
+          <w:i w:val="false"/>
+          <w:color w:val="auto"/>
+        </w:rPr>
+        <w:t>ze() {</w:t>
+        <w:br/>
+      </w:r>
+      <w:r>
+        <w:rPr>
+          <w:rFonts w:ascii="Consolas" w:hAnsi="Consolas"/>
+          <w:b w:val="false"/>
+          <w:i w:val="false"/>
+          <w:color w:val="auto"/>
+        </w:rPr>
+        <w:t xml:space="preserve"> outputAr</w:t>
+      </w:r>
+      <w:r>
+        <w:rPr>
+          <w:rFonts w:ascii="Consolas" w:hAnsi="Consolas"/>
+          <w:b w:val="false"/>
+          <w:i w:val="false"/>
+          <w:color w:val="auto"/>
+        </w:rPr>
+        <w:t>ea.setTex</w:t>
+      </w:r>
+      <w:r>
+        <w:rPr>
+          <w:rFonts w:ascii="Consolas" w:hAnsi="Consolas"/>
+          <w:b w:val="false"/>
+          <w:i w:val="false"/>
+          <w:color w:val="auto"/>
+        </w:rPr>
+        <w:t>t(</w:t>
+      </w:r>
+      <w:r>
+        <w:rPr>
+          <w:rFonts w:ascii="Consolas" w:hAnsi="Consolas"/>
+          <w:b w:val="false"/>
+          <w:i w:val="false"/>
+          <w:color w:val="auto"/>
+        </w:rPr>
+        <w:t>"");</w:t>
+        <w:br/>
+      </w:r>
+      <w:r>
+        <w:rPr>
+          <w:rFonts w:ascii="Consolas" w:hAnsi="Consolas"/>
+          <w:b w:val="false"/>
+          <w:i w:val="false"/>
+          <w:color w:val="auto"/>
+        </w:rPr>
+        <w:t xml:space="preserve"> MainLexer lexe</w:t>
+      </w:r>
+      <w:r>
+        <w:rPr>
+          <w:rFonts w:ascii="Consolas" w:hAnsi="Consolas"/>
+          <w:b w:val="false"/>
+          <w:i w:val="false"/>
+          <w:color w:val="auto"/>
+        </w:rPr>
+        <w:t xml:space="preserve">r </w:t>
+      </w:r>
+      <w:r>
+        <w:rPr>
+          <w:rFonts w:ascii="Consolas" w:hAnsi="Consolas"/>
+          <w:b w:val="false"/>
+          <w:i w:val="false"/>
+          <w:color w:val="auto"/>
+        </w:rPr>
+        <w:t>= ne</w:t>
+      </w:r>
+      <w:r>
+        <w:rPr>
+          <w:rFonts w:ascii="Consolas" w:hAnsi="Consolas"/>
+          <w:b w:val="false"/>
+          <w:i w:val="false"/>
+          <w:color w:val="auto"/>
+        </w:rPr>
+        <w:t>w MainLexe</w:t>
+      </w:r>
+      <w:r>
+        <w:rPr>
+          <w:rFonts w:ascii="Consolas" w:hAnsi="Consolas"/>
+          <w:b w:val="false"/>
+          <w:i w:val="false"/>
+          <w:color w:val="auto"/>
+        </w:rPr>
+        <w:t>r(CharStrea</w:t>
+      </w:r>
+      <w:r>
+        <w:rPr>
+          <w:rFonts w:ascii="Consolas" w:hAnsi="Consolas"/>
+          <w:b w:val="false"/>
+          <w:i w:val="false"/>
+          <w:color w:val="auto"/>
+        </w:rPr>
+        <w:t>m</w:t>
+      </w:r>
+      <w:r>
+        <w:rPr>
+          <w:rFonts w:ascii="Consolas" w:hAnsi="Consolas"/>
+          <w:b w:val="false"/>
+          <w:i/>
+          <w:color w:val="auto"/>
+        </w:rPr>
+        <w:t>s.fromStri</w:t>
+      </w:r>
+      <w:r>
+        <w:rPr>
+          <w:rFonts w:ascii="Consolas" w:hAnsi="Consolas"/>
+          <w:b w:val="false"/>
+          <w:i w:val="false"/>
+          <w:color w:val="auto"/>
+        </w:rPr>
+        <w:t>n</w:t>
+      </w:r>
+      <w:r>
+        <w:rPr>
+          <w:rFonts w:ascii="Consolas" w:hAnsi="Consolas"/>
+          <w:b w:val="false"/>
+          <w:i w:val="false"/>
+          <w:color w:val="auto"/>
+        </w:rPr>
+        <w:t>g(codeAr</w:t>
+      </w:r>
+      <w:r>
+        <w:rPr>
+          <w:rFonts w:ascii="Consolas" w:hAnsi="Consolas"/>
+          <w:b w:val="false"/>
+          <w:i w:val="false"/>
+          <w:color w:val="auto"/>
+        </w:rPr>
+        <w:t>ea.getText()));</w:t>
+        <w:br/>
+      </w:r>
+      <w:r>
+        <w:rPr>
+          <w:rFonts w:ascii="Consolas" w:hAnsi="Consolas"/>
+          <w:b w:val="false"/>
+          <w:i w:val="false"/>
+          <w:color w:val="auto"/>
+        </w:rPr>
+        <w:t xml:space="preserve"> MainParser parse</w:t>
+      </w:r>
+      <w:r>
+        <w:rPr>
+          <w:rFonts w:ascii="Consolas" w:hAnsi="Consolas"/>
+          <w:b w:val="false"/>
+          <w:i w:val="false"/>
+          <w:color w:val="auto"/>
+        </w:rPr>
+        <w:t xml:space="preserve">r </w:t>
+      </w:r>
+      <w:r>
+        <w:rPr>
+          <w:rFonts w:ascii="Consolas" w:hAnsi="Consolas"/>
+          <w:b w:val="false"/>
+          <w:i w:val="false"/>
+          <w:color w:val="auto"/>
+        </w:rPr>
+        <w:t>= ne</w:t>
+      </w:r>
+      <w:r>
+        <w:rPr>
+          <w:rFonts w:ascii="Consolas" w:hAnsi="Consolas"/>
+          <w:b w:val="false"/>
+          <w:i w:val="false"/>
+          <w:color w:val="auto"/>
+        </w:rPr>
+        <w:t>w MainParse</w:t>
+      </w:r>
+      <w:r>
+        <w:rPr>
+          <w:rFonts w:ascii="Consolas" w:hAnsi="Consolas"/>
+          <w:b w:val="false"/>
+          <w:i w:val="false"/>
+          <w:color w:val="auto"/>
+        </w:rPr>
+        <w:t>r(ne</w:t>
+      </w:r>
+      <w:r>
+        <w:rPr>
+          <w:rFonts w:ascii="Consolas" w:hAnsi="Consolas"/>
+          <w:b w:val="false"/>
+          <w:i w:val="false"/>
+          <w:color w:val="auto"/>
+        </w:rPr>
+        <w:t>w CommonTokenStrea</w:t>
+      </w:r>
+      <w:r>
+        <w:rPr>
+          <w:rFonts w:ascii="Consolas" w:hAnsi="Consolas"/>
+          <w:b w:val="false"/>
+          <w:i w:val="false"/>
+          <w:color w:val="auto"/>
+        </w:rPr>
+        <w:t>m(lex</w:t>
+      </w:r>
+      <w:r>
+        <w:rPr>
+          <w:rFonts w:ascii="Consolas" w:hAnsi="Consolas"/>
+          <w:b w:val="false"/>
+          <w:i w:val="false"/>
+          <w:color w:val="auto"/>
+        </w:rPr>
+        <w:t>er));</w:t>
+        <w:br/>
+      </w:r>
+      <w:r>
+        <w:rPr>
+          <w:rFonts w:ascii="Consolas" w:hAnsi="Consolas"/>
+          <w:b w:val="false"/>
+          <w:i w:val="false"/>
+          <w:color w:val="auto"/>
+        </w:rPr>
+        <w:t xml:space="preserve"> ParseTree tre</w:t>
+      </w:r>
+      <w:r>
+        <w:rPr>
+          <w:rFonts w:ascii="Consolas" w:hAnsi="Consolas"/>
+          <w:b w:val="false"/>
+          <w:i w:val="false"/>
+          <w:color w:val="auto"/>
+        </w:rPr>
+        <w:t xml:space="preserve">e </w:t>
+      </w:r>
+      <w:r>
+        <w:rPr>
+          <w:rFonts w:ascii="Consolas" w:hAnsi="Consolas"/>
+          <w:b w:val="false"/>
+          <w:i w:val="false"/>
+          <w:color w:val="auto"/>
+        </w:rPr>
+        <w:t>= pars</w:t>
+      </w:r>
+      <w:r>
+        <w:rPr>
+          <w:rFonts w:ascii="Consolas" w:hAnsi="Consolas"/>
+          <w:b w:val="false"/>
+          <w:i w:val="false"/>
+          <w:color w:val="auto"/>
+        </w:rPr>
+        <w:t>er.program();</w:t>
+        <w:br/>
+        <w:br/>
+      </w:r>
+      <w:r>
+        <w:rPr>
+          <w:rFonts w:ascii="Consolas" w:hAnsi="Consolas"/>
+          <w:b w:val="false"/>
+          <w:i w:val="false"/>
+          <w:color w:val="auto"/>
+        </w:rPr>
+        <w:t xml:space="preserve"> ParseTreeWalker walke</w:t>
+      </w:r>
+      <w:r>
+        <w:rPr>
+          <w:rFonts w:ascii="Consolas" w:hAnsi="Consolas"/>
+          <w:b w:val="false"/>
+          <w:i w:val="false"/>
+          <w:color w:val="auto"/>
+        </w:rPr>
+        <w:t xml:space="preserve">r </w:t>
+      </w:r>
+      <w:r>
+        <w:rPr>
+          <w:rFonts w:ascii="Consolas" w:hAnsi="Consolas"/>
+          <w:b w:val="false"/>
+          <w:i w:val="false"/>
+          <w:color w:val="auto"/>
+        </w:rPr>
+        <w:t>= ne</w:t>
+      </w:r>
+      <w:r>
+        <w:rPr>
+          <w:rFonts w:ascii="Consolas" w:hAnsi="Consolas"/>
+          <w:b w:val="false"/>
+          <w:i w:val="false"/>
+          <w:color w:val="auto"/>
+        </w:rPr>
+        <w:t>w ParseTreeWalker();</w:t>
+        <w:br/>
+      </w:r>
+      <w:r>
+        <w:rPr>
+          <w:rFonts w:ascii="Consolas" w:hAnsi="Consolas"/>
+          <w:b w:val="false"/>
+          <w:i w:val="false"/>
+          <w:color w:val="auto"/>
+        </w:rPr>
+        <w:t xml:space="preserve"> SemanticAnalyzer analyze</w:t>
+      </w:r>
+      <w:r>
+        <w:rPr>
+          <w:rFonts w:ascii="Consolas" w:hAnsi="Consolas"/>
+          <w:b w:val="false"/>
+          <w:i w:val="false"/>
+          <w:color w:val="auto"/>
+        </w:rPr>
+        <w:t xml:space="preserve">r </w:t>
+      </w:r>
+      <w:r>
+        <w:rPr>
+          <w:rFonts w:ascii="Consolas" w:hAnsi="Consolas"/>
+          <w:b w:val="false"/>
+          <w:i w:val="false"/>
+          <w:color w:val="auto"/>
+        </w:rPr>
+        <w:t>= ne</w:t>
+      </w:r>
+      <w:r>
+        <w:rPr>
+          <w:rFonts w:ascii="Consolas" w:hAnsi="Consolas"/>
+          <w:b w:val="false"/>
+          <w:i w:val="false"/>
+          <w:color w:val="auto"/>
+        </w:rPr>
+        <w:t>w SemanticAnalyzer();</w:t>
+        <w:br/>
+      </w:r>
+      <w:r>
+        <w:rPr>
+          <w:rFonts w:ascii="Consolas" w:hAnsi="Consolas"/>
+          <w:b w:val="false"/>
+          <w:i w:val="false"/>
+          <w:color w:val="auto"/>
+        </w:rPr>
+        <w:t xml:space="preserve"> walk</w:t>
+      </w:r>
+      <w:r>
+        <w:rPr>
+          <w:rFonts w:ascii="Consolas" w:hAnsi="Consolas"/>
+          <w:b w:val="false"/>
+          <w:i w:val="false"/>
+          <w:color w:val="auto"/>
+        </w:rPr>
+        <w:t>er.wal</w:t>
+      </w:r>
+      <w:r>
+        <w:rPr>
+          <w:rFonts w:ascii="Consolas" w:hAnsi="Consolas"/>
+          <w:b w:val="false"/>
+          <w:i w:val="false"/>
+          <w:color w:val="auto"/>
+        </w:rPr>
+        <w:t>k(analyz</w:t>
+      </w:r>
+      <w:r>
+        <w:rPr>
+          <w:rFonts w:ascii="Consolas" w:hAnsi="Consolas"/>
+          <w:b w:val="false"/>
+          <w:i w:val="false"/>
+          <w:color w:val="auto"/>
+        </w:rPr>
+        <w:t>er</w:t>
+      </w:r>
+      <w:r>
+        <w:rPr>
+          <w:rFonts w:ascii="Consolas" w:hAnsi="Consolas"/>
+          <w:b w:val="false"/>
+          <w:i w:val="false"/>
+          <w:color w:val="auto"/>
+        </w:rPr>
+        <w:t>, tr</w:t>
+      </w:r>
+      <w:r>
+        <w:rPr>
+          <w:rFonts w:ascii="Consolas" w:hAnsi="Consolas"/>
+          <w:b w:val="false"/>
+          <w:i w:val="false"/>
+          <w:color w:val="auto"/>
+        </w:rPr>
+        <w:t>ee);</w:t>
+        <w:br/>
+        <w:br/>
+        <w:t xml:space="preserve">      </w:t>
+      </w:r>
+      <w:r>
+        <w:rPr>
+          <w:rFonts w:ascii="Consolas" w:hAnsi="Consolas"/>
+          <w:b w:val="false"/>
+          <w:i w:val="false"/>
+          <w:color w:val="auto"/>
+        </w:rPr>
+        <w:t xml:space="preserve">  i</w:t>
+      </w:r>
+      <w:r>
+        <w:rPr>
+          <w:rFonts w:ascii="Consolas" w:hAnsi="Consolas"/>
+          <w:b w:val="false"/>
+          <w:i w:val="false"/>
+          <w:color w:val="auto"/>
+        </w:rPr>
+        <w:t>f</w:t>
+      </w:r>
+      <w:r>
+        <w:rPr>
+          <w:rFonts w:ascii="Consolas" w:hAnsi="Consolas"/>
+          <w:b w:val="false"/>
+          <w:i w:val="false"/>
+          <w:color w:val="auto"/>
+        </w:rPr>
+        <w:t xml:space="preserve"> (analyz</w:t>
+      </w:r>
+      <w:r>
+        <w:rPr>
+          <w:rFonts w:ascii="Consolas" w:hAnsi="Consolas"/>
+          <w:b w:val="false"/>
+          <w:i w:val="false"/>
+          <w:color w:val="auto"/>
+        </w:rPr>
+        <w:t>e</w:t>
+      </w:r>
+      <w:r>
+        <w:rPr>
+          <w:rFonts w:ascii="Consolas" w:hAnsi="Consolas"/>
+          <w:b w:val="false"/>
+          <w:i w:val="false"/>
+          <w:color w:val="auto"/>
+        </w:rPr>
+        <w:t>r.erro</w:t>
+      </w:r>
+      <w:r>
+        <w:rPr>
+          <w:rFonts w:ascii="Consolas" w:hAnsi="Consolas"/>
+          <w:b w:val="false"/>
+          <w:i w:val="false"/>
+          <w:color w:val="auto"/>
+        </w:rPr>
+        <w:t>rs.isEmpty() &amp;</w:t>
+      </w:r>
+      <w:r>
+        <w:rPr>
+          <w:rFonts w:ascii="Consolas" w:hAnsi="Consolas"/>
+          <w:b w:val="false"/>
+          <w:i w:val="false"/>
+          <w:color w:val="auto"/>
+        </w:rPr>
+        <w:t>&amp; analyz</w:t>
+      </w:r>
+      <w:r>
+        <w:rPr>
+          <w:rFonts w:ascii="Consolas" w:hAnsi="Consolas"/>
+          <w:b w:val="false"/>
+          <w:i w:val="false"/>
+          <w:color w:val="auto"/>
+        </w:rPr>
+        <w:t>e</w:t>
+      </w:r>
+      <w:r>
+        <w:rPr>
+          <w:rFonts w:ascii="Consolas" w:hAnsi="Consolas"/>
+          <w:b w:val="false"/>
+          <w:i w:val="false"/>
+          <w:color w:val="auto"/>
+        </w:rPr>
+        <w:t>r.warnin</w:t>
+      </w:r>
+      <w:r>
+        <w:rPr>
+          <w:rFonts w:ascii="Consolas" w:hAnsi="Consolas"/>
+          <w:b w:val="false"/>
+          <w:i w:val="false"/>
+          <w:color w:val="auto"/>
+        </w:rPr>
+        <w:t>gs.isEmpty()) {</w:t>
+        <w:br/>
+        <w:t xml:space="preserve">          </w:t>
+      </w:r>
+      <w:r>
+        <w:rPr>
+          <w:rFonts w:ascii="Consolas" w:hAnsi="Consolas"/>
+          <w:b w:val="false"/>
+          <w:i w:val="false"/>
+          <w:color w:val="auto"/>
+        </w:rPr>
+        <w:t xml:space="preserve">  outputAr</w:t>
+      </w:r>
+      <w:r>
+        <w:rPr>
+          <w:rFonts w:ascii="Consolas" w:hAnsi="Consolas"/>
+          <w:b w:val="false"/>
+          <w:i w:val="false"/>
+          <w:color w:val="auto"/>
+        </w:rPr>
+        <w:t>ea.setTex</w:t>
+      </w:r>
+      <w:r>
+        <w:rPr>
+          <w:rFonts w:ascii="Consolas" w:hAnsi="Consolas"/>
+          <w:b w:val="false"/>
+          <w:i w:val="false"/>
+          <w:color w:val="auto"/>
+        </w:rPr>
+        <w:t>t("Analysis complete. No issues found</w:t>
+      </w:r>
+      <w:r>
+        <w:rPr>
+          <w:rFonts w:ascii="Consolas" w:hAnsi="Consolas"/>
+          <w:b w:val="false"/>
+          <w:i w:val="false"/>
+          <w:color w:val="auto"/>
+        </w:rPr>
+        <w:t>.");</w:t>
+        <w:br/>
+        <w:t xml:space="preserve">        </w:t>
+      </w:r>
+      <w:r>
+        <w:rPr>
+          <w:rFonts w:ascii="Consolas" w:hAnsi="Consolas"/>
+          <w:b w:val="false"/>
+          <w:i w:val="false"/>
+          <w:color w:val="auto"/>
+        </w:rPr>
+        <w:t>} els</w:t>
+      </w:r>
+      <w:r>
+        <w:rPr>
+          <w:rFonts w:ascii="Consolas" w:hAnsi="Consolas"/>
+          <w:b w:val="false"/>
+          <w:i w:val="false"/>
+          <w:color w:val="auto"/>
+        </w:rPr>
+        <w:t>e {</w:t>
+        <w:br/>
+        <w:t xml:space="preserve">          </w:t>
+      </w:r>
+      <w:r>
+        <w:rPr>
+          <w:rFonts w:ascii="Consolas" w:hAnsi="Consolas"/>
+          <w:b w:val="false"/>
+          <w:i w:val="false"/>
+          <w:color w:val="auto"/>
+        </w:rPr>
+        <w:t xml:space="preserve">  fo</w:t>
+      </w:r>
+      <w:r>
+        <w:rPr>
+          <w:rFonts w:ascii="Consolas" w:hAnsi="Consolas"/>
+          <w:b w:val="false"/>
+          <w:i w:val="false"/>
+          <w:color w:val="auto"/>
+        </w:rPr>
+        <w:t>r</w:t>
+      </w:r>
+      <w:r>
+        <w:rPr>
+          <w:rFonts w:ascii="Consolas" w:hAnsi="Consolas"/>
+          <w:b w:val="false"/>
+          <w:i w:val="false"/>
+          <w:color w:val="auto"/>
+        </w:rPr>
+        <w:t xml:space="preserve"> (String er</w:t>
+      </w:r>
+      <w:r>
+        <w:rPr>
+          <w:rFonts w:ascii="Consolas" w:hAnsi="Consolas"/>
+          <w:b w:val="false"/>
+          <w:i w:val="false"/>
+          <w:color w:val="auto"/>
+        </w:rPr>
+        <w:t xml:space="preserve">r </w:t>
+      </w:r>
+      <w:r>
+        <w:rPr>
+          <w:rFonts w:ascii="Consolas" w:hAnsi="Consolas"/>
+          <w:b w:val="false"/>
+          <w:i w:val="false"/>
+          <w:color w:val="auto"/>
+        </w:rPr>
+        <w:t>: analyz</w:t>
+      </w:r>
+      <w:r>
+        <w:rPr>
+          <w:rFonts w:ascii="Consolas" w:hAnsi="Consolas"/>
+          <w:b w:val="false"/>
+          <w:i w:val="false"/>
+          <w:color w:val="auto"/>
+        </w:rPr>
+        <w:t>e</w:t>
+      </w:r>
+      <w:r>
+        <w:rPr>
+          <w:rFonts w:ascii="Consolas" w:hAnsi="Consolas"/>
+          <w:b w:val="false"/>
+          <w:i w:val="false"/>
+          <w:color w:val="auto"/>
+        </w:rPr>
+        <w:t>r.erro</w:t>
+      </w:r>
+      <w:r>
+        <w:rPr>
+          <w:rFonts w:ascii="Consolas" w:hAnsi="Consolas"/>
+          <w:b w:val="false"/>
+          <w:i w:val="false"/>
+          <w:color w:val="auto"/>
+        </w:rPr>
+        <w:t>rs</w:t>
+      </w:r>
+      <w:r>
+        <w:rPr>
+          <w:rFonts w:ascii="Consolas" w:hAnsi="Consolas"/>
+          <w:b w:val="false"/>
+          <w:i w:val="false"/>
+          <w:color w:val="auto"/>
+        </w:rPr>
+        <w:t>) outputAr</w:t>
+      </w:r>
+      <w:r>
+        <w:rPr>
+          <w:rFonts w:ascii="Consolas" w:hAnsi="Consolas"/>
+          <w:b w:val="false"/>
+          <w:i w:val="false"/>
+          <w:color w:val="auto"/>
+        </w:rPr>
+        <w:t>ea.appen</w:t>
+      </w:r>
+      <w:r>
+        <w:rPr>
+          <w:rFonts w:ascii="Consolas" w:hAnsi="Consolas"/>
+          <w:b w:val="false"/>
+          <w:i w:val="false"/>
+          <w:color w:val="auto"/>
+        </w:rPr>
+        <w:t>d(er</w:t>
+      </w:r>
+      <w:r>
+        <w:rPr>
+          <w:rFonts w:ascii="Consolas" w:hAnsi="Consolas"/>
+          <w:b w:val="false"/>
+          <w:i w:val="false"/>
+          <w:color w:val="auto"/>
+        </w:rPr>
+        <w:t xml:space="preserve">r </w:t>
+      </w:r>
+      <w:r>
+        <w:rPr>
+          <w:rFonts w:ascii="Consolas" w:hAnsi="Consolas"/>
+          <w:b w:val="false"/>
+          <w:i w:val="false"/>
+          <w:color w:val="auto"/>
+        </w:rPr>
+        <w:t>+</w:t>
+      </w:r>
+      <w:r>
+        <w:rPr>
+          <w:rFonts w:ascii="Consolas" w:hAnsi="Consolas"/>
+          <w:b w:val="false"/>
+          <w:i w:val="false"/>
+          <w:color w:val="auto"/>
+        </w:rPr>
+        <w:t xml:space="preserve"> "</w:t>
+      </w:r>
+      <w:r>
+        <w:rPr>
+          <w:rFonts w:ascii="Consolas" w:hAnsi="Consolas"/>
+          <w:b w:val="false"/>
+          <w:i w:val="false"/>
+          <w:color w:val="auto"/>
+        </w:rPr>
+        <w:t>\</w:t>
+      </w:r>
+      <w:r>
+        <w:rPr>
+          <w:rFonts w:ascii="Consolas" w:hAnsi="Consolas"/>
+          <w:b w:val="false"/>
+          <w:i w:val="false"/>
+          <w:color w:val="auto"/>
+        </w:rPr>
+        <w:t>n");</w:t>
+        <w:br/>
+        <w:t xml:space="preserve">          </w:t>
+      </w:r>
+      <w:r>
+        <w:rPr>
+          <w:rFonts w:ascii="Consolas" w:hAnsi="Consolas"/>
+          <w:b w:val="false"/>
+          <w:i w:val="false"/>
+          <w:color w:val="auto"/>
+        </w:rPr>
+        <w:t xml:space="preserve">  fo</w:t>
+      </w:r>
+      <w:r>
+        <w:rPr>
+          <w:rFonts w:ascii="Consolas" w:hAnsi="Consolas"/>
+          <w:b w:val="false"/>
+          <w:i w:val="false"/>
+          <w:color w:val="auto"/>
+        </w:rPr>
+        <w:t>r</w:t>
+      </w:r>
+      <w:r>
+        <w:rPr>
+          <w:rFonts w:ascii="Consolas" w:hAnsi="Consolas"/>
+          <w:b w:val="false"/>
+          <w:i w:val="false"/>
+          <w:color w:val="auto"/>
+        </w:rPr>
+        <w:t xml:space="preserve"> (String war</w:t>
+      </w:r>
+      <w:r>
+        <w:rPr>
+          <w:rFonts w:ascii="Consolas" w:hAnsi="Consolas"/>
+          <w:b w:val="false"/>
+          <w:i w:val="false"/>
+          <w:color w:val="auto"/>
+        </w:rPr>
+        <w:t xml:space="preserve">n </w:t>
+      </w:r>
+      <w:r>
+        <w:rPr>
+          <w:rFonts w:ascii="Consolas" w:hAnsi="Consolas"/>
+          <w:b w:val="false"/>
+          <w:i w:val="false"/>
+          <w:color w:val="auto"/>
+        </w:rPr>
+        <w:t>: analyz</w:t>
+      </w:r>
+      <w:r>
+        <w:rPr>
+          <w:rFonts w:ascii="Consolas" w:hAnsi="Consolas"/>
+          <w:b w:val="false"/>
+          <w:i w:val="false"/>
+          <w:color w:val="auto"/>
+        </w:rPr>
+        <w:t>e</w:t>
+      </w:r>
+      <w:r>
+        <w:rPr>
+          <w:rFonts w:ascii="Consolas" w:hAnsi="Consolas"/>
+          <w:b w:val="false"/>
+          <w:i w:val="false"/>
+          <w:color w:val="auto"/>
+        </w:rPr>
+        <w:t>r.warnin</w:t>
+      </w:r>
+      <w:r>
+        <w:rPr>
+          <w:rFonts w:ascii="Consolas" w:hAnsi="Consolas"/>
+          <w:b w:val="false"/>
+          <w:i w:val="false"/>
+          <w:color w:val="auto"/>
+        </w:rPr>
+        <w:t>gs</w:t>
+      </w:r>
+      <w:r>
+        <w:rPr>
+          <w:rFonts w:ascii="Consolas" w:hAnsi="Consolas"/>
+          <w:b w:val="false"/>
+          <w:i w:val="false"/>
+          <w:color w:val="auto"/>
+        </w:rPr>
+        <w:t>) outputAr</w:t>
+      </w:r>
+      <w:r>
+        <w:rPr>
+          <w:rFonts w:ascii="Consolas" w:hAnsi="Consolas"/>
+          <w:b w:val="false"/>
+          <w:i w:val="false"/>
+          <w:color w:val="auto"/>
+        </w:rPr>
+        <w:t>ea.appen</w:t>
+      </w:r>
+      <w:r>
+        <w:rPr>
+          <w:rFonts w:ascii="Consolas" w:hAnsi="Consolas"/>
+          <w:b w:val="false"/>
+          <w:i w:val="false"/>
+          <w:color w:val="auto"/>
+        </w:rPr>
+        <w:t>d(war</w:t>
+      </w:r>
+      <w:r>
+        <w:rPr>
+          <w:rFonts w:ascii="Consolas" w:hAnsi="Consolas"/>
+          <w:b w:val="false"/>
+          <w:i w:val="false"/>
+          <w:color w:val="auto"/>
+        </w:rPr>
+        <w:t xml:space="preserve">n </w:t>
+      </w:r>
+      <w:r>
+        <w:rPr>
+          <w:rFonts w:ascii="Consolas" w:hAnsi="Consolas"/>
+          <w:b w:val="false"/>
+          <w:i w:val="false"/>
+          <w:color w:val="auto"/>
+        </w:rPr>
+        <w:t>+</w:t>
+      </w:r>
+      <w:r>
+        <w:rPr>
+          <w:rFonts w:ascii="Consolas" w:hAnsi="Consolas"/>
+          <w:b w:val="false"/>
+          <w:i w:val="false"/>
+          <w:color w:val="auto"/>
+        </w:rPr>
+        <w:t xml:space="preserve"> "</w:t>
+      </w:r>
+      <w:r>
+        <w:rPr>
+          <w:rFonts w:ascii="Consolas" w:hAnsi="Consolas"/>
+          <w:b w:val="false"/>
+          <w:i w:val="false"/>
+          <w:color w:val="auto"/>
+        </w:rPr>
+        <w:t>\</w:t>
+      </w:r>
+      <w:r>
+        <w:rPr>
+          <w:rFonts w:ascii="Consolas" w:hAnsi="Consolas"/>
+          <w:b w:val="false"/>
+          <w:i w:val="false"/>
+          <w:color w:val="auto"/>
+        </w:rPr>
+        <w:t>n");</w:t>
+        <w:br/>
+        <w:t xml:space="preserve">        }</w:t>
+        <w:br/>
+        <w:t xml:space="preserve">    }</w:t>
+        <w:br/>
+        <w:br/>
+        <w:t xml:space="preserve">  </w:t>
+      </w:r>
+      <w:r>
+        <w:rPr>
+          <w:rFonts w:ascii="Consolas" w:hAnsi="Consolas"/>
+          <w:b w:val="false"/>
+          <w:i w:val="false"/>
+          <w:color w:val="auto"/>
+        </w:rPr>
+        <w:t xml:space="preserve">  public static voi</w:t>
+      </w:r>
+      <w:r>
+        <w:rPr>
+          <w:rFonts w:ascii="Consolas" w:hAnsi="Consolas"/>
+          <w:b w:val="false"/>
+          <w:i w:val="false"/>
+          <w:color w:val="auto"/>
+        </w:rPr>
+        <w:t>d ma</w:t>
+      </w:r>
+      <w:r>
+        <w:rPr>
+          <w:rFonts w:ascii="Consolas" w:hAnsi="Consolas"/>
+          <w:b w:val="false"/>
+          <w:i w:val="false"/>
+          <w:color w:val="auto"/>
+        </w:rPr>
+        <w:t>i</w:t>
+      </w:r>
+      <w:r>
+        <w:rPr>
+          <w:rFonts w:ascii="Consolas" w:hAnsi="Consolas"/>
+          <w:b w:val="false"/>
+          <w:i w:val="false"/>
+          <w:color w:val="auto"/>
+        </w:rPr>
+        <w:t>n(Stri</w:t>
+      </w:r>
+      <w:r>
+        <w:rPr>
+          <w:rFonts w:ascii="Consolas" w:hAnsi="Consolas"/>
+          <w:b w:val="false"/>
+          <w:i w:val="false"/>
+          <w:color w:val="auto"/>
+        </w:rPr>
+        <w:t>ng[</w:t>
+      </w:r>
+      <w:r>
+        <w:rPr>
+          <w:rFonts w:ascii="Consolas" w:hAnsi="Consolas"/>
+          <w:b w:val="false"/>
+          <w:i w:val="false"/>
+          <w:color w:val="auto"/>
+        </w:rPr>
+        <w:t>] ar</w:t>
+      </w:r>
+      <w:r>
+        <w:rPr>
+          <w:rFonts w:ascii="Consolas" w:hAnsi="Consolas"/>
+          <w:b w:val="false"/>
+          <w:i w:val="false"/>
+          <w:color w:val="auto"/>
+        </w:rPr>
+        <w:t>gs) {</w:t>
+        <w:br/>
+        <w:t xml:space="preserve">      </w:t>
+      </w:r>
+      <w:r>
+        <w:rPr>
+          <w:rFonts w:ascii="Consolas" w:hAnsi="Consolas"/>
+          <w:b w:val="false"/>
+          <w:i w:val="false"/>
+          <w:color w:val="auto"/>
+        </w:rPr>
+        <w:t xml:space="preserve">  SwingUtiliti</w:t>
+      </w:r>
+      <w:r>
+        <w:rPr>
+          <w:rFonts w:ascii="Consolas" w:hAnsi="Consolas"/>
+          <w:b w:val="false"/>
+          <w:i w:val="false"/>
+          <w:color w:val="auto"/>
+        </w:rPr>
+        <w:t>e</w:t>
+      </w:r>
+      <w:r>
+        <w:rPr>
+          <w:rFonts w:ascii="Consolas" w:hAnsi="Consolas"/>
+          <w:b w:val="false"/>
+          <w:i/>
+          <w:color w:val="auto"/>
+        </w:rPr>
+        <w:t>s.invokeLat</w:t>
+      </w:r>
+      <w:r>
+        <w:rPr>
+          <w:rFonts w:ascii="Consolas" w:hAnsi="Consolas"/>
+          <w:b w:val="false"/>
+          <w:i w:val="false"/>
+          <w:color w:val="auto"/>
+        </w:rPr>
+        <w:t>er(()-</w:t>
+      </w:r>
+      <w:r>
+        <w:rPr>
+          <w:rFonts w:ascii="Consolas" w:hAnsi="Consolas"/>
+          <w:b w:val="false"/>
+          <w:i w:val="false"/>
+          <w:color w:val="auto"/>
+        </w:rPr>
+        <w:t>&gt; ne</w:t>
+      </w:r>
+      <w:r>
+        <w:rPr>
+          <w:rFonts w:ascii="Consolas" w:hAnsi="Consolas"/>
+          <w:b w:val="false"/>
+          <w:i w:val="false"/>
+          <w:color w:val="auto"/>
+        </w:rPr>
+        <w:t>w RustIDE().setVisibl</w:t>
+      </w:r>
+      <w:r>
+        <w:rPr>
+          <w:rFonts w:ascii="Consolas" w:hAnsi="Consolas"/>
+          <w:b w:val="false"/>
+          <w:i w:val="false"/>
+          <w:color w:val="auto"/>
+        </w:rPr>
+        <w:t>e(tr</w:t>
+      </w:r>
+      <w:r>
+        <w:rPr>
+          <w:rFonts w:ascii="Consolas" w:hAnsi="Consolas"/>
+          <w:b w:val="false"/>
+          <w:i w:val="false"/>
+          <w:color w:val="auto"/>
+        </w:rPr>
+        <w:t>ue));</w:t>
+        <w:br/>
+        <w:t xml:space="preserve">    }</w:t>
+      </w:r>
+      <w:r>
+        <w:rPr>
+          <w:rFonts w:ascii="Consolas" w:hAnsi="Consolas"/>
+          <w:color w:val="auto"/>
+        </w:rPr>
+        <w:br/>
+        <w:t>}</w:t>
+      </w:r>
+    </w:p>
+    <w:p>
+      <w:pPr>
+        <w:pStyle w:val="Normal"/>
+        <w:rPr>
+          <w:color w:val="auto"/>
+          <w:lang w:val="en-US"/>
+        </w:rPr>
+      </w:pPr>
+      <w:r>
+        <w:rPr>
+          <w:color w:val="auto"/>
+          <w:lang w:val="en-US"/>
+        </w:rPr>
+      </w:r>
+    </w:p>
+    <w:p>
+      <w:pPr>
+        <w:pStyle w:val="H3"/>
+        <w:rPr>
+          <w:color w:val="auto"/>
+        </w:rPr>
+      </w:pPr>
+      <w:r>
+        <w:rPr>
+          <w:color w:val="auto"/>
+        </w:rPr>
+        <w:t>SemanticAnalyzer</w:t>
+      </w:r>
+    </w:p>
+    <w:p>
+      <w:pPr>
+        <w:pStyle w:val="P1"/>
+        <w:rPr>
+          <w:color w:val="auto"/>
+        </w:rPr>
+      </w:pPr>
+      <w:r>
+        <w:rPr>
+          <w:color w:val="auto"/>
+        </w:rPr>
+      </w:r>
+    </w:p>
+    <w:p>
+      <w:pPr>
+        <w:pStyle w:val="Code"/>
+        <w:rPr>
+          <w:rFonts w:ascii="Consolas" w:hAnsi="Consolas"/>
+          <w:color w:val="auto"/>
+          <w:sz w:val="21"/>
+          <w:szCs w:val="21"/>
+        </w:rPr>
+      </w:pPr>
+      <w:r>
+        <w:rPr>
+          <w:rFonts w:ascii="Consolas" w:hAnsi="Consolas"/>
+          <w:b w:val="false"/>
+          <w:i w:val="false"/>
+          <w:color w:val="auto"/>
+          <w:sz w:val="21"/>
+          <w:szCs w:val="21"/>
+        </w:rPr>
+        <w:t xml:space="preserve">import </w:t>
+      </w:r>
+      <w:r>
+        <w:rPr>
+          <w:rFonts w:ascii="Consolas" w:hAnsi="Consolas"/>
+          <w:b w:val="false"/>
+          <w:i w:val="false"/>
+          <w:color w:val="auto"/>
+          <w:sz w:val="21"/>
+          <w:szCs w:val="21"/>
+        </w:rPr>
+        <w:t>org.antlr.v4.runtime.Token</w:t>
+      </w:r>
+      <w:r>
+        <w:rPr>
+          <w:rFonts w:ascii="Consolas" w:hAnsi="Consolas"/>
+          <w:b w:val="false"/>
+          <w:i w:val="false"/>
+          <w:color w:val="auto"/>
+          <w:sz w:val="21"/>
+          <w:szCs w:val="21"/>
+        </w:rPr>
+        <w:t>;</w:t>
+        <w:br/>
+      </w:r>
+      <w:r>
+        <w:rPr>
+          <w:rFonts w:ascii="Consolas" w:hAnsi="Consolas"/>
+          <w:b w:val="false"/>
+          <w:i w:val="false"/>
+          <w:color w:val="auto"/>
+          <w:sz w:val="21"/>
+          <w:szCs w:val="21"/>
+        </w:rPr>
+        <w:t xml:space="preserve">import </w:t>
+      </w:r>
+      <w:r>
+        <w:rPr>
+          <w:rFonts w:ascii="Consolas" w:hAnsi="Consolas"/>
+          <w:b w:val="false"/>
+          <w:i w:val="false"/>
+          <w:color w:val="auto"/>
+          <w:sz w:val="21"/>
+          <w:szCs w:val="21"/>
+        </w:rPr>
+        <w:t>org.antlr.v4.runtime.tree.ParseTreeProperty</w:t>
+      </w:r>
+      <w:r>
+        <w:rPr>
+          <w:rFonts w:ascii="Consolas" w:hAnsi="Consolas"/>
+          <w:b w:val="false"/>
+          <w:i w:val="false"/>
+          <w:color w:val="auto"/>
+          <w:sz w:val="21"/>
+          <w:szCs w:val="21"/>
+        </w:rPr>
+        <w:t>;</w:t>
+        <w:br/>
+        <w:br/>
+      </w:r>
+      <w:r>
+        <w:rPr>
+          <w:rFonts w:ascii="Consolas" w:hAnsi="Consolas"/>
+          <w:b w:val="false"/>
+          <w:i w:val="false"/>
+          <w:color w:val="auto"/>
+          <w:sz w:val="21"/>
+          <w:szCs w:val="21"/>
+        </w:rPr>
+        <w:t xml:space="preserve">import </w:t>
+      </w:r>
+      <w:r>
+        <w:rPr>
+          <w:rFonts w:ascii="Consolas" w:hAnsi="Consolas"/>
+          <w:b w:val="false"/>
+          <w:i w:val="false"/>
+          <w:color w:val="auto"/>
+          <w:sz w:val="21"/>
+          <w:szCs w:val="21"/>
+        </w:rPr>
+        <w:t>java.util.ArrayList</w:t>
+      </w:r>
+      <w:r>
+        <w:rPr>
+          <w:rFonts w:ascii="Consolas" w:hAnsi="Consolas"/>
+          <w:b w:val="false"/>
+          <w:i w:val="false"/>
+          <w:color w:val="auto"/>
+          <w:sz w:val="21"/>
+          <w:szCs w:val="21"/>
+        </w:rPr>
+        <w:t>;</w:t>
+        <w:br/>
+      </w:r>
+      <w:r>
+        <w:rPr>
+          <w:rFonts w:ascii="Consolas" w:hAnsi="Consolas"/>
+          <w:b w:val="false"/>
+          <w:i w:val="false"/>
+          <w:color w:val="auto"/>
+          <w:sz w:val="21"/>
+          <w:szCs w:val="21"/>
+        </w:rPr>
+        <w:t xml:space="preserve">import </w:t>
+      </w:r>
+      <w:r>
+        <w:rPr>
+          <w:rFonts w:ascii="Consolas" w:hAnsi="Consolas"/>
+          <w:b w:val="false"/>
+          <w:i w:val="false"/>
+          <w:color w:val="auto"/>
+          <w:sz w:val="21"/>
+          <w:szCs w:val="21"/>
+        </w:rPr>
+        <w:t>java.util.List</w:t>
+      </w:r>
+      <w:r>
+        <w:rPr>
+          <w:rFonts w:ascii="Consolas" w:hAnsi="Consolas"/>
+          <w:b w:val="false"/>
+          <w:i w:val="false"/>
+          <w:color w:val="auto"/>
+          <w:sz w:val="21"/>
+          <w:szCs w:val="21"/>
+        </w:rPr>
+        <w:t>;</w:t>
+        <w:br/>
+        <w:br/>
+      </w:r>
+      <w:r>
+        <w:rPr>
+          <w:rFonts w:ascii="Consolas" w:hAnsi="Consolas"/>
+          <w:b w:val="false"/>
+          <w:i w:val="false"/>
+          <w:color w:val="auto"/>
+          <w:sz w:val="21"/>
+          <w:szCs w:val="21"/>
+        </w:rPr>
+        <w:t xml:space="preserve">import </w:t>
+      </w:r>
+      <w:r>
+        <w:rPr>
+          <w:rFonts w:ascii="Consolas" w:hAnsi="Consolas"/>
+          <w:b w:val="false"/>
+          <w:i w:val="false"/>
+          <w:color w:val="auto"/>
+          <w:sz w:val="21"/>
+          <w:szCs w:val="21"/>
+        </w:rPr>
+        <w:t>gen.</w:t>
+      </w:r>
+      <w:r>
+        <w:rPr>
+          <w:rFonts w:ascii="Consolas" w:hAnsi="Consolas"/>
+          <w:b w:val="false"/>
+          <w:i w:val="false"/>
+          <w:color w:val="auto"/>
+          <w:sz w:val="21"/>
+          <w:szCs w:val="21"/>
+        </w:rPr>
+        <w:t>*;</w:t>
+        <w:br/>
+        <w:br/>
+      </w:r>
+      <w:r>
+        <w:rPr>
+          <w:rFonts w:ascii="Consolas" w:hAnsi="Consolas"/>
+          <w:b w:val="false"/>
+          <w:i w:val="false"/>
+          <w:color w:val="auto"/>
+          <w:sz w:val="21"/>
+          <w:szCs w:val="21"/>
+        </w:rPr>
+        <w:t xml:space="preserve">public class </w:t>
+      </w:r>
+      <w:r>
+        <w:rPr>
+          <w:rFonts w:ascii="Consolas" w:hAnsi="Consolas"/>
+          <w:b w:val="false"/>
+          <w:i w:val="false"/>
+          <w:color w:val="auto"/>
+          <w:sz w:val="21"/>
+          <w:szCs w:val="21"/>
+        </w:rPr>
+        <w:t xml:space="preserve">SemanticAnalyzer </w:t>
+      </w:r>
+      <w:r>
+        <w:rPr>
+          <w:rFonts w:ascii="Consolas" w:hAnsi="Consolas"/>
+          <w:b w:val="false"/>
+          <w:i w:val="false"/>
+          <w:color w:val="auto"/>
+          <w:sz w:val="21"/>
+          <w:szCs w:val="21"/>
+        </w:rPr>
+        <w:t xml:space="preserve">extends </w:t>
+      </w:r>
+      <w:r>
+        <w:rPr>
+          <w:rFonts w:ascii="Consolas" w:hAnsi="Consolas"/>
+          <w:b w:val="false"/>
+          <w:i w:val="false"/>
+          <w:color w:val="auto"/>
+          <w:sz w:val="21"/>
+          <w:szCs w:val="21"/>
+        </w:rPr>
+        <w:t xml:space="preserve">MainBaseListener </w:t>
+      </w:r>
+      <w:r>
+        <w:rPr>
+          <w:rFonts w:ascii="Consolas" w:hAnsi="Consolas"/>
+          <w:b w:val="false"/>
+          <w:i w:val="false"/>
+          <w:color w:val="auto"/>
+          <w:sz w:val="21"/>
+          <w:szCs w:val="21"/>
+        </w:rPr>
+        <w:t>{</w:t>
+        <w:br/>
+        <w:t xml:space="preserve"> </w:t>
+      </w:r>
+      <w:r>
+        <w:rPr>
+          <w:rFonts w:ascii="Consolas" w:hAnsi="Consolas"/>
+          <w:b w:val="false"/>
+          <w:i w:val="false"/>
+          <w:color w:val="auto"/>
+          <w:sz w:val="21"/>
+          <w:szCs w:val="21"/>
+        </w:rPr>
+        <w:t xml:space="preserve">private </w:t>
+      </w:r>
+      <w:r>
+        <w:rPr>
+          <w:rFonts w:ascii="Consolas" w:hAnsi="Consolas"/>
+          <w:b w:val="false"/>
+          <w:i w:val="false"/>
+          <w:color w:val="auto"/>
+          <w:sz w:val="21"/>
+          <w:szCs w:val="21"/>
+        </w:rPr>
+        <w:t xml:space="preserve">Scope </w:t>
+      </w:r>
+      <w:r>
+        <w:rPr>
+          <w:rFonts w:ascii="Consolas" w:hAnsi="Consolas"/>
+          <w:b w:val="false"/>
+          <w:i w:val="false"/>
+          <w:color w:val="auto"/>
+          <w:sz w:val="21"/>
+          <w:szCs w:val="21"/>
+        </w:rPr>
+        <w:t xml:space="preserve">currentScope </w:t>
+      </w:r>
+      <w:r>
+        <w:rPr>
+          <w:rFonts w:ascii="Consolas" w:hAnsi="Consolas"/>
+          <w:b w:val="false"/>
+          <w:i w:val="false"/>
+          <w:color w:val="auto"/>
+          <w:sz w:val="21"/>
+          <w:szCs w:val="21"/>
+        </w:rPr>
+        <w:t xml:space="preserve">= </w:t>
+      </w:r>
+      <w:r>
+        <w:rPr>
+          <w:rFonts w:ascii="Consolas" w:hAnsi="Consolas"/>
+          <w:b w:val="false"/>
+          <w:i w:val="false"/>
+          <w:color w:val="auto"/>
+          <w:sz w:val="21"/>
+          <w:szCs w:val="21"/>
+        </w:rPr>
+        <w:t xml:space="preserve">new </w:t>
+      </w:r>
+      <w:r>
+        <w:rPr>
+          <w:rFonts w:ascii="Consolas" w:hAnsi="Consolas"/>
+          <w:b w:val="false"/>
+          <w:i w:val="false"/>
+          <w:color w:val="auto"/>
+          <w:sz w:val="21"/>
+          <w:szCs w:val="21"/>
+        </w:rPr>
+        <w:t>Scope(</w:t>
+      </w:r>
+      <w:r>
+        <w:rPr>
+          <w:rFonts w:ascii="Consolas" w:hAnsi="Consolas"/>
+          <w:b w:val="false"/>
+          <w:i w:val="false"/>
+          <w:color w:val="auto"/>
+          <w:sz w:val="21"/>
+          <w:szCs w:val="21"/>
+        </w:rPr>
+        <w:t>null</w:t>
+      </w:r>
+      <w:r>
+        <w:rPr>
+          <w:rFonts w:ascii="Consolas" w:hAnsi="Consolas"/>
+          <w:b w:val="false"/>
+          <w:i w:val="false"/>
+          <w:color w:val="auto"/>
+          <w:sz w:val="21"/>
+          <w:szCs w:val="21"/>
+        </w:rPr>
+        <w:t>);</w:t>
+        <w:br/>
+        <w:t xml:space="preserve"> </w:t>
+      </w:r>
+      <w:r>
+        <w:rPr>
+          <w:rFonts w:ascii="Consolas" w:hAnsi="Consolas"/>
+          <w:b w:val="false"/>
+          <w:i w:val="false"/>
+          <w:color w:val="auto"/>
+          <w:sz w:val="21"/>
+          <w:szCs w:val="21"/>
+        </w:rPr>
+        <w:t xml:space="preserve">private int </w:t>
+      </w:r>
+      <w:r>
+        <w:rPr>
+          <w:rFonts w:ascii="Consolas" w:hAnsi="Consolas"/>
+          <w:b w:val="false"/>
+          <w:i w:val="false"/>
+          <w:color w:val="auto"/>
+          <w:sz w:val="21"/>
+          <w:szCs w:val="21"/>
+        </w:rPr>
+        <w:t xml:space="preserve">loopDepth </w:t>
+      </w:r>
+      <w:r>
+        <w:rPr>
+          <w:rFonts w:ascii="Consolas" w:hAnsi="Consolas"/>
+          <w:b w:val="false"/>
+          <w:i w:val="false"/>
+          <w:color w:val="auto"/>
+          <w:sz w:val="21"/>
+          <w:szCs w:val="21"/>
+        </w:rPr>
+        <w:t xml:space="preserve">= </w:t>
+      </w:r>
+      <w:r>
+        <w:rPr>
+          <w:rFonts w:ascii="Consolas" w:hAnsi="Consolas"/>
+          <w:b w:val="false"/>
+          <w:i w:val="false"/>
+          <w:color w:val="auto"/>
+          <w:sz w:val="21"/>
+          <w:szCs w:val="21"/>
+        </w:rPr>
+        <w:t>0</w:t>
+      </w:r>
+      <w:r>
+        <w:rPr>
+          <w:rFonts w:ascii="Consolas" w:hAnsi="Consolas"/>
+          <w:b w:val="false"/>
+          <w:i w:val="false"/>
+          <w:color w:val="auto"/>
+          <w:sz w:val="21"/>
+          <w:szCs w:val="21"/>
+        </w:rPr>
+        <w:t>;</w:t>
+        <w:br/>
+        <w:t xml:space="preserve"> </w:t>
+      </w:r>
+      <w:r>
+        <w:rPr>
+          <w:rFonts w:ascii="Consolas" w:hAnsi="Consolas"/>
+          <w:b w:val="false"/>
+          <w:i w:val="false"/>
+          <w:color w:val="auto"/>
+          <w:sz w:val="21"/>
+          <w:szCs w:val="21"/>
+        </w:rPr>
+        <w:t xml:space="preserve">public </w:t>
+      </w:r>
+      <w:r>
+        <w:rPr>
+          <w:rFonts w:ascii="Consolas" w:hAnsi="Consolas"/>
+          <w:b w:val="false"/>
+          <w:i w:val="false"/>
+          <w:color w:val="auto"/>
+          <w:sz w:val="21"/>
+          <w:szCs w:val="21"/>
+        </w:rPr>
+        <w:t>List</w:t>
+      </w:r>
+      <w:r>
+        <w:rPr>
+          <w:rFonts w:ascii="Consolas" w:hAnsi="Consolas"/>
+          <w:b w:val="false"/>
+          <w:i w:val="false"/>
+          <w:color w:val="auto"/>
+          <w:sz w:val="21"/>
+          <w:szCs w:val="21"/>
+        </w:rPr>
+        <w:t>&lt;</w:t>
+      </w:r>
+      <w:r>
+        <w:rPr>
+          <w:rFonts w:ascii="Consolas" w:hAnsi="Consolas"/>
+          <w:b w:val="false"/>
+          <w:i w:val="false"/>
+          <w:color w:val="auto"/>
+          <w:sz w:val="21"/>
+          <w:szCs w:val="21"/>
+        </w:rPr>
+        <w:t>String</w:t>
+      </w:r>
+      <w:r>
+        <w:rPr>
+          <w:rFonts w:ascii="Consolas" w:hAnsi="Consolas"/>
+          <w:b w:val="false"/>
+          <w:i w:val="false"/>
+          <w:color w:val="auto"/>
+          <w:sz w:val="21"/>
+          <w:szCs w:val="21"/>
+        </w:rPr>
+        <w:t xml:space="preserve">&gt; </w:t>
+      </w:r>
+      <w:r>
+        <w:rPr>
+          <w:rFonts w:ascii="Consolas" w:hAnsi="Consolas"/>
+          <w:b w:val="false"/>
+          <w:i w:val="false"/>
+          <w:color w:val="auto"/>
+          <w:sz w:val="21"/>
+          <w:szCs w:val="21"/>
+        </w:rPr>
+        <w:t xml:space="preserve">errors </w:t>
+      </w:r>
+      <w:r>
+        <w:rPr>
+          <w:rFonts w:ascii="Consolas" w:hAnsi="Consolas"/>
+          <w:b w:val="false"/>
+          <w:i w:val="false"/>
+          <w:color w:val="auto"/>
+          <w:sz w:val="21"/>
+          <w:szCs w:val="21"/>
+        </w:rPr>
+        <w:t xml:space="preserve">= </w:t>
+      </w:r>
+      <w:r>
+        <w:rPr>
+          <w:rFonts w:ascii="Consolas" w:hAnsi="Consolas"/>
+          <w:b w:val="false"/>
+          <w:i w:val="false"/>
+          <w:color w:val="auto"/>
+          <w:sz w:val="21"/>
+          <w:szCs w:val="21"/>
+        </w:rPr>
+        <w:t xml:space="preserve">new </w:t>
+      </w:r>
+      <w:r>
+        <w:rPr>
+          <w:rFonts w:ascii="Consolas" w:hAnsi="Consolas"/>
+          <w:b w:val="false"/>
+          <w:i w:val="false"/>
+          <w:color w:val="auto"/>
+          <w:sz w:val="21"/>
+          <w:szCs w:val="21"/>
+        </w:rPr>
+        <w:t>ArrayList&lt;&gt;();</w:t>
+        <w:br/>
+        <w:t xml:space="preserve"> </w:t>
+      </w:r>
+      <w:r>
+        <w:rPr>
+          <w:rFonts w:ascii="Consolas" w:hAnsi="Consolas"/>
+          <w:b w:val="false"/>
+          <w:i w:val="false"/>
+          <w:color w:val="auto"/>
+          <w:sz w:val="21"/>
+          <w:szCs w:val="21"/>
+        </w:rPr>
+        <w:t xml:space="preserve">public </w:t>
+      </w:r>
+      <w:r>
+        <w:rPr>
+          <w:rFonts w:ascii="Consolas" w:hAnsi="Consolas"/>
+          <w:b w:val="false"/>
+          <w:i w:val="false"/>
+          <w:color w:val="auto"/>
+          <w:sz w:val="21"/>
+          <w:szCs w:val="21"/>
+        </w:rPr>
+        <w:t>List</w:t>
+      </w:r>
+      <w:r>
+        <w:rPr>
+          <w:rFonts w:ascii="Consolas" w:hAnsi="Consolas"/>
+          <w:b w:val="false"/>
+          <w:i w:val="false"/>
+          <w:color w:val="auto"/>
+          <w:sz w:val="21"/>
+          <w:szCs w:val="21"/>
+        </w:rPr>
+        <w:t>&lt;</w:t>
+      </w:r>
+      <w:r>
+        <w:rPr>
+          <w:rFonts w:ascii="Consolas" w:hAnsi="Consolas"/>
+          <w:b w:val="false"/>
+          <w:i w:val="false"/>
+          <w:color w:val="auto"/>
+          <w:sz w:val="21"/>
+          <w:szCs w:val="21"/>
+        </w:rPr>
+        <w:t>String</w:t>
+      </w:r>
+      <w:r>
+        <w:rPr>
+          <w:rFonts w:ascii="Consolas" w:hAnsi="Consolas"/>
+          <w:b w:val="false"/>
+          <w:i w:val="false"/>
+          <w:color w:val="auto"/>
+          <w:sz w:val="21"/>
+          <w:szCs w:val="21"/>
+        </w:rPr>
+        <w:t xml:space="preserve">&gt; </w:t>
+      </w:r>
+      <w:r>
+        <w:rPr>
+          <w:rFonts w:ascii="Consolas" w:hAnsi="Consolas"/>
+          <w:b w:val="false"/>
+          <w:i w:val="false"/>
+          <w:color w:val="auto"/>
+          <w:sz w:val="21"/>
+          <w:szCs w:val="21"/>
+        </w:rPr>
+        <w:t xml:space="preserve">warnings </w:t>
+      </w:r>
+      <w:r>
+        <w:rPr>
+          <w:rFonts w:ascii="Consolas" w:hAnsi="Consolas"/>
+          <w:b w:val="false"/>
+          <w:i w:val="false"/>
+          <w:color w:val="auto"/>
+          <w:sz w:val="21"/>
+          <w:szCs w:val="21"/>
+        </w:rPr>
+        <w:t xml:space="preserve">= </w:t>
+      </w:r>
+      <w:r>
+        <w:rPr>
+          <w:rFonts w:ascii="Consolas" w:hAnsi="Consolas"/>
+          <w:b w:val="false"/>
+          <w:i w:val="false"/>
+          <w:color w:val="auto"/>
+          <w:sz w:val="21"/>
+          <w:szCs w:val="21"/>
+        </w:rPr>
+        <w:t xml:space="preserve">new </w:t>
+      </w:r>
+      <w:r>
+        <w:rPr>
+          <w:rFonts w:ascii="Consolas" w:hAnsi="Consolas"/>
+          <w:b w:val="false"/>
+          <w:i w:val="false"/>
+          <w:color w:val="auto"/>
+          <w:sz w:val="21"/>
+          <w:szCs w:val="21"/>
+        </w:rPr>
+        <w:t>ArrayList&lt;&gt;();</w:t>
+        <w:br/>
+        <w:t xml:space="preserve"> </w:t>
+      </w:r>
+      <w:r>
+        <w:rPr>
+          <w:rFonts w:ascii="Consolas" w:hAnsi="Consolas"/>
+          <w:b w:val="false"/>
+          <w:i w:val="false"/>
+          <w:color w:val="auto"/>
+          <w:sz w:val="21"/>
+          <w:szCs w:val="21"/>
+        </w:rPr>
+        <w:t xml:space="preserve">private </w:t>
+      </w:r>
+      <w:r>
+        <w:rPr>
+          <w:rFonts w:ascii="Consolas" w:hAnsi="Consolas"/>
+          <w:b w:val="false"/>
+          <w:i w:val="false"/>
+          <w:color w:val="auto"/>
+          <w:sz w:val="21"/>
+          <w:szCs w:val="21"/>
+        </w:rPr>
+        <w:t>ParseTreeProperty</w:t>
+      </w:r>
+      <w:r>
+        <w:rPr>
+          <w:rFonts w:ascii="Consolas" w:hAnsi="Consolas"/>
+          <w:b w:val="false"/>
+          <w:i w:val="false"/>
+          <w:color w:val="auto"/>
+          <w:sz w:val="21"/>
+          <w:szCs w:val="21"/>
+        </w:rPr>
+        <w:t>&lt;</w:t>
+      </w:r>
+      <w:r>
+        <w:rPr>
+          <w:rFonts w:ascii="Consolas" w:hAnsi="Consolas"/>
+          <w:b w:val="false"/>
+          <w:i w:val="false"/>
+          <w:color w:val="auto"/>
+          <w:sz w:val="21"/>
+          <w:szCs w:val="21"/>
+        </w:rPr>
+        <w:t>Type</w:t>
+      </w:r>
+      <w:r>
+        <w:rPr>
+          <w:rFonts w:ascii="Consolas" w:hAnsi="Consolas"/>
+          <w:b w:val="false"/>
+          <w:i w:val="false"/>
+          <w:color w:val="auto"/>
+          <w:sz w:val="21"/>
+          <w:szCs w:val="21"/>
+        </w:rPr>
+        <w:t xml:space="preserve">&gt; </w:t>
+      </w:r>
+      <w:r>
+        <w:rPr>
+          <w:rFonts w:ascii="Consolas" w:hAnsi="Consolas"/>
+          <w:b w:val="false"/>
+          <w:i w:val="false"/>
+          <w:color w:val="auto"/>
+          <w:sz w:val="21"/>
+          <w:szCs w:val="21"/>
+        </w:rPr>
+        <w:t xml:space="preserve">types </w:t>
+      </w:r>
+      <w:r>
+        <w:rPr>
+          <w:rFonts w:ascii="Consolas" w:hAnsi="Consolas"/>
+          <w:b w:val="false"/>
+          <w:i w:val="false"/>
+          <w:color w:val="auto"/>
+          <w:sz w:val="21"/>
+          <w:szCs w:val="21"/>
+        </w:rPr>
+        <w:t xml:space="preserve">= </w:t>
+      </w:r>
+      <w:r>
+        <w:rPr>
+          <w:rFonts w:ascii="Consolas" w:hAnsi="Consolas"/>
+          <w:b w:val="false"/>
+          <w:i w:val="false"/>
+          <w:color w:val="auto"/>
+          <w:sz w:val="21"/>
+          <w:szCs w:val="21"/>
+        </w:rPr>
+        <w:t xml:space="preserve">new </w:t>
+      </w:r>
+      <w:r>
+        <w:rPr>
+          <w:rFonts w:ascii="Consolas" w:hAnsi="Consolas"/>
+          <w:b w:val="false"/>
+          <w:i w:val="false"/>
+          <w:color w:val="auto"/>
+          <w:sz w:val="21"/>
+          <w:szCs w:val="21"/>
+        </w:rPr>
+        <w:t>ParseTreeProperty&lt;&gt;();</w:t>
+        <w:br/>
+        <w:br/>
+        <w:t xml:space="preserve"> </w:t>
+      </w:r>
+      <w:r>
+        <w:rPr>
+          <w:rFonts w:ascii="Consolas" w:hAnsi="Consolas"/>
+          <w:b w:val="false"/>
+          <w:i w:val="false"/>
+          <w:color w:val="auto"/>
+          <w:sz w:val="21"/>
+          <w:szCs w:val="21"/>
+        </w:rPr>
+        <w:t xml:space="preserve">private void </w:t>
+      </w:r>
+      <w:r>
+        <w:rPr>
+          <w:rFonts w:ascii="Consolas" w:hAnsi="Consolas"/>
+          <w:b w:val="false"/>
+          <w:i w:val="false"/>
+          <w:color w:val="auto"/>
+          <w:sz w:val="21"/>
+          <w:szCs w:val="21"/>
+        </w:rPr>
+        <w:t>reportError</w:t>
+      </w:r>
+      <w:r>
+        <w:rPr>
+          <w:rFonts w:ascii="Consolas" w:hAnsi="Consolas"/>
+          <w:b w:val="false"/>
+          <w:i w:val="false"/>
+          <w:color w:val="auto"/>
+          <w:sz w:val="21"/>
+          <w:szCs w:val="21"/>
+        </w:rPr>
+        <w:t>(</w:t>
+      </w:r>
+      <w:r>
+        <w:rPr>
+          <w:rFonts w:ascii="Consolas" w:hAnsi="Consolas"/>
+          <w:b w:val="false"/>
+          <w:i w:val="false"/>
+          <w:color w:val="auto"/>
+          <w:sz w:val="21"/>
+          <w:szCs w:val="21"/>
+        </w:rPr>
+        <w:t>Token t</w:t>
+      </w:r>
+      <w:r>
+        <w:rPr>
+          <w:rFonts w:ascii="Consolas" w:hAnsi="Consolas"/>
+          <w:b w:val="false"/>
+          <w:i w:val="false"/>
+          <w:color w:val="auto"/>
+          <w:sz w:val="21"/>
+          <w:szCs w:val="21"/>
+        </w:rPr>
+        <w:t xml:space="preserve">, </w:t>
+      </w:r>
+      <w:r>
+        <w:rPr>
+          <w:rFonts w:ascii="Consolas" w:hAnsi="Consolas"/>
+          <w:b w:val="false"/>
+          <w:i w:val="false"/>
+          <w:color w:val="auto"/>
+          <w:sz w:val="21"/>
+          <w:szCs w:val="21"/>
+        </w:rPr>
+        <w:t>String msg</w:t>
+      </w:r>
+      <w:r>
+        <w:rPr>
+          <w:rFonts w:ascii="Consolas" w:hAnsi="Consolas"/>
+          <w:b w:val="false"/>
+          <w:i w:val="false"/>
+          <w:color w:val="auto"/>
+          <w:sz w:val="21"/>
+          <w:szCs w:val="21"/>
+        </w:rPr>
+        <w:t>) {</w:t>
+        <w:br/>
+        <w:t xml:space="preserve"> </w:t>
+      </w:r>
+      <w:r>
+        <w:rPr>
+          <w:rFonts w:ascii="Consolas" w:hAnsi="Consolas"/>
+          <w:b w:val="false"/>
+          <w:i w:val="false"/>
+          <w:color w:val="auto"/>
+          <w:sz w:val="21"/>
+          <w:szCs w:val="21"/>
+        </w:rPr>
+        <w:t>errors</w:t>
+      </w:r>
+      <w:r>
+        <w:rPr>
+          <w:rFonts w:ascii="Consolas" w:hAnsi="Consolas"/>
+          <w:b w:val="false"/>
+          <w:i w:val="false"/>
+          <w:color w:val="auto"/>
+          <w:sz w:val="21"/>
+          <w:szCs w:val="21"/>
+        </w:rPr>
+        <w:t>.add(</w:t>
+      </w:r>
+      <w:r>
+        <w:rPr>
+          <w:rFonts w:ascii="Consolas" w:hAnsi="Consolas"/>
+          <w:b w:val="false"/>
+          <w:i w:val="false"/>
+          <w:color w:val="auto"/>
+          <w:sz w:val="21"/>
+          <w:szCs w:val="21"/>
+        </w:rPr>
+        <w:t>"ERROR ["</w:t>
+      </w:r>
+      <w:r>
+        <w:rPr>
+          <w:rFonts w:ascii="Consolas" w:hAnsi="Consolas"/>
+          <w:b w:val="false"/>
+          <w:i w:val="false"/>
+          <w:color w:val="auto"/>
+          <w:sz w:val="21"/>
+          <w:szCs w:val="21"/>
+        </w:rPr>
+        <w:t>+</w:t>
+      </w:r>
+      <w:r>
+        <w:rPr>
+          <w:rFonts w:ascii="Consolas" w:hAnsi="Consolas"/>
+          <w:b w:val="false"/>
+          <w:i w:val="false"/>
+          <w:color w:val="auto"/>
+          <w:sz w:val="21"/>
+          <w:szCs w:val="21"/>
+        </w:rPr>
+        <w:t>t</w:t>
+      </w:r>
+      <w:r>
+        <w:rPr>
+          <w:rFonts w:ascii="Consolas" w:hAnsi="Consolas"/>
+          <w:b w:val="false"/>
+          <w:i w:val="false"/>
+          <w:color w:val="auto"/>
+          <w:sz w:val="21"/>
+          <w:szCs w:val="21"/>
+        </w:rPr>
+        <w:t>.getLine()+</w:t>
+      </w:r>
+      <w:r>
+        <w:rPr>
+          <w:rFonts w:ascii="Consolas" w:hAnsi="Consolas"/>
+          <w:b w:val="false"/>
+          <w:i w:val="false"/>
+          <w:color w:val="auto"/>
+          <w:sz w:val="21"/>
+          <w:szCs w:val="21"/>
+        </w:rPr>
+        <w:t>":"</w:t>
+      </w:r>
+      <w:r>
+        <w:rPr>
+          <w:rFonts w:ascii="Consolas" w:hAnsi="Consolas"/>
+          <w:b w:val="false"/>
+          <w:i w:val="false"/>
+          <w:color w:val="auto"/>
+          <w:sz w:val="21"/>
+          <w:szCs w:val="21"/>
+        </w:rPr>
+        <w:t>+</w:t>
+      </w:r>
+      <w:r>
+        <w:rPr>
+          <w:rFonts w:ascii="Consolas" w:hAnsi="Consolas"/>
+          <w:b w:val="false"/>
+          <w:i w:val="false"/>
+          <w:color w:val="auto"/>
+          <w:sz w:val="21"/>
+          <w:szCs w:val="21"/>
+        </w:rPr>
+        <w:t>t</w:t>
+      </w:r>
+      <w:r>
+        <w:rPr>
+          <w:rFonts w:ascii="Consolas" w:hAnsi="Consolas"/>
+          <w:b w:val="false"/>
+          <w:i w:val="false"/>
+          <w:color w:val="auto"/>
+          <w:sz w:val="21"/>
+          <w:szCs w:val="21"/>
+        </w:rPr>
+        <w:t>.getCharPositionInLine()+</w:t>
+      </w:r>
+      <w:r>
+        <w:rPr>
+          <w:rFonts w:ascii="Consolas" w:hAnsi="Consolas"/>
+          <w:b w:val="false"/>
+          <w:i w:val="false"/>
+          <w:color w:val="auto"/>
+          <w:sz w:val="21"/>
+          <w:szCs w:val="21"/>
+        </w:rPr>
+        <w:t>"]: "</w:t>
+      </w:r>
+      <w:r>
+        <w:rPr>
+          <w:rFonts w:ascii="Consolas" w:hAnsi="Consolas"/>
+          <w:b w:val="false"/>
+          <w:i w:val="false"/>
+          <w:color w:val="auto"/>
+          <w:sz w:val="21"/>
+          <w:szCs w:val="21"/>
+        </w:rPr>
+        <w:t>+</w:t>
+      </w:r>
+      <w:r>
+        <w:rPr>
+          <w:rFonts w:ascii="Consolas" w:hAnsi="Consolas"/>
+          <w:b w:val="false"/>
+          <w:i w:val="false"/>
+          <w:color w:val="auto"/>
+          <w:sz w:val="21"/>
+          <w:szCs w:val="21"/>
+        </w:rPr>
+        <w:t>msg</w:t>
+      </w:r>
+      <w:r>
+        <w:rPr>
+          <w:rFonts w:ascii="Consolas" w:hAnsi="Consolas"/>
+          <w:b w:val="false"/>
+          <w:i w:val="false"/>
+          <w:color w:val="auto"/>
+          <w:sz w:val="21"/>
+          <w:szCs w:val="21"/>
+        </w:rPr>
+        <w:t>);</w:t>
+        <w:br/>
+        <w:t xml:space="preserve"> }</w:t>
+        <w:br/>
+        <w:br/>
+        <w:t xml:space="preserve"> </w:t>
+      </w:r>
+      <w:r>
+        <w:rPr>
+          <w:rFonts w:ascii="Consolas" w:hAnsi="Consolas"/>
+          <w:b w:val="false"/>
+          <w:i w:val="false"/>
+          <w:color w:val="auto"/>
+          <w:sz w:val="21"/>
+          <w:szCs w:val="21"/>
+        </w:rPr>
+        <w:t xml:space="preserve">@Override </w:t>
+      </w:r>
+      <w:r>
+        <w:rPr>
+          <w:rFonts w:ascii="Consolas" w:hAnsi="Consolas"/>
+          <w:b w:val="false"/>
+          <w:i w:val="false"/>
+          <w:color w:val="auto"/>
+          <w:sz w:val="21"/>
+          <w:szCs w:val="21"/>
+        </w:rPr>
+        <w:t xml:space="preserve">public void </w:t>
+      </w:r>
+      <w:r>
+        <w:rPr>
+          <w:rFonts w:ascii="Consolas" w:hAnsi="Consolas"/>
+          <w:b w:val="false"/>
+          <w:i w:val="false"/>
+          <w:color w:val="auto"/>
+          <w:sz w:val="21"/>
+          <w:szCs w:val="21"/>
+        </w:rPr>
+        <w:t>enterBlock</w:t>
+      </w:r>
+      <w:r>
+        <w:rPr>
+          <w:rFonts w:ascii="Consolas" w:hAnsi="Consolas"/>
+          <w:b w:val="false"/>
+          <w:i w:val="false"/>
+          <w:color w:val="auto"/>
+          <w:sz w:val="21"/>
+          <w:szCs w:val="21"/>
+        </w:rPr>
+        <w:t>(</w:t>
+      </w:r>
+      <w:r>
+        <w:rPr>
+          <w:rFonts w:ascii="Consolas" w:hAnsi="Consolas"/>
+          <w:b w:val="false"/>
+          <w:i w:val="false"/>
+          <w:color w:val="auto"/>
+          <w:sz w:val="21"/>
+          <w:szCs w:val="21"/>
+        </w:rPr>
+        <w:t>MainParser</w:t>
+      </w:r>
+      <w:r>
+        <w:rPr>
+          <w:rFonts w:ascii="Consolas" w:hAnsi="Consolas"/>
+          <w:b w:val="false"/>
+          <w:i w:val="false"/>
+          <w:color w:val="auto"/>
+          <w:sz w:val="21"/>
+          <w:szCs w:val="21"/>
+        </w:rPr>
+        <w:t>.</w:t>
+      </w:r>
+      <w:r>
+        <w:rPr>
+          <w:rFonts w:ascii="Consolas" w:hAnsi="Consolas"/>
+          <w:b w:val="false"/>
+          <w:i w:val="false"/>
+          <w:color w:val="auto"/>
+          <w:sz w:val="21"/>
+          <w:szCs w:val="21"/>
+        </w:rPr>
+        <w:t>BlockContext context</w:t>
+      </w:r>
+      <w:r>
+        <w:rPr>
+          <w:rFonts w:ascii="Consolas" w:hAnsi="Consolas"/>
+          <w:b w:val="false"/>
+          <w:i w:val="false"/>
+          <w:color w:val="auto"/>
+          <w:sz w:val="21"/>
+          <w:szCs w:val="21"/>
+        </w:rPr>
+        <w:t>) {</w:t>
+        <w:br/>
+        <w:t xml:space="preserve"> </w:t>
+      </w:r>
+      <w:r>
+        <w:rPr>
+          <w:rFonts w:ascii="Consolas" w:hAnsi="Consolas"/>
+          <w:b w:val="false"/>
+          <w:i w:val="false"/>
+          <w:color w:val="auto"/>
+          <w:sz w:val="21"/>
+          <w:szCs w:val="21"/>
+        </w:rPr>
+        <w:t xml:space="preserve">currentScope </w:t>
+      </w:r>
+      <w:r>
+        <w:rPr>
+          <w:rFonts w:ascii="Consolas" w:hAnsi="Consolas"/>
+          <w:b w:val="false"/>
+          <w:i w:val="false"/>
+          <w:color w:val="auto"/>
+          <w:sz w:val="21"/>
+          <w:szCs w:val="21"/>
+        </w:rPr>
+        <w:t xml:space="preserve">= </w:t>
+      </w:r>
+      <w:r>
+        <w:rPr>
+          <w:rFonts w:ascii="Consolas" w:hAnsi="Consolas"/>
+          <w:b w:val="false"/>
+          <w:i w:val="false"/>
+          <w:color w:val="auto"/>
+          <w:sz w:val="21"/>
+          <w:szCs w:val="21"/>
+        </w:rPr>
+        <w:t xml:space="preserve">new </w:t>
+      </w:r>
+      <w:r>
+        <w:rPr>
+          <w:rFonts w:ascii="Consolas" w:hAnsi="Consolas"/>
+          <w:b w:val="false"/>
+          <w:i w:val="false"/>
+          <w:color w:val="auto"/>
+          <w:sz w:val="21"/>
+          <w:szCs w:val="21"/>
+        </w:rPr>
+        <w:t>Scope(</w:t>
+      </w:r>
+      <w:r>
+        <w:rPr>
+          <w:rFonts w:ascii="Consolas" w:hAnsi="Consolas"/>
+          <w:b w:val="false"/>
+          <w:i w:val="false"/>
+          <w:color w:val="auto"/>
+          <w:sz w:val="21"/>
+          <w:szCs w:val="21"/>
+        </w:rPr>
+        <w:t>currentScope</w:t>
+      </w:r>
+      <w:r>
+        <w:rPr>
+          <w:rFonts w:ascii="Consolas" w:hAnsi="Consolas"/>
+          <w:b w:val="false"/>
+          <w:i w:val="false"/>
+          <w:color w:val="auto"/>
+          <w:sz w:val="21"/>
+          <w:szCs w:val="21"/>
+        </w:rPr>
+        <w:t>);</w:t>
+        <w:br/>
+        <w:t xml:space="preserve"> }</w:t>
+        <w:br/>
+        <w:br/>
+        <w:t xml:space="preserve"> </w:t>
+      </w:r>
+      <w:r>
+        <w:rPr>
+          <w:rFonts w:ascii="Consolas" w:hAnsi="Consolas"/>
+          <w:b w:val="false"/>
+          <w:i w:val="false"/>
+          <w:color w:val="auto"/>
+          <w:sz w:val="21"/>
+          <w:szCs w:val="21"/>
+        </w:rPr>
+        <w:t xml:space="preserve">@Override </w:t>
+      </w:r>
+      <w:r>
+        <w:rPr>
+          <w:rFonts w:ascii="Consolas" w:hAnsi="Consolas"/>
+          <w:b w:val="false"/>
+          <w:i w:val="false"/>
+          <w:color w:val="auto"/>
+          <w:sz w:val="21"/>
+          <w:szCs w:val="21"/>
+        </w:rPr>
+        <w:t xml:space="preserve">public void </w:t>
+      </w:r>
+      <w:r>
+        <w:rPr>
+          <w:rFonts w:ascii="Consolas" w:hAnsi="Consolas"/>
+          <w:b w:val="false"/>
+          <w:i w:val="false"/>
+          <w:color w:val="auto"/>
+          <w:sz w:val="21"/>
+          <w:szCs w:val="21"/>
+        </w:rPr>
+        <w:t>exitBlock</w:t>
+      </w:r>
+      <w:r>
+        <w:rPr>
+          <w:rFonts w:ascii="Consolas" w:hAnsi="Consolas"/>
+          <w:b w:val="false"/>
+          <w:i w:val="false"/>
+          <w:color w:val="auto"/>
+          <w:sz w:val="21"/>
+          <w:szCs w:val="21"/>
+        </w:rPr>
+        <w:t>(</w:t>
+      </w:r>
+      <w:r>
+        <w:rPr>
+          <w:rFonts w:ascii="Consolas" w:hAnsi="Consolas"/>
+          <w:b w:val="false"/>
+          <w:i w:val="false"/>
+          <w:color w:val="auto"/>
+          <w:sz w:val="21"/>
+          <w:szCs w:val="21"/>
+        </w:rPr>
+        <w:t>MainParser</w:t>
+      </w:r>
+      <w:r>
+        <w:rPr>
+          <w:rFonts w:ascii="Consolas" w:hAnsi="Consolas"/>
+          <w:b w:val="false"/>
+          <w:i w:val="false"/>
+          <w:color w:val="auto"/>
+          <w:sz w:val="21"/>
+          <w:szCs w:val="21"/>
+        </w:rPr>
+        <w:t>.</w:t>
+      </w:r>
+      <w:r>
+        <w:rPr>
+          <w:rFonts w:ascii="Consolas" w:hAnsi="Consolas"/>
+          <w:b w:val="false"/>
+          <w:i w:val="false"/>
+          <w:color w:val="auto"/>
+          <w:sz w:val="21"/>
+          <w:szCs w:val="21"/>
+        </w:rPr>
+        <w:t>BlockContext context</w:t>
+      </w:r>
+      <w:r>
+        <w:rPr>
+          <w:rFonts w:ascii="Consolas" w:hAnsi="Consolas"/>
+          <w:b w:val="false"/>
+          <w:i w:val="false"/>
+          <w:color w:val="auto"/>
+          <w:sz w:val="21"/>
+          <w:szCs w:val="21"/>
+        </w:rPr>
+        <w:t>) {</w:t>
+        <w:br/>
+        <w:t xml:space="preserve"> </w:t>
+      </w:r>
+      <w:r>
+        <w:rPr>
+          <w:rFonts w:ascii="Consolas" w:hAnsi="Consolas"/>
+          <w:b w:val="false"/>
+          <w:i/>
+          <w:color w:val="auto"/>
+          <w:sz w:val="21"/>
+          <w:szCs w:val="21"/>
+        </w:rPr>
+        <w:t>// Перевірка на невикористані зміннні перед виходом</w:t>
+        <w:br/>
+        <w:t xml:space="preserve"> </w:t>
+      </w:r>
+      <w:r>
+        <w:rPr>
+          <w:rFonts w:ascii="Consolas" w:hAnsi="Consolas"/>
+          <w:b w:val="false"/>
+          <w:i w:val="false"/>
+          <w:color w:val="auto"/>
+          <w:sz w:val="21"/>
+          <w:szCs w:val="21"/>
+        </w:rPr>
+        <w:t xml:space="preserve">for </w:t>
+      </w:r>
+      <w:r>
+        <w:rPr>
+          <w:rFonts w:ascii="Consolas" w:hAnsi="Consolas"/>
+          <w:b w:val="false"/>
+          <w:i w:val="false"/>
+          <w:color w:val="auto"/>
+          <w:sz w:val="21"/>
+          <w:szCs w:val="21"/>
+        </w:rPr>
+        <w:t>(</w:t>
+      </w:r>
+      <w:r>
+        <w:rPr>
+          <w:rFonts w:ascii="Consolas" w:hAnsi="Consolas"/>
+          <w:b w:val="false"/>
+          <w:i w:val="false"/>
+          <w:color w:val="auto"/>
+          <w:sz w:val="21"/>
+          <w:szCs w:val="21"/>
+        </w:rPr>
+        <w:t xml:space="preserve">Symbol s </w:t>
+      </w:r>
+      <w:r>
+        <w:rPr>
+          <w:rFonts w:ascii="Consolas" w:hAnsi="Consolas"/>
+          <w:b w:val="false"/>
+          <w:i w:val="false"/>
+          <w:color w:val="auto"/>
+          <w:sz w:val="21"/>
+          <w:szCs w:val="21"/>
+        </w:rPr>
+        <w:t xml:space="preserve">: </w:t>
+      </w:r>
+      <w:r>
+        <w:rPr>
+          <w:rFonts w:ascii="Consolas" w:hAnsi="Consolas"/>
+          <w:b w:val="false"/>
+          <w:i w:val="false"/>
+          <w:color w:val="auto"/>
+          <w:sz w:val="21"/>
+          <w:szCs w:val="21"/>
+        </w:rPr>
+        <w:t>currentScope</w:t>
+      </w:r>
+      <w:r>
+        <w:rPr>
+          <w:rFonts w:ascii="Consolas" w:hAnsi="Consolas"/>
+          <w:b w:val="false"/>
+          <w:i w:val="false"/>
+          <w:color w:val="auto"/>
+          <w:sz w:val="21"/>
+          <w:szCs w:val="21"/>
+        </w:rPr>
+        <w:t>.getSymbols().values()) {</w:t>
+        <w:br/>
+        <w:t xml:space="preserve"> </w:t>
+      </w:r>
+      <w:r>
+        <w:rPr>
+          <w:rFonts w:ascii="Consolas" w:hAnsi="Consolas"/>
+          <w:b w:val="false"/>
+          <w:i w:val="false"/>
+          <w:color w:val="auto"/>
+          <w:sz w:val="21"/>
+          <w:szCs w:val="21"/>
+        </w:rPr>
+        <w:t xml:space="preserve">if </w:t>
+      </w:r>
+      <w:r>
+        <w:rPr>
+          <w:rFonts w:ascii="Consolas" w:hAnsi="Consolas"/>
+          <w:b w:val="false"/>
+          <w:i w:val="false"/>
+          <w:color w:val="auto"/>
+          <w:sz w:val="21"/>
+          <w:szCs w:val="21"/>
+        </w:rPr>
+        <w:t>(!</w:t>
+      </w:r>
+      <w:r>
+        <w:rPr>
+          <w:rFonts w:ascii="Consolas" w:hAnsi="Consolas"/>
+          <w:b w:val="false"/>
+          <w:i w:val="false"/>
+          <w:color w:val="auto"/>
+          <w:sz w:val="21"/>
+          <w:szCs w:val="21"/>
+        </w:rPr>
+        <w:t>s</w:t>
+      </w:r>
+      <w:r>
+        <w:rPr>
+          <w:rFonts w:ascii="Consolas" w:hAnsi="Consolas"/>
+          <w:b w:val="false"/>
+          <w:i w:val="false"/>
+          <w:color w:val="auto"/>
+          <w:sz w:val="21"/>
+          <w:szCs w:val="21"/>
+        </w:rPr>
+        <w:t>.</w:t>
+      </w:r>
+      <w:r>
+        <w:rPr>
+          <w:rFonts w:ascii="Consolas" w:hAnsi="Consolas"/>
+          <w:b w:val="false"/>
+          <w:i w:val="false"/>
+          <w:color w:val="auto"/>
+          <w:sz w:val="21"/>
+          <w:szCs w:val="21"/>
+        </w:rPr>
+        <w:t xml:space="preserve">isUsed </w:t>
+      </w:r>
+      <w:r>
+        <w:rPr>
+          <w:rFonts w:ascii="Consolas" w:hAnsi="Consolas"/>
+          <w:b w:val="false"/>
+          <w:i w:val="false"/>
+          <w:color w:val="auto"/>
+          <w:sz w:val="21"/>
+          <w:szCs w:val="21"/>
+        </w:rPr>
+        <w:t>&amp;&amp; !</w:t>
+      </w:r>
+      <w:r>
+        <w:rPr>
+          <w:rFonts w:ascii="Consolas" w:hAnsi="Consolas"/>
+          <w:b w:val="false"/>
+          <w:i w:val="false"/>
+          <w:color w:val="auto"/>
+          <w:sz w:val="21"/>
+          <w:szCs w:val="21"/>
+        </w:rPr>
+        <w:t>s</w:t>
+      </w:r>
+      <w:r>
+        <w:rPr>
+          <w:rFonts w:ascii="Consolas" w:hAnsi="Consolas"/>
+          <w:b w:val="false"/>
+          <w:i w:val="false"/>
+          <w:color w:val="auto"/>
+          <w:sz w:val="21"/>
+          <w:szCs w:val="21"/>
+        </w:rPr>
+        <w:t>.</w:t>
+      </w:r>
+      <w:r>
+        <w:rPr>
+          <w:rFonts w:ascii="Consolas" w:hAnsi="Consolas"/>
+          <w:b w:val="false"/>
+          <w:i w:val="false"/>
+          <w:color w:val="auto"/>
+          <w:sz w:val="21"/>
+          <w:szCs w:val="21"/>
+        </w:rPr>
+        <w:t>isFunction</w:t>
+      </w:r>
+      <w:r>
+        <w:rPr>
+          <w:rFonts w:ascii="Consolas" w:hAnsi="Consolas"/>
+          <w:b w:val="false"/>
+          <w:i w:val="false"/>
+          <w:color w:val="auto"/>
+          <w:sz w:val="21"/>
+          <w:szCs w:val="21"/>
+        </w:rPr>
+        <w:t>) {</w:t>
+        <w:br/>
+        <w:t xml:space="preserve"> </w:t>
+      </w:r>
+      <w:r>
+        <w:rPr>
+          <w:rFonts w:ascii="Consolas" w:hAnsi="Consolas"/>
+          <w:b w:val="false"/>
+          <w:i w:val="false"/>
+          <w:color w:val="auto"/>
+          <w:sz w:val="21"/>
+          <w:szCs w:val="21"/>
+        </w:rPr>
+        <w:t>warnings</w:t>
+      </w:r>
+      <w:r>
+        <w:rPr>
+          <w:rFonts w:ascii="Consolas" w:hAnsi="Consolas"/>
+          <w:b w:val="false"/>
+          <w:i w:val="false"/>
+          <w:color w:val="auto"/>
+          <w:sz w:val="21"/>
+          <w:szCs w:val="21"/>
+        </w:rPr>
+        <w:t>.add(</w:t>
+      </w:r>
+      <w:r>
+        <w:rPr>
+          <w:rFonts w:ascii="Consolas" w:hAnsi="Consolas"/>
+          <w:b w:val="false"/>
+          <w:i w:val="false"/>
+          <w:color w:val="auto"/>
+          <w:sz w:val="21"/>
+          <w:szCs w:val="21"/>
+        </w:rPr>
+        <w:t>"WARNING ["</w:t>
+      </w:r>
+      <w:r>
+        <w:rPr>
+          <w:rFonts w:ascii="Consolas" w:hAnsi="Consolas"/>
+          <w:b w:val="false"/>
+          <w:i w:val="false"/>
+          <w:color w:val="auto"/>
+          <w:sz w:val="21"/>
+          <w:szCs w:val="21"/>
+        </w:rPr>
+        <w:t>+</w:t>
+      </w:r>
+      <w:r>
+        <w:rPr>
+          <w:rFonts w:ascii="Consolas" w:hAnsi="Consolas"/>
+          <w:b w:val="false"/>
+          <w:i w:val="false"/>
+          <w:color w:val="auto"/>
+          <w:sz w:val="21"/>
+          <w:szCs w:val="21"/>
+        </w:rPr>
+        <w:t>s</w:t>
+      </w:r>
+      <w:r>
+        <w:rPr>
+          <w:rFonts w:ascii="Consolas" w:hAnsi="Consolas"/>
+          <w:b w:val="false"/>
+          <w:i w:val="false"/>
+          <w:color w:val="auto"/>
+          <w:sz w:val="21"/>
+          <w:szCs w:val="21"/>
+        </w:rPr>
+        <w:t>.</w:t>
+      </w:r>
+      <w:r>
+        <w:rPr>
+          <w:rFonts w:ascii="Consolas" w:hAnsi="Consolas"/>
+          <w:b w:val="false"/>
+          <w:i w:val="false"/>
+          <w:color w:val="auto"/>
+          <w:sz w:val="21"/>
+          <w:szCs w:val="21"/>
+        </w:rPr>
+        <w:t>line</w:t>
+      </w:r>
+      <w:r>
+        <w:rPr>
+          <w:rFonts w:ascii="Consolas" w:hAnsi="Consolas"/>
+          <w:b w:val="false"/>
+          <w:i w:val="false"/>
+          <w:color w:val="auto"/>
+          <w:sz w:val="21"/>
+          <w:szCs w:val="21"/>
+        </w:rPr>
+        <w:t>+</w:t>
+      </w:r>
+      <w:r>
+        <w:rPr>
+          <w:rFonts w:ascii="Consolas" w:hAnsi="Consolas"/>
+          <w:b w:val="false"/>
+          <w:i w:val="false"/>
+          <w:color w:val="auto"/>
+          <w:sz w:val="21"/>
+          <w:szCs w:val="21"/>
+        </w:rPr>
+        <w:t>":"</w:t>
+      </w:r>
+      <w:r>
+        <w:rPr>
+          <w:rFonts w:ascii="Consolas" w:hAnsi="Consolas"/>
+          <w:b w:val="false"/>
+          <w:i w:val="false"/>
+          <w:color w:val="auto"/>
+          <w:sz w:val="21"/>
+          <w:szCs w:val="21"/>
+        </w:rPr>
+        <w:t>+</w:t>
+      </w:r>
+      <w:r>
+        <w:rPr>
+          <w:rFonts w:ascii="Consolas" w:hAnsi="Consolas"/>
+          <w:b w:val="false"/>
+          <w:i w:val="false"/>
+          <w:color w:val="auto"/>
+          <w:sz w:val="21"/>
+          <w:szCs w:val="21"/>
+        </w:rPr>
+        <w:t>s</w:t>
+      </w:r>
+      <w:r>
+        <w:rPr>
+          <w:rFonts w:ascii="Consolas" w:hAnsi="Consolas"/>
+          <w:b w:val="false"/>
+          <w:i w:val="false"/>
+          <w:color w:val="auto"/>
+          <w:sz w:val="21"/>
+          <w:szCs w:val="21"/>
+        </w:rPr>
+        <w:t>.</w:t>
+      </w:r>
+      <w:r>
+        <w:rPr>
+          <w:rFonts w:ascii="Consolas" w:hAnsi="Consolas"/>
+          <w:b w:val="false"/>
+          <w:i w:val="false"/>
+          <w:color w:val="auto"/>
+          <w:sz w:val="21"/>
+          <w:szCs w:val="21"/>
+        </w:rPr>
+        <w:t>charPos</w:t>
+      </w:r>
+      <w:r>
+        <w:rPr>
+          <w:rFonts w:ascii="Consolas" w:hAnsi="Consolas"/>
+          <w:b w:val="false"/>
+          <w:i w:val="false"/>
+          <w:color w:val="auto"/>
+          <w:sz w:val="21"/>
+          <w:szCs w:val="21"/>
+        </w:rPr>
+        <w:t>+</w:t>
+      </w:r>
+      <w:r>
+        <w:rPr>
+          <w:rFonts w:ascii="Consolas" w:hAnsi="Consolas"/>
+          <w:b w:val="false"/>
+          <w:i w:val="false"/>
+          <w:color w:val="auto"/>
+          <w:sz w:val="21"/>
+          <w:szCs w:val="21"/>
+        </w:rPr>
+        <w:t>"]: Variable '"</w:t>
+      </w:r>
+      <w:r>
+        <w:rPr>
+          <w:rFonts w:ascii="Consolas" w:hAnsi="Consolas"/>
+          <w:b w:val="false"/>
+          <w:i w:val="false"/>
+          <w:color w:val="auto"/>
+          <w:sz w:val="21"/>
+          <w:szCs w:val="21"/>
+        </w:rPr>
+        <w:t>+</w:t>
+      </w:r>
+      <w:r>
+        <w:rPr>
+          <w:rFonts w:ascii="Consolas" w:hAnsi="Consolas"/>
+          <w:b w:val="false"/>
+          <w:i w:val="false"/>
+          <w:color w:val="auto"/>
+          <w:sz w:val="21"/>
+          <w:szCs w:val="21"/>
+        </w:rPr>
+        <w:t>s</w:t>
+      </w:r>
+      <w:r>
+        <w:rPr>
+          <w:rFonts w:ascii="Consolas" w:hAnsi="Consolas"/>
+          <w:b w:val="false"/>
+          <w:i w:val="false"/>
+          <w:color w:val="auto"/>
+          <w:sz w:val="21"/>
+          <w:szCs w:val="21"/>
+        </w:rPr>
+        <w:t>.</w:t>
+      </w:r>
+      <w:r>
+        <w:rPr>
+          <w:rFonts w:ascii="Consolas" w:hAnsi="Consolas"/>
+          <w:b w:val="false"/>
+          <w:i w:val="false"/>
+          <w:color w:val="auto"/>
+          <w:sz w:val="21"/>
+          <w:szCs w:val="21"/>
+        </w:rPr>
+        <w:t>name</w:t>
+      </w:r>
+      <w:r>
+        <w:rPr>
+          <w:rFonts w:ascii="Consolas" w:hAnsi="Consolas"/>
+          <w:b w:val="false"/>
+          <w:i w:val="false"/>
+          <w:color w:val="auto"/>
+          <w:sz w:val="21"/>
+          <w:szCs w:val="21"/>
+        </w:rPr>
+        <w:t>+</w:t>
+      </w:r>
+      <w:r>
+        <w:rPr>
+          <w:rFonts w:ascii="Consolas" w:hAnsi="Consolas"/>
+          <w:b w:val="false"/>
+          <w:i w:val="false"/>
+          <w:color w:val="auto"/>
+          <w:sz w:val="21"/>
+          <w:szCs w:val="21"/>
+        </w:rPr>
+        <w:t>"' is never used."</w:t>
+      </w:r>
+      <w:r>
+        <w:rPr>
+          <w:rFonts w:ascii="Consolas" w:hAnsi="Consolas"/>
+          <w:b w:val="false"/>
+          <w:i w:val="false"/>
+          <w:color w:val="auto"/>
+          <w:sz w:val="21"/>
+          <w:szCs w:val="21"/>
+        </w:rPr>
+        <w:t>);</w:t>
+        <w:br/>
+        <w:t xml:space="preserve"> }</w:t>
+        <w:br/>
+        <w:t xml:space="preserve"> }</w:t>
+        <w:br/>
+        <w:t xml:space="preserve"> </w:t>
+      </w:r>
+      <w:r>
+        <w:rPr>
+          <w:rFonts w:ascii="Consolas" w:hAnsi="Consolas"/>
+          <w:b w:val="false"/>
+          <w:i w:val="false"/>
+          <w:color w:val="auto"/>
+          <w:sz w:val="21"/>
+          <w:szCs w:val="21"/>
+        </w:rPr>
+        <w:t xml:space="preserve">currentScope </w:t>
+      </w:r>
+      <w:r>
+        <w:rPr>
+          <w:rFonts w:ascii="Consolas" w:hAnsi="Consolas"/>
+          <w:b w:val="false"/>
+          <w:i w:val="false"/>
+          <w:color w:val="auto"/>
+          <w:sz w:val="21"/>
+          <w:szCs w:val="21"/>
+        </w:rPr>
+        <w:t xml:space="preserve">= </w:t>
+      </w:r>
+      <w:r>
+        <w:rPr>
+          <w:rFonts w:ascii="Consolas" w:hAnsi="Consolas"/>
+          <w:b w:val="false"/>
+          <w:i w:val="false"/>
+          <w:color w:val="auto"/>
+          <w:sz w:val="21"/>
+          <w:szCs w:val="21"/>
+        </w:rPr>
+        <w:t>currentScope</w:t>
+      </w:r>
+      <w:r>
+        <w:rPr>
+          <w:rFonts w:ascii="Consolas" w:hAnsi="Consolas"/>
+          <w:b w:val="false"/>
+          <w:i w:val="false"/>
+          <w:color w:val="auto"/>
+          <w:sz w:val="21"/>
+          <w:szCs w:val="21"/>
+        </w:rPr>
+        <w:t>.getEnclosingScope();</w:t>
+        <w:br/>
+        <w:t xml:space="preserve"> }</w:t>
+        <w:br/>
+        <w:br/>
+        <w:t xml:space="preserve"> </w:t>
+      </w:r>
+      <w:r>
+        <w:rPr>
+          <w:rFonts w:ascii="Consolas" w:hAnsi="Consolas"/>
+          <w:b w:val="false"/>
+          <w:i w:val="false"/>
+          <w:color w:val="auto"/>
+          <w:sz w:val="21"/>
+          <w:szCs w:val="21"/>
+        </w:rPr>
+        <w:t xml:space="preserve">@Override </w:t>
+      </w:r>
+      <w:r>
+        <w:rPr>
+          <w:rFonts w:ascii="Consolas" w:hAnsi="Consolas"/>
+          <w:b w:val="false"/>
+          <w:i w:val="false"/>
+          <w:color w:val="auto"/>
+          <w:sz w:val="21"/>
+          <w:szCs w:val="21"/>
+        </w:rPr>
+        <w:t xml:space="preserve">public void </w:t>
+      </w:r>
+      <w:r>
+        <w:rPr>
+          <w:rFonts w:ascii="Consolas" w:hAnsi="Consolas"/>
+          <w:b w:val="false"/>
+          <w:i w:val="false"/>
+          <w:color w:val="auto"/>
+          <w:sz w:val="21"/>
+          <w:szCs w:val="21"/>
+        </w:rPr>
+        <w:t>enterLetBinding</w:t>
+      </w:r>
+      <w:r>
+        <w:rPr>
+          <w:rFonts w:ascii="Consolas" w:hAnsi="Consolas"/>
+          <w:b w:val="false"/>
+          <w:i w:val="false"/>
+          <w:color w:val="auto"/>
+          <w:sz w:val="21"/>
+          <w:szCs w:val="21"/>
+        </w:rPr>
+        <w:t>(</w:t>
+      </w:r>
+      <w:r>
+        <w:rPr>
+          <w:rFonts w:ascii="Consolas" w:hAnsi="Consolas"/>
+          <w:b w:val="false"/>
+          <w:i w:val="false"/>
+          <w:color w:val="auto"/>
+          <w:sz w:val="21"/>
+          <w:szCs w:val="21"/>
+        </w:rPr>
+        <w:t>MainParser</w:t>
+      </w:r>
+      <w:r>
+        <w:rPr>
+          <w:rFonts w:ascii="Consolas" w:hAnsi="Consolas"/>
+          <w:b w:val="false"/>
+          <w:i w:val="false"/>
+          <w:color w:val="auto"/>
+          <w:sz w:val="21"/>
+          <w:szCs w:val="21"/>
+        </w:rPr>
+        <w:t>.</w:t>
+      </w:r>
+      <w:r>
+        <w:rPr>
+          <w:rFonts w:ascii="Consolas" w:hAnsi="Consolas"/>
+          <w:b w:val="false"/>
+          <w:i w:val="false"/>
+          <w:color w:val="auto"/>
+          <w:sz w:val="21"/>
+          <w:szCs w:val="21"/>
+        </w:rPr>
+        <w:t>LetBindingContext context</w:t>
+      </w:r>
+      <w:r>
+        <w:rPr>
+          <w:rFonts w:ascii="Consolas" w:hAnsi="Consolas"/>
+          <w:b w:val="false"/>
+          <w:i w:val="false"/>
+          <w:color w:val="auto"/>
+          <w:sz w:val="21"/>
+          <w:szCs w:val="21"/>
+        </w:rPr>
+        <w:t>) {</w:t>
+        <w:br/>
+        <w:t xml:space="preserve">        </w:t>
+      </w:r>
+      <w:r>
+        <w:rPr>
+          <w:rFonts w:ascii="Consolas" w:hAnsi="Consolas"/>
+          <w:b w:val="false"/>
+          <w:i w:val="false"/>
+          <w:color w:val="auto"/>
+          <w:sz w:val="21"/>
+          <w:szCs w:val="21"/>
+        </w:rPr>
+        <w:t xml:space="preserve">String name </w:t>
+      </w:r>
+      <w:r>
+        <w:rPr>
+          <w:rFonts w:ascii="Consolas" w:hAnsi="Consolas"/>
+          <w:b w:val="false"/>
+          <w:i w:val="false"/>
+          <w:color w:val="auto"/>
+          <w:sz w:val="21"/>
+          <w:szCs w:val="21"/>
+        </w:rPr>
+        <w:t xml:space="preserve">= </w:t>
+      </w:r>
+      <w:r>
+        <w:rPr>
+          <w:rFonts w:ascii="Consolas" w:hAnsi="Consolas"/>
+          <w:b w:val="false"/>
+          <w:i w:val="false"/>
+          <w:color w:val="auto"/>
+          <w:sz w:val="21"/>
+          <w:szCs w:val="21"/>
+        </w:rPr>
+        <w:t>context</w:t>
+      </w:r>
+      <w:r>
+        <w:rPr>
+          <w:rFonts w:ascii="Consolas" w:hAnsi="Consolas"/>
+          <w:b w:val="false"/>
+          <w:i w:val="false"/>
+          <w:color w:val="auto"/>
+          <w:sz w:val="21"/>
+          <w:szCs w:val="21"/>
+        </w:rPr>
+        <w:t>.ID().getText();</w:t>
+        <w:br/>
+        <w:t xml:space="preserve">        </w:t>
+      </w:r>
+      <w:r>
+        <w:rPr>
+          <w:rFonts w:ascii="Consolas" w:hAnsi="Consolas"/>
+          <w:b w:val="false"/>
+          <w:i w:val="false"/>
+          <w:color w:val="auto"/>
+          <w:sz w:val="21"/>
+          <w:szCs w:val="21"/>
+        </w:rPr>
+        <w:t xml:space="preserve">if </w:t>
+      </w:r>
+      <w:r>
+        <w:rPr>
+          <w:rFonts w:ascii="Consolas" w:hAnsi="Consolas"/>
+          <w:b w:val="false"/>
+          <w:i w:val="false"/>
+          <w:color w:val="auto"/>
+          <w:sz w:val="21"/>
+          <w:szCs w:val="21"/>
+        </w:rPr>
+        <w:t>(</w:t>
+      </w:r>
+      <w:r>
+        <w:rPr>
+          <w:rFonts w:ascii="Consolas" w:hAnsi="Consolas"/>
+          <w:b w:val="false"/>
+          <w:i w:val="false"/>
+          <w:color w:val="auto"/>
+          <w:sz w:val="21"/>
+          <w:szCs w:val="21"/>
+        </w:rPr>
+        <w:t>currentScope</w:t>
+      </w:r>
+      <w:r>
+        <w:rPr>
+          <w:rFonts w:ascii="Consolas" w:hAnsi="Consolas"/>
+          <w:b w:val="false"/>
+          <w:i w:val="false"/>
+          <w:color w:val="auto"/>
+          <w:sz w:val="21"/>
+          <w:szCs w:val="21"/>
+        </w:rPr>
+        <w:t>.resolveLocal(</w:t>
+      </w:r>
+      <w:r>
+        <w:rPr>
+          <w:rFonts w:ascii="Consolas" w:hAnsi="Consolas"/>
+          <w:b w:val="false"/>
+          <w:i w:val="false"/>
+          <w:color w:val="auto"/>
+          <w:sz w:val="21"/>
+          <w:szCs w:val="21"/>
+        </w:rPr>
+        <w:t>name</w:t>
+      </w:r>
+      <w:r>
+        <w:rPr>
+          <w:rFonts w:ascii="Consolas" w:hAnsi="Consolas"/>
+          <w:b w:val="false"/>
+          <w:i w:val="false"/>
+          <w:color w:val="auto"/>
+          <w:sz w:val="21"/>
+          <w:szCs w:val="21"/>
+        </w:rPr>
+        <w:t xml:space="preserve">) != </w:t>
+      </w:r>
+      <w:r>
+        <w:rPr>
+          <w:rFonts w:ascii="Consolas" w:hAnsi="Consolas"/>
+          <w:b w:val="false"/>
+          <w:i w:val="false"/>
+          <w:color w:val="auto"/>
+          <w:sz w:val="21"/>
+          <w:szCs w:val="21"/>
+        </w:rPr>
+        <w:t>null</w:t>
+      </w:r>
+      <w:r>
+        <w:rPr>
+          <w:rFonts w:ascii="Consolas" w:hAnsi="Consolas"/>
+          <w:b w:val="false"/>
+          <w:i w:val="false"/>
+          <w:color w:val="auto"/>
+          <w:sz w:val="21"/>
+          <w:szCs w:val="21"/>
+        </w:rPr>
+        <w:t>) {</w:t>
+        <w:br/>
+        <w:t xml:space="preserve">            reportError(</w:t>
+      </w:r>
+      <w:r>
+        <w:rPr>
+          <w:rFonts w:ascii="Consolas" w:hAnsi="Consolas"/>
+          <w:b w:val="false"/>
+          <w:i w:val="false"/>
+          <w:color w:val="auto"/>
+          <w:sz w:val="21"/>
+          <w:szCs w:val="21"/>
+        </w:rPr>
+        <w:t>context</w:t>
+      </w:r>
+      <w:r>
+        <w:rPr>
+          <w:rFonts w:ascii="Consolas" w:hAnsi="Consolas"/>
+          <w:b w:val="false"/>
+          <w:i w:val="false"/>
+          <w:color w:val="auto"/>
+          <w:sz w:val="21"/>
+          <w:szCs w:val="21"/>
+        </w:rPr>
+        <w:t xml:space="preserve">.ID().getSymbol(), </w:t>
+      </w:r>
+      <w:r>
+        <w:rPr>
+          <w:rFonts w:ascii="Consolas" w:hAnsi="Consolas"/>
+          <w:b w:val="false"/>
+          <w:i w:val="false"/>
+          <w:color w:val="auto"/>
+          <w:sz w:val="21"/>
+          <w:szCs w:val="21"/>
+        </w:rPr>
+        <w:t>"Identifier '"</w:t>
+      </w:r>
+      <w:r>
+        <w:rPr>
+          <w:rFonts w:ascii="Consolas" w:hAnsi="Consolas"/>
+          <w:b w:val="false"/>
+          <w:i w:val="false"/>
+          <w:color w:val="auto"/>
+          <w:sz w:val="21"/>
+          <w:szCs w:val="21"/>
+        </w:rPr>
+        <w:t>+</w:t>
+      </w:r>
+      <w:r>
+        <w:rPr>
+          <w:rFonts w:ascii="Consolas" w:hAnsi="Consolas"/>
+          <w:b w:val="false"/>
+          <w:i w:val="false"/>
+          <w:color w:val="auto"/>
+          <w:sz w:val="21"/>
+          <w:szCs w:val="21"/>
+        </w:rPr>
+        <w:t>name</w:t>
+      </w:r>
+      <w:r>
+        <w:rPr>
+          <w:rFonts w:ascii="Consolas" w:hAnsi="Consolas"/>
+          <w:b w:val="false"/>
+          <w:i w:val="false"/>
+          <w:color w:val="auto"/>
+          <w:sz w:val="21"/>
+          <w:szCs w:val="21"/>
+        </w:rPr>
+        <w:t>+</w:t>
+      </w:r>
+      <w:r>
+        <w:rPr>
+          <w:rFonts w:ascii="Consolas" w:hAnsi="Consolas"/>
+          <w:b w:val="false"/>
+          <w:i w:val="false"/>
+          <w:color w:val="auto"/>
+          <w:sz w:val="21"/>
+          <w:szCs w:val="21"/>
+        </w:rPr>
+        <w:t>"' already declared in this scope."</w:t>
+      </w:r>
+      <w:r>
+        <w:rPr>
+          <w:rFonts w:ascii="Consolas" w:hAnsi="Consolas"/>
+          <w:b w:val="false"/>
+          <w:i w:val="false"/>
+          <w:color w:val="auto"/>
+          <w:sz w:val="21"/>
+          <w:szCs w:val="21"/>
+        </w:rPr>
+        <w:t>);</w:t>
+        <w:br/>
+        <w:t xml:space="preserve">        }</w:t>
+        <w:br/>
+        <w:t xml:space="preserve">        </w:t>
+      </w:r>
+      <w:r>
+        <w:rPr>
+          <w:rFonts w:ascii="Consolas" w:hAnsi="Consolas"/>
+          <w:b w:val="false"/>
+          <w:i w:val="false"/>
+          <w:color w:val="auto"/>
+          <w:sz w:val="21"/>
+          <w:szCs w:val="21"/>
+        </w:rPr>
+        <w:t xml:space="preserve">Type t </w:t>
+      </w:r>
+      <w:r>
+        <w:rPr>
+          <w:rFonts w:ascii="Consolas" w:hAnsi="Consolas"/>
+          <w:b w:val="false"/>
+          <w:i w:val="false"/>
+          <w:color w:val="auto"/>
+          <w:sz w:val="21"/>
+          <w:szCs w:val="21"/>
+        </w:rPr>
+        <w:t xml:space="preserve">= </w:t>
+      </w:r>
+      <w:r>
+        <w:rPr>
+          <w:rFonts w:ascii="Consolas" w:hAnsi="Consolas"/>
+          <w:b w:val="false"/>
+          <w:i w:val="false"/>
+          <w:color w:val="auto"/>
+          <w:sz w:val="21"/>
+          <w:szCs w:val="21"/>
+        </w:rPr>
+        <w:t>context</w:t>
+      </w:r>
+      <w:r>
+        <w:rPr>
+          <w:rFonts w:ascii="Consolas" w:hAnsi="Consolas"/>
+          <w:b w:val="false"/>
+          <w:i w:val="false"/>
+          <w:color w:val="auto"/>
+          <w:sz w:val="21"/>
+          <w:szCs w:val="21"/>
+        </w:rPr>
+        <w:t xml:space="preserve">.type() != </w:t>
+      </w:r>
+      <w:r>
+        <w:rPr>
+          <w:rFonts w:ascii="Consolas" w:hAnsi="Consolas"/>
+          <w:b w:val="false"/>
+          <w:i w:val="false"/>
+          <w:color w:val="auto"/>
+          <w:sz w:val="21"/>
+          <w:szCs w:val="21"/>
+        </w:rPr>
+        <w:t xml:space="preserve">null </w:t>
+      </w:r>
+      <w:r>
+        <w:rPr>
+          <w:rFonts w:ascii="Consolas" w:hAnsi="Consolas"/>
+          <w:b w:val="false"/>
+          <w:i w:val="false"/>
+          <w:color w:val="auto"/>
+          <w:sz w:val="21"/>
+          <w:szCs w:val="21"/>
+        </w:rPr>
+        <w:t xml:space="preserve">? </w:t>
+      </w:r>
+      <w:r>
+        <w:rPr>
+          <w:rFonts w:ascii="Consolas" w:hAnsi="Consolas"/>
+          <w:b w:val="false"/>
+          <w:i w:val="false"/>
+          <w:color w:val="auto"/>
+          <w:sz w:val="21"/>
+          <w:szCs w:val="21"/>
+        </w:rPr>
+        <w:t>Type</w:t>
+      </w:r>
+      <w:r>
+        <w:rPr>
+          <w:rFonts w:ascii="Consolas" w:hAnsi="Consolas"/>
+          <w:b w:val="false"/>
+          <w:i w:val="false"/>
+          <w:color w:val="auto"/>
+          <w:sz w:val="21"/>
+          <w:szCs w:val="21"/>
+        </w:rPr>
+        <w:t>.</w:t>
+      </w:r>
+      <w:r>
+        <w:rPr>
+          <w:rFonts w:ascii="Consolas" w:hAnsi="Consolas"/>
+          <w:b w:val="false"/>
+          <w:i/>
+          <w:color w:val="auto"/>
+          <w:sz w:val="21"/>
+          <w:szCs w:val="21"/>
+        </w:rPr>
+        <w:t>valueOf</w:t>
+      </w:r>
+      <w:r>
+        <w:rPr>
+          <w:rFonts w:ascii="Consolas" w:hAnsi="Consolas"/>
+          <w:b w:val="false"/>
+          <w:i w:val="false"/>
+          <w:color w:val="auto"/>
+          <w:sz w:val="21"/>
+          <w:szCs w:val="21"/>
+        </w:rPr>
+        <w:t>(</w:t>
+      </w:r>
+      <w:r>
+        <w:rPr>
+          <w:rFonts w:ascii="Consolas" w:hAnsi="Consolas"/>
+          <w:b w:val="false"/>
+          <w:i w:val="false"/>
+          <w:color w:val="auto"/>
+          <w:sz w:val="21"/>
+          <w:szCs w:val="21"/>
+        </w:rPr>
+        <w:t>context</w:t>
+      </w:r>
+      <w:r>
+        <w:rPr>
+          <w:rFonts w:ascii="Consolas" w:hAnsi="Consolas"/>
+          <w:b w:val="false"/>
+          <w:i w:val="false"/>
+          <w:color w:val="auto"/>
+          <w:sz w:val="21"/>
+          <w:szCs w:val="21"/>
+        </w:rPr>
+        <w:t xml:space="preserve">.type().getText().toUpperCase()) : </w:t>
+      </w:r>
+      <w:r>
+        <w:rPr>
+          <w:rFonts w:ascii="Consolas" w:hAnsi="Consolas"/>
+          <w:b w:val="false"/>
+          <w:i w:val="false"/>
+          <w:color w:val="auto"/>
+          <w:sz w:val="21"/>
+          <w:szCs w:val="21"/>
+        </w:rPr>
+        <w:t>Type</w:t>
+      </w:r>
+      <w:r>
+        <w:rPr>
+          <w:rFonts w:ascii="Consolas" w:hAnsi="Consolas"/>
+          <w:b w:val="false"/>
+          <w:i w:val="false"/>
+          <w:color w:val="auto"/>
+          <w:sz w:val="21"/>
+          <w:szCs w:val="21"/>
+        </w:rPr>
+        <w:t>.</w:t>
+      </w:r>
+      <w:r>
+        <w:rPr>
+          <w:rFonts w:ascii="Consolas" w:hAnsi="Consolas"/>
+          <w:b w:val="false"/>
+          <w:i/>
+          <w:color w:val="auto"/>
+          <w:sz w:val="21"/>
+          <w:szCs w:val="21"/>
+        </w:rPr>
+        <w:t>UNKNOWN</w:t>
+      </w:r>
+      <w:r>
+        <w:rPr>
+          <w:rFonts w:ascii="Consolas" w:hAnsi="Consolas"/>
+          <w:b w:val="false"/>
+          <w:i w:val="false"/>
+          <w:color w:val="auto"/>
+          <w:sz w:val="21"/>
+          <w:szCs w:val="21"/>
+        </w:rPr>
+        <w:t>;</w:t>
+        <w:br/>
+        <w:t xml:space="preserve">        </w:t>
+      </w:r>
+      <w:r>
+        <w:rPr>
+          <w:rFonts w:ascii="Consolas" w:hAnsi="Consolas"/>
+          <w:b w:val="false"/>
+          <w:i w:val="false"/>
+          <w:color w:val="auto"/>
+          <w:sz w:val="21"/>
+          <w:szCs w:val="21"/>
+        </w:rPr>
+        <w:t>currentScope</w:t>
+      </w:r>
+      <w:r>
+        <w:rPr>
+          <w:rFonts w:ascii="Consolas" w:hAnsi="Consolas"/>
+          <w:b w:val="false"/>
+          <w:i w:val="false"/>
+          <w:color w:val="auto"/>
+          <w:sz w:val="21"/>
+          <w:szCs w:val="21"/>
+        </w:rPr>
+        <w:t>.define(</w:t>
+      </w:r>
+      <w:r>
+        <w:rPr>
+          <w:rFonts w:ascii="Consolas" w:hAnsi="Consolas"/>
+          <w:b w:val="false"/>
+          <w:i w:val="false"/>
+          <w:color w:val="auto"/>
+          <w:sz w:val="21"/>
+          <w:szCs w:val="21"/>
+        </w:rPr>
+        <w:t xml:space="preserve">new </w:t>
+      </w:r>
+      <w:r>
+        <w:rPr>
+          <w:rFonts w:ascii="Consolas" w:hAnsi="Consolas"/>
+          <w:b w:val="false"/>
+          <w:i w:val="false"/>
+          <w:color w:val="auto"/>
+          <w:sz w:val="21"/>
+          <w:szCs w:val="21"/>
+        </w:rPr>
+        <w:t>Symbol(</w:t>
+      </w:r>
+      <w:r>
+        <w:rPr>
+          <w:rFonts w:ascii="Consolas" w:hAnsi="Consolas"/>
+          <w:b w:val="false"/>
+          <w:i w:val="false"/>
+          <w:color w:val="auto"/>
+          <w:sz w:val="21"/>
+          <w:szCs w:val="21"/>
+        </w:rPr>
+        <w:t>name</w:t>
+      </w:r>
+      <w:r>
+        <w:rPr>
+          <w:rFonts w:ascii="Consolas" w:hAnsi="Consolas"/>
+          <w:b w:val="false"/>
+          <w:i w:val="false"/>
+          <w:color w:val="auto"/>
+          <w:sz w:val="21"/>
+          <w:szCs w:val="21"/>
+        </w:rPr>
+        <w:t xml:space="preserve">, </w:t>
+      </w:r>
+      <w:r>
+        <w:rPr>
+          <w:rFonts w:ascii="Consolas" w:hAnsi="Consolas"/>
+          <w:b w:val="false"/>
+          <w:i w:val="false"/>
+          <w:color w:val="auto"/>
+          <w:sz w:val="21"/>
+          <w:szCs w:val="21"/>
+        </w:rPr>
+        <w:t>t</w:t>
+      </w:r>
+      <w:r>
+        <w:rPr>
+          <w:rFonts w:ascii="Consolas" w:hAnsi="Consolas"/>
+          <w:b w:val="false"/>
+          <w:i w:val="false"/>
+          <w:color w:val="auto"/>
+          <w:sz w:val="21"/>
+          <w:szCs w:val="21"/>
+        </w:rPr>
+        <w:t xml:space="preserve">, </w:t>
+      </w:r>
+      <w:r>
+        <w:rPr>
+          <w:rFonts w:ascii="Consolas" w:hAnsi="Consolas"/>
+          <w:b w:val="false"/>
+          <w:i w:val="false"/>
+          <w:color w:val="auto"/>
+          <w:sz w:val="21"/>
+          <w:szCs w:val="21"/>
+        </w:rPr>
+        <w:t>context</w:t>
+      </w:r>
+      <w:r>
+        <w:rPr>
+          <w:rFonts w:ascii="Consolas" w:hAnsi="Consolas"/>
+          <w:b w:val="false"/>
+          <w:i w:val="false"/>
+          <w:color w:val="auto"/>
+          <w:sz w:val="21"/>
+          <w:szCs w:val="21"/>
+        </w:rPr>
+        <w:t xml:space="preserve">.ID().getSymbol().getLine(), </w:t>
+      </w:r>
+      <w:r>
+        <w:rPr>
+          <w:rFonts w:ascii="Consolas" w:hAnsi="Consolas"/>
+          <w:b w:val="false"/>
+          <w:i w:val="false"/>
+          <w:color w:val="auto"/>
+          <w:sz w:val="21"/>
+          <w:szCs w:val="21"/>
+        </w:rPr>
+        <w:t>context</w:t>
+      </w:r>
+      <w:r>
+        <w:rPr>
+          <w:rFonts w:ascii="Consolas" w:hAnsi="Consolas"/>
+          <w:b w:val="false"/>
+          <w:i w:val="false"/>
+          <w:color w:val="auto"/>
+          <w:sz w:val="21"/>
+          <w:szCs w:val="21"/>
+        </w:rPr>
+        <w:t>.ID().getSymbol().getCharPositionInLine()));</w:t>
+        <w:br/>
+        <w:t xml:space="preserve">    }</w:t>
+        <w:br/>
+        <w:br/>
+        <w:t xml:space="preserve">    </w:t>
+      </w:r>
+      <w:r>
+        <w:rPr>
+          <w:rFonts w:ascii="Consolas" w:hAnsi="Consolas"/>
+          <w:b w:val="false"/>
+          <w:i w:val="false"/>
+          <w:color w:val="auto"/>
+          <w:sz w:val="21"/>
+          <w:szCs w:val="21"/>
+        </w:rPr>
+        <w:t xml:space="preserve">@Override </w:t>
+      </w:r>
+      <w:r>
+        <w:rPr>
+          <w:rFonts w:ascii="Consolas" w:hAnsi="Consolas"/>
+          <w:b w:val="false"/>
+          <w:i w:val="false"/>
+          <w:color w:val="auto"/>
+          <w:sz w:val="21"/>
+          <w:szCs w:val="21"/>
+        </w:rPr>
+        <w:t xml:space="preserve">public void </w:t>
+      </w:r>
+      <w:r>
+        <w:rPr>
+          <w:rFonts w:ascii="Consolas" w:hAnsi="Consolas"/>
+          <w:b w:val="false"/>
+          <w:i w:val="false"/>
+          <w:color w:val="auto"/>
+          <w:sz w:val="21"/>
+          <w:szCs w:val="21"/>
+        </w:rPr>
+        <w:t>enterIdExpr</w:t>
+      </w:r>
+      <w:r>
+        <w:rPr>
+          <w:rFonts w:ascii="Consolas" w:hAnsi="Consolas"/>
+          <w:b w:val="false"/>
+          <w:i w:val="false"/>
+          <w:color w:val="auto"/>
+          <w:sz w:val="21"/>
+          <w:szCs w:val="21"/>
+        </w:rPr>
+        <w:t>(</w:t>
+      </w:r>
+      <w:r>
+        <w:rPr>
+          <w:rFonts w:ascii="Consolas" w:hAnsi="Consolas"/>
+          <w:b w:val="false"/>
+          <w:i w:val="false"/>
+          <w:color w:val="auto"/>
+          <w:sz w:val="21"/>
+          <w:szCs w:val="21"/>
+        </w:rPr>
+        <w:t>MainParser</w:t>
+      </w:r>
+      <w:r>
+        <w:rPr>
+          <w:rFonts w:ascii="Consolas" w:hAnsi="Consolas"/>
+          <w:b w:val="false"/>
+          <w:i w:val="false"/>
+          <w:color w:val="auto"/>
+          <w:sz w:val="21"/>
+          <w:szCs w:val="21"/>
+        </w:rPr>
+        <w:t>.</w:t>
+      </w:r>
+      <w:r>
+        <w:rPr>
+          <w:rFonts w:ascii="Consolas" w:hAnsi="Consolas"/>
+          <w:b w:val="false"/>
+          <w:i w:val="false"/>
+          <w:color w:val="auto"/>
+          <w:sz w:val="21"/>
+          <w:szCs w:val="21"/>
+        </w:rPr>
+        <w:t>IdExprContext context</w:t>
+      </w:r>
+      <w:r>
+        <w:rPr>
+          <w:rFonts w:ascii="Consolas" w:hAnsi="Consolas"/>
+          <w:b w:val="false"/>
+          <w:i w:val="false"/>
+          <w:color w:val="auto"/>
+          <w:sz w:val="21"/>
+          <w:szCs w:val="21"/>
+        </w:rPr>
+        <w:t>) {</w:t>
+        <w:br/>
+        <w:t xml:space="preserve">        </w:t>
+      </w:r>
+      <w:r>
+        <w:rPr>
+          <w:rFonts w:ascii="Consolas" w:hAnsi="Consolas"/>
+          <w:b w:val="false"/>
+          <w:i w:val="false"/>
+          <w:color w:val="auto"/>
+          <w:sz w:val="21"/>
+          <w:szCs w:val="21"/>
+        </w:rPr>
+        <w:t xml:space="preserve">String name </w:t>
+      </w:r>
+      <w:r>
+        <w:rPr>
+          <w:rFonts w:ascii="Consolas" w:hAnsi="Consolas"/>
+          <w:b w:val="false"/>
+          <w:i w:val="false"/>
+          <w:color w:val="auto"/>
+          <w:sz w:val="21"/>
+          <w:szCs w:val="21"/>
+        </w:rPr>
+        <w:t xml:space="preserve">= </w:t>
+      </w:r>
+      <w:r>
+        <w:rPr>
+          <w:rFonts w:ascii="Consolas" w:hAnsi="Consolas"/>
+          <w:b w:val="false"/>
+          <w:i w:val="false"/>
+          <w:color w:val="auto"/>
+          <w:sz w:val="21"/>
+          <w:szCs w:val="21"/>
+        </w:rPr>
+        <w:t>context</w:t>
+      </w:r>
+      <w:r>
+        <w:rPr>
+          <w:rFonts w:ascii="Consolas" w:hAnsi="Consolas"/>
+          <w:b w:val="false"/>
+          <w:i w:val="false"/>
+          <w:color w:val="auto"/>
+          <w:sz w:val="21"/>
+          <w:szCs w:val="21"/>
+        </w:rPr>
+        <w:t>.ID().getText();</w:t>
+        <w:br/>
+        <w:t xml:space="preserve">        </w:t>
+      </w:r>
+      <w:r>
+        <w:rPr>
+          <w:rFonts w:ascii="Consolas" w:hAnsi="Consolas"/>
+          <w:b w:val="false"/>
+          <w:i w:val="false"/>
+          <w:color w:val="auto"/>
+          <w:sz w:val="21"/>
+          <w:szCs w:val="21"/>
+        </w:rPr>
+        <w:t xml:space="preserve">Symbol s </w:t>
+      </w:r>
+      <w:r>
+        <w:rPr>
+          <w:rFonts w:ascii="Consolas" w:hAnsi="Consolas"/>
+          <w:b w:val="false"/>
+          <w:i w:val="false"/>
+          <w:color w:val="auto"/>
+          <w:sz w:val="21"/>
+          <w:szCs w:val="21"/>
+        </w:rPr>
+        <w:t xml:space="preserve">= </w:t>
+      </w:r>
+      <w:r>
+        <w:rPr>
+          <w:rFonts w:ascii="Consolas" w:hAnsi="Consolas"/>
+          <w:b w:val="false"/>
+          <w:i w:val="false"/>
+          <w:color w:val="auto"/>
+          <w:sz w:val="21"/>
+          <w:szCs w:val="21"/>
+        </w:rPr>
+        <w:t>currentScope</w:t>
+      </w:r>
+      <w:r>
+        <w:rPr>
+          <w:rFonts w:ascii="Consolas" w:hAnsi="Consolas"/>
+          <w:b w:val="false"/>
+          <w:i w:val="false"/>
+          <w:color w:val="auto"/>
+          <w:sz w:val="21"/>
+          <w:szCs w:val="21"/>
+        </w:rPr>
+        <w:t>.resolve(</w:t>
+      </w:r>
+      <w:r>
+        <w:rPr>
+          <w:rFonts w:ascii="Consolas" w:hAnsi="Consolas"/>
+          <w:b w:val="false"/>
+          <w:i w:val="false"/>
+          <w:color w:val="auto"/>
+          <w:sz w:val="21"/>
+          <w:szCs w:val="21"/>
+        </w:rPr>
+        <w:t>name</w:t>
+      </w:r>
+      <w:r>
+        <w:rPr>
+          <w:rFonts w:ascii="Consolas" w:hAnsi="Consolas"/>
+          <w:b w:val="false"/>
+          <w:i w:val="false"/>
+          <w:color w:val="auto"/>
+          <w:sz w:val="21"/>
+          <w:szCs w:val="21"/>
+        </w:rPr>
+        <w:t>);</w:t>
+        <w:br/>
+        <w:t xml:space="preserve">        </w:t>
+      </w:r>
+      <w:r>
+        <w:rPr>
+          <w:rFonts w:ascii="Consolas" w:hAnsi="Consolas"/>
+          <w:b w:val="false"/>
+          <w:i w:val="false"/>
+          <w:color w:val="auto"/>
+          <w:sz w:val="21"/>
+          <w:szCs w:val="21"/>
+        </w:rPr>
+        <w:t xml:space="preserve">if </w:t>
+      </w:r>
+      <w:r>
+        <w:rPr>
+          <w:rFonts w:ascii="Consolas" w:hAnsi="Consolas"/>
+          <w:b w:val="false"/>
+          <w:i w:val="false"/>
+          <w:color w:val="auto"/>
+          <w:sz w:val="21"/>
+          <w:szCs w:val="21"/>
+        </w:rPr>
+        <w:t>(</w:t>
+      </w:r>
+      <w:r>
+        <w:rPr>
+          <w:rFonts w:ascii="Consolas" w:hAnsi="Consolas"/>
+          <w:b w:val="false"/>
+          <w:i w:val="false"/>
+          <w:color w:val="auto"/>
+          <w:sz w:val="21"/>
+          <w:szCs w:val="21"/>
+        </w:rPr>
+        <w:t>s</w:t>
+      </w:r>
+      <w:r>
+        <w:rPr>
+          <w:rFonts w:ascii="Consolas" w:hAnsi="Consolas"/>
+          <w:b w:val="false"/>
+          <w:i w:val="false"/>
+          <w:color w:val="auto"/>
+          <w:sz w:val="21"/>
+          <w:szCs w:val="21"/>
+        </w:rPr>
+        <w:t>==</w:t>
+      </w:r>
+      <w:r>
+        <w:rPr>
+          <w:rFonts w:ascii="Consolas" w:hAnsi="Consolas"/>
+          <w:b w:val="false"/>
+          <w:i w:val="false"/>
+          <w:color w:val="auto"/>
+          <w:sz w:val="21"/>
+          <w:szCs w:val="21"/>
+        </w:rPr>
+        <w:t>null</w:t>
+      </w:r>
+      <w:r>
+        <w:rPr>
+          <w:rFonts w:ascii="Consolas" w:hAnsi="Consolas"/>
+          <w:b w:val="false"/>
+          <w:i w:val="false"/>
+          <w:color w:val="auto"/>
+          <w:sz w:val="21"/>
+          <w:szCs w:val="21"/>
+        </w:rPr>
+        <w:t>) {</w:t>
+        <w:br/>
+        <w:t xml:space="preserve">            reportError(</w:t>
+      </w:r>
+      <w:r>
+        <w:rPr>
+          <w:rFonts w:ascii="Consolas" w:hAnsi="Consolas"/>
+          <w:b w:val="false"/>
+          <w:i w:val="false"/>
+          <w:color w:val="auto"/>
+          <w:sz w:val="21"/>
+          <w:szCs w:val="21"/>
+        </w:rPr>
+        <w:t>context</w:t>
+      </w:r>
+      <w:r>
+        <w:rPr>
+          <w:rFonts w:ascii="Consolas" w:hAnsi="Consolas"/>
+          <w:b w:val="false"/>
+          <w:i w:val="false"/>
+          <w:color w:val="auto"/>
+          <w:sz w:val="21"/>
+          <w:szCs w:val="21"/>
+        </w:rPr>
+        <w:t xml:space="preserve">.ID().getSymbol(), </w:t>
+      </w:r>
+      <w:r>
+        <w:rPr>
+          <w:rFonts w:ascii="Consolas" w:hAnsi="Consolas"/>
+          <w:b w:val="false"/>
+          <w:i w:val="false"/>
+          <w:color w:val="auto"/>
+          <w:sz w:val="21"/>
+          <w:szCs w:val="21"/>
+        </w:rPr>
+        <w:t>"Variable '"</w:t>
+      </w:r>
+      <w:r>
+        <w:rPr>
+          <w:rFonts w:ascii="Consolas" w:hAnsi="Consolas"/>
+          <w:b w:val="false"/>
+          <w:i w:val="false"/>
+          <w:color w:val="auto"/>
+          <w:sz w:val="21"/>
+          <w:szCs w:val="21"/>
+        </w:rPr>
+        <w:t>+</w:t>
+      </w:r>
+      <w:r>
+        <w:rPr>
+          <w:rFonts w:ascii="Consolas" w:hAnsi="Consolas"/>
+          <w:b w:val="false"/>
+          <w:i w:val="false"/>
+          <w:color w:val="auto"/>
+          <w:sz w:val="21"/>
+          <w:szCs w:val="21"/>
+        </w:rPr>
+        <w:t>name</w:t>
+      </w:r>
+      <w:r>
+        <w:rPr>
+          <w:rFonts w:ascii="Consolas" w:hAnsi="Consolas"/>
+          <w:b w:val="false"/>
+          <w:i w:val="false"/>
+          <w:color w:val="auto"/>
+          <w:sz w:val="21"/>
+          <w:szCs w:val="21"/>
+        </w:rPr>
+        <w:t>+</w:t>
+      </w:r>
+      <w:r>
+        <w:rPr>
+          <w:rFonts w:ascii="Consolas" w:hAnsi="Consolas"/>
+          <w:b w:val="false"/>
+          <w:i w:val="false"/>
+          <w:color w:val="auto"/>
+          <w:sz w:val="21"/>
+          <w:szCs w:val="21"/>
+        </w:rPr>
+        <w:t>"' used without declaration"</w:t>
+      </w:r>
+      <w:r>
+        <w:rPr>
+          <w:rFonts w:ascii="Consolas" w:hAnsi="Consolas"/>
+          <w:b w:val="false"/>
+          <w:i w:val="false"/>
+          <w:color w:val="auto"/>
+          <w:sz w:val="21"/>
+          <w:szCs w:val="21"/>
+        </w:rPr>
+        <w:t>);</w:t>
+        <w:br/>
+        <w:t xml:space="preserve">        } </w:t>
+      </w:r>
+      <w:r>
+        <w:rPr>
+          <w:rFonts w:ascii="Consolas" w:hAnsi="Consolas"/>
+          <w:b w:val="false"/>
+          <w:i w:val="false"/>
+          <w:color w:val="auto"/>
+          <w:sz w:val="21"/>
+          <w:szCs w:val="21"/>
+        </w:rPr>
+        <w:t xml:space="preserve">else </w:t>
+      </w:r>
+      <w:r>
+        <w:rPr>
+          <w:rFonts w:ascii="Consolas" w:hAnsi="Consolas"/>
+          <w:b w:val="false"/>
+          <w:i w:val="false"/>
+          <w:color w:val="auto"/>
+          <w:sz w:val="21"/>
+          <w:szCs w:val="21"/>
+        </w:rPr>
+        <w:t>{</w:t>
+        <w:br/>
+        <w:t xml:space="preserve">            </w:t>
+      </w:r>
+      <w:r>
+        <w:rPr>
+          <w:rFonts w:ascii="Consolas" w:hAnsi="Consolas"/>
+          <w:b w:val="false"/>
+          <w:i w:val="false"/>
+          <w:color w:val="auto"/>
+          <w:sz w:val="21"/>
+          <w:szCs w:val="21"/>
+        </w:rPr>
+        <w:t>s</w:t>
+      </w:r>
+      <w:r>
+        <w:rPr>
+          <w:rFonts w:ascii="Consolas" w:hAnsi="Consolas"/>
+          <w:b w:val="false"/>
+          <w:i w:val="false"/>
+          <w:color w:val="auto"/>
+          <w:sz w:val="21"/>
+          <w:szCs w:val="21"/>
+        </w:rPr>
+        <w:t>.</w:t>
+      </w:r>
+      <w:r>
+        <w:rPr>
+          <w:rFonts w:ascii="Consolas" w:hAnsi="Consolas"/>
+          <w:b w:val="false"/>
+          <w:i w:val="false"/>
+          <w:color w:val="auto"/>
+          <w:sz w:val="21"/>
+          <w:szCs w:val="21"/>
+        </w:rPr>
+        <w:t xml:space="preserve">isUsed </w:t>
+      </w:r>
+      <w:r>
+        <w:rPr>
+          <w:rFonts w:ascii="Consolas" w:hAnsi="Consolas"/>
+          <w:b w:val="false"/>
+          <w:i w:val="false"/>
+          <w:color w:val="auto"/>
+          <w:sz w:val="21"/>
+          <w:szCs w:val="21"/>
+        </w:rPr>
+        <w:t xml:space="preserve">= </w:t>
+      </w:r>
+      <w:r>
+        <w:rPr>
+          <w:rFonts w:ascii="Consolas" w:hAnsi="Consolas"/>
+          <w:b w:val="false"/>
+          <w:i w:val="false"/>
+          <w:color w:val="auto"/>
+          <w:sz w:val="21"/>
+          <w:szCs w:val="21"/>
+        </w:rPr>
+        <w:t>true</w:t>
+      </w:r>
+      <w:r>
+        <w:rPr>
+          <w:rFonts w:ascii="Consolas" w:hAnsi="Consolas"/>
+          <w:b w:val="false"/>
+          <w:i w:val="false"/>
+          <w:color w:val="auto"/>
+          <w:sz w:val="21"/>
+          <w:szCs w:val="21"/>
+        </w:rPr>
+        <w:t>;</w:t>
+        <w:br/>
+        <w:t xml:space="preserve">            </w:t>
+      </w:r>
+      <w:r>
+        <w:rPr>
+          <w:rFonts w:ascii="Consolas" w:hAnsi="Consolas"/>
+          <w:b w:val="false"/>
+          <w:i w:val="false"/>
+          <w:color w:val="auto"/>
+          <w:sz w:val="21"/>
+          <w:szCs w:val="21"/>
+        </w:rPr>
+        <w:t>types</w:t>
+      </w:r>
+      <w:r>
+        <w:rPr>
+          <w:rFonts w:ascii="Consolas" w:hAnsi="Consolas"/>
+          <w:b w:val="false"/>
+          <w:i w:val="false"/>
+          <w:color w:val="auto"/>
+          <w:sz w:val="21"/>
+          <w:szCs w:val="21"/>
+        </w:rPr>
+        <w:t>.put(</w:t>
+      </w:r>
+      <w:r>
+        <w:rPr>
+          <w:rFonts w:ascii="Consolas" w:hAnsi="Consolas"/>
+          <w:b w:val="false"/>
+          <w:i w:val="false"/>
+          <w:color w:val="auto"/>
+          <w:sz w:val="21"/>
+          <w:szCs w:val="21"/>
+        </w:rPr>
+        <w:t>context</w:t>
+      </w:r>
+      <w:r>
+        <w:rPr>
+          <w:rFonts w:ascii="Consolas" w:hAnsi="Consolas"/>
+          <w:b w:val="false"/>
+          <w:i w:val="false"/>
+          <w:color w:val="auto"/>
+          <w:sz w:val="21"/>
+          <w:szCs w:val="21"/>
+        </w:rPr>
+        <w:t xml:space="preserve">, </w:t>
+      </w:r>
+      <w:r>
+        <w:rPr>
+          <w:rFonts w:ascii="Consolas" w:hAnsi="Consolas"/>
+          <w:b w:val="false"/>
+          <w:i w:val="false"/>
+          <w:color w:val="auto"/>
+          <w:sz w:val="21"/>
+          <w:szCs w:val="21"/>
+        </w:rPr>
+        <w:t>s</w:t>
+      </w:r>
+      <w:r>
+        <w:rPr>
+          <w:rFonts w:ascii="Consolas" w:hAnsi="Consolas"/>
+          <w:b w:val="false"/>
+          <w:i w:val="false"/>
+          <w:color w:val="auto"/>
+          <w:sz w:val="21"/>
+          <w:szCs w:val="21"/>
+        </w:rPr>
+        <w:t>.</w:t>
+      </w:r>
+      <w:r>
+        <w:rPr>
+          <w:rFonts w:ascii="Consolas" w:hAnsi="Consolas"/>
+          <w:b w:val="false"/>
+          <w:i w:val="false"/>
+          <w:color w:val="auto"/>
+          <w:sz w:val="21"/>
+          <w:szCs w:val="21"/>
+        </w:rPr>
+        <w:t>type</w:t>
+      </w:r>
+      <w:r>
+        <w:rPr>
+          <w:rFonts w:ascii="Consolas" w:hAnsi="Consolas"/>
+          <w:b w:val="false"/>
+          <w:i w:val="false"/>
+          <w:color w:val="auto"/>
+          <w:sz w:val="21"/>
+          <w:szCs w:val="21"/>
+        </w:rPr>
+        <w:t>);</w:t>
+        <w:br/>
+        <w:t xml:space="preserve">        }</w:t>
+        <w:br/>
+        <w:t xml:space="preserve">    }</w:t>
+        <w:br/>
+        <w:br/>
+        <w:t xml:space="preserve">    </w:t>
+      </w:r>
+      <w:r>
+        <w:rPr>
+          <w:rFonts w:ascii="Consolas" w:hAnsi="Consolas"/>
+          <w:b w:val="false"/>
+          <w:i w:val="false"/>
+          <w:color w:val="auto"/>
+          <w:sz w:val="21"/>
+          <w:szCs w:val="21"/>
+        </w:rPr>
+        <w:t xml:space="preserve">@Override </w:t>
+      </w:r>
+      <w:r>
+        <w:rPr>
+          <w:rFonts w:ascii="Consolas" w:hAnsi="Consolas"/>
+          <w:b w:val="false"/>
+          <w:i w:val="false"/>
+          <w:color w:val="auto"/>
+          <w:sz w:val="21"/>
+          <w:szCs w:val="21"/>
+        </w:rPr>
+        <w:t xml:space="preserve">public void </w:t>
+      </w:r>
+      <w:r>
+        <w:rPr>
+          <w:rFonts w:ascii="Consolas" w:hAnsi="Consolas"/>
+          <w:b w:val="false"/>
+          <w:i w:val="false"/>
+          <w:color w:val="auto"/>
+          <w:sz w:val="21"/>
+          <w:szCs w:val="21"/>
+        </w:rPr>
+        <w:t>enterLoopStatement</w:t>
+      </w:r>
+      <w:r>
+        <w:rPr>
+          <w:rFonts w:ascii="Consolas" w:hAnsi="Consolas"/>
+          <w:b w:val="false"/>
+          <w:i w:val="false"/>
+          <w:color w:val="auto"/>
+          <w:sz w:val="21"/>
+          <w:szCs w:val="21"/>
+        </w:rPr>
+        <w:t>(</w:t>
+      </w:r>
+      <w:r>
+        <w:rPr>
+          <w:rFonts w:ascii="Consolas" w:hAnsi="Consolas"/>
+          <w:b w:val="false"/>
+          <w:i w:val="false"/>
+          <w:color w:val="auto"/>
+          <w:sz w:val="21"/>
+          <w:szCs w:val="21"/>
+        </w:rPr>
+        <w:t>MainParser</w:t>
+      </w:r>
+      <w:r>
+        <w:rPr>
+          <w:rFonts w:ascii="Consolas" w:hAnsi="Consolas"/>
+          <w:b w:val="false"/>
+          <w:i w:val="false"/>
+          <w:color w:val="auto"/>
+          <w:sz w:val="21"/>
+          <w:szCs w:val="21"/>
+        </w:rPr>
+        <w:t>.</w:t>
+      </w:r>
+      <w:r>
+        <w:rPr>
+          <w:rFonts w:ascii="Consolas" w:hAnsi="Consolas"/>
+          <w:b w:val="false"/>
+          <w:i w:val="false"/>
+          <w:color w:val="auto"/>
+          <w:sz w:val="21"/>
+          <w:szCs w:val="21"/>
+        </w:rPr>
+        <w:t>LoopStatementContext context</w:t>
+      </w:r>
+      <w:r>
+        <w:rPr>
+          <w:rFonts w:ascii="Consolas" w:hAnsi="Consolas"/>
+          <w:b w:val="false"/>
+          <w:i w:val="false"/>
+          <w:color w:val="auto"/>
+          <w:sz w:val="21"/>
+          <w:szCs w:val="21"/>
+        </w:rPr>
+        <w:t xml:space="preserve">) { </w:t>
+      </w:r>
+      <w:r>
+        <w:rPr>
+          <w:rFonts w:ascii="Consolas" w:hAnsi="Consolas"/>
+          <w:b w:val="false"/>
+          <w:i w:val="false"/>
+          <w:color w:val="auto"/>
+          <w:sz w:val="21"/>
+          <w:szCs w:val="21"/>
+        </w:rPr>
+        <w:t>loopDepth</w:t>
+      </w:r>
+      <w:r>
+        <w:rPr>
+          <w:rFonts w:ascii="Consolas" w:hAnsi="Consolas"/>
+          <w:b w:val="false"/>
+          <w:i w:val="false"/>
+          <w:color w:val="auto"/>
+          <w:sz w:val="21"/>
+          <w:szCs w:val="21"/>
+        </w:rPr>
+        <w:t>++; }</w:t>
+        <w:br/>
+        <w:t xml:space="preserve">    </w:t>
+      </w:r>
+      <w:r>
+        <w:rPr>
+          <w:rFonts w:ascii="Consolas" w:hAnsi="Consolas"/>
+          <w:b w:val="false"/>
+          <w:i w:val="false"/>
+          <w:color w:val="auto"/>
+          <w:sz w:val="21"/>
+          <w:szCs w:val="21"/>
+        </w:rPr>
+        <w:t xml:space="preserve">@Override </w:t>
+      </w:r>
+      <w:r>
+        <w:rPr>
+          <w:rFonts w:ascii="Consolas" w:hAnsi="Consolas"/>
+          <w:b w:val="false"/>
+          <w:i w:val="false"/>
+          <w:color w:val="auto"/>
+          <w:sz w:val="21"/>
+          <w:szCs w:val="21"/>
+        </w:rPr>
+        <w:t xml:space="preserve">public void </w:t>
+      </w:r>
+      <w:r>
+        <w:rPr>
+          <w:rFonts w:ascii="Consolas" w:hAnsi="Consolas"/>
+          <w:b w:val="false"/>
+          <w:i w:val="false"/>
+          <w:color w:val="auto"/>
+          <w:sz w:val="21"/>
+          <w:szCs w:val="21"/>
+        </w:rPr>
+        <w:t>exitLoopStatement</w:t>
+      </w:r>
+      <w:r>
+        <w:rPr>
+          <w:rFonts w:ascii="Consolas" w:hAnsi="Consolas"/>
+          <w:b w:val="false"/>
+          <w:i w:val="false"/>
+          <w:color w:val="auto"/>
+          <w:sz w:val="21"/>
+          <w:szCs w:val="21"/>
+        </w:rPr>
+        <w:t>(</w:t>
+      </w:r>
+      <w:r>
+        <w:rPr>
+          <w:rFonts w:ascii="Consolas" w:hAnsi="Consolas"/>
+          <w:b w:val="false"/>
+          <w:i w:val="false"/>
+          <w:color w:val="auto"/>
+          <w:sz w:val="21"/>
+          <w:szCs w:val="21"/>
+        </w:rPr>
+        <w:t>MainParser</w:t>
+      </w:r>
+      <w:r>
+        <w:rPr>
+          <w:rFonts w:ascii="Consolas" w:hAnsi="Consolas"/>
+          <w:b w:val="false"/>
+          <w:i w:val="false"/>
+          <w:color w:val="auto"/>
+          <w:sz w:val="21"/>
+          <w:szCs w:val="21"/>
+        </w:rPr>
+        <w:t>.</w:t>
+      </w:r>
+      <w:r>
+        <w:rPr>
+          <w:rFonts w:ascii="Consolas" w:hAnsi="Consolas"/>
+          <w:b w:val="false"/>
+          <w:i w:val="false"/>
+          <w:color w:val="auto"/>
+          <w:sz w:val="21"/>
+          <w:szCs w:val="21"/>
+        </w:rPr>
+        <w:t>LoopStatementContext context</w:t>
+      </w:r>
+      <w:r>
+        <w:rPr>
+          <w:rFonts w:ascii="Consolas" w:hAnsi="Consolas"/>
+          <w:b w:val="false"/>
+          <w:i w:val="false"/>
+          <w:color w:val="auto"/>
+          <w:sz w:val="21"/>
+          <w:szCs w:val="21"/>
+        </w:rPr>
+        <w:t xml:space="preserve">) { </w:t>
+      </w:r>
+      <w:r>
+        <w:rPr>
+          <w:rFonts w:ascii="Consolas" w:hAnsi="Consolas"/>
+          <w:b w:val="false"/>
+          <w:i w:val="false"/>
+          <w:color w:val="auto"/>
+          <w:sz w:val="21"/>
+          <w:szCs w:val="21"/>
+        </w:rPr>
+        <w:t>loopDepth</w:t>
+      </w:r>
+      <w:r>
+        <w:rPr>
+          <w:rFonts w:ascii="Consolas" w:hAnsi="Consolas"/>
+          <w:b w:val="false"/>
+          <w:i w:val="false"/>
+          <w:color w:val="auto"/>
+          <w:sz w:val="21"/>
+          <w:szCs w:val="21"/>
+        </w:rPr>
+        <w:t>--; }</w:t>
+        <w:br/>
+        <w:br/>
+        <w:t xml:space="preserve">    </w:t>
+      </w:r>
+      <w:r>
+        <w:rPr>
+          <w:rFonts w:ascii="Consolas" w:hAnsi="Consolas"/>
+          <w:b w:val="false"/>
+          <w:i w:val="false"/>
+          <w:color w:val="auto"/>
+          <w:sz w:val="21"/>
+          <w:szCs w:val="21"/>
+        </w:rPr>
+        <w:t xml:space="preserve">@Override </w:t>
+      </w:r>
+      <w:r>
+        <w:rPr>
+          <w:rFonts w:ascii="Consolas" w:hAnsi="Consolas"/>
+          <w:b w:val="false"/>
+          <w:i w:val="false"/>
+          <w:color w:val="auto"/>
+          <w:sz w:val="21"/>
+          <w:szCs w:val="21"/>
+        </w:rPr>
+        <w:t xml:space="preserve">public void </w:t>
+      </w:r>
+      <w:r>
+        <w:rPr>
+          <w:rFonts w:ascii="Consolas" w:hAnsi="Consolas"/>
+          <w:b w:val="false"/>
+          <w:i w:val="false"/>
+          <w:color w:val="auto"/>
+          <w:sz w:val="21"/>
+          <w:szCs w:val="21"/>
+        </w:rPr>
+        <w:t>enterBreakStmt</w:t>
+      </w:r>
+      <w:r>
+        <w:rPr>
+          <w:rFonts w:ascii="Consolas" w:hAnsi="Consolas"/>
+          <w:b w:val="false"/>
+          <w:i w:val="false"/>
+          <w:color w:val="auto"/>
+          <w:sz w:val="21"/>
+          <w:szCs w:val="21"/>
+        </w:rPr>
+        <w:t>(</w:t>
+      </w:r>
+      <w:r>
+        <w:rPr>
+          <w:rFonts w:ascii="Consolas" w:hAnsi="Consolas"/>
+          <w:b w:val="false"/>
+          <w:i w:val="false"/>
+          <w:color w:val="auto"/>
+          <w:sz w:val="21"/>
+          <w:szCs w:val="21"/>
+        </w:rPr>
+        <w:t>MainParser</w:t>
+      </w:r>
+      <w:r>
+        <w:rPr>
+          <w:rFonts w:ascii="Consolas" w:hAnsi="Consolas"/>
+          <w:b w:val="false"/>
+          <w:i w:val="false"/>
+          <w:color w:val="auto"/>
+          <w:sz w:val="21"/>
+          <w:szCs w:val="21"/>
+        </w:rPr>
+        <w:t>.</w:t>
+      </w:r>
+      <w:r>
+        <w:rPr>
+          <w:rFonts w:ascii="Consolas" w:hAnsi="Consolas"/>
+          <w:b w:val="false"/>
+          <w:i w:val="false"/>
+          <w:color w:val="auto"/>
+          <w:sz w:val="21"/>
+          <w:szCs w:val="21"/>
+        </w:rPr>
+        <w:t>BreakStmtContext context</w:t>
+      </w:r>
+      <w:r>
+        <w:rPr>
+          <w:rFonts w:ascii="Consolas" w:hAnsi="Consolas"/>
+          <w:b w:val="false"/>
+          <w:i w:val="false"/>
+          <w:color w:val="auto"/>
+          <w:sz w:val="21"/>
+          <w:szCs w:val="21"/>
+        </w:rPr>
+        <w:t>) {</w:t>
+        <w:br/>
+        <w:t xml:space="preserve">        </w:t>
+      </w:r>
+      <w:r>
+        <w:rPr>
+          <w:rFonts w:ascii="Consolas" w:hAnsi="Consolas"/>
+          <w:b w:val="false"/>
+          <w:i w:val="false"/>
+          <w:color w:val="auto"/>
+          <w:sz w:val="21"/>
+          <w:szCs w:val="21"/>
+        </w:rPr>
+        <w:t xml:space="preserve">if </w:t>
+      </w:r>
+      <w:r>
+        <w:rPr>
+          <w:rFonts w:ascii="Consolas" w:hAnsi="Consolas"/>
+          <w:b w:val="false"/>
+          <w:i w:val="false"/>
+          <w:color w:val="auto"/>
+          <w:sz w:val="21"/>
+          <w:szCs w:val="21"/>
+        </w:rPr>
+        <w:t>(</w:t>
+      </w:r>
+      <w:r>
+        <w:rPr>
+          <w:rFonts w:ascii="Consolas" w:hAnsi="Consolas"/>
+          <w:b w:val="false"/>
+          <w:i w:val="false"/>
+          <w:color w:val="auto"/>
+          <w:sz w:val="21"/>
+          <w:szCs w:val="21"/>
+        </w:rPr>
+        <w:t>loopDepth</w:t>
+      </w:r>
+      <w:r>
+        <w:rPr>
+          <w:rFonts w:ascii="Consolas" w:hAnsi="Consolas"/>
+          <w:b w:val="false"/>
+          <w:i w:val="false"/>
+          <w:color w:val="auto"/>
+          <w:sz w:val="21"/>
+          <w:szCs w:val="21"/>
+        </w:rPr>
+        <w:t>==</w:t>
+      </w:r>
+      <w:r>
+        <w:rPr>
+          <w:rFonts w:ascii="Consolas" w:hAnsi="Consolas"/>
+          <w:b w:val="false"/>
+          <w:i w:val="false"/>
+          <w:color w:val="auto"/>
+          <w:sz w:val="21"/>
+          <w:szCs w:val="21"/>
+        </w:rPr>
+        <w:t>0</w:t>
+      </w:r>
+      <w:r>
+        <w:rPr>
+          <w:rFonts w:ascii="Consolas" w:hAnsi="Consolas"/>
+          <w:b w:val="false"/>
+          <w:i w:val="false"/>
+          <w:color w:val="auto"/>
+          <w:sz w:val="21"/>
+          <w:szCs w:val="21"/>
+        </w:rPr>
+        <w:t>) reportError(</w:t>
+      </w:r>
+      <w:r>
+        <w:rPr>
+          <w:rFonts w:ascii="Consolas" w:hAnsi="Consolas"/>
+          <w:b w:val="false"/>
+          <w:i w:val="false"/>
+          <w:color w:val="auto"/>
+          <w:sz w:val="21"/>
+          <w:szCs w:val="21"/>
+        </w:rPr>
+        <w:t>context</w:t>
+      </w:r>
+      <w:r>
+        <w:rPr>
+          <w:rFonts w:ascii="Consolas" w:hAnsi="Consolas"/>
+          <w:b w:val="false"/>
+          <w:i w:val="false"/>
+          <w:color w:val="auto"/>
+          <w:sz w:val="21"/>
+          <w:szCs w:val="21"/>
+        </w:rPr>
+        <w:t xml:space="preserve">.getStart(), </w:t>
+      </w:r>
+      <w:r>
+        <w:rPr>
+          <w:rFonts w:ascii="Consolas" w:hAnsi="Consolas"/>
+          <w:b w:val="false"/>
+          <w:i w:val="false"/>
+          <w:color w:val="auto"/>
+          <w:sz w:val="21"/>
+          <w:szCs w:val="21"/>
+        </w:rPr>
+        <w:t>"'break' used outside of loop."</w:t>
+      </w:r>
+      <w:r>
+        <w:rPr>
+          <w:rFonts w:ascii="Consolas" w:hAnsi="Consolas"/>
+          <w:b w:val="false"/>
+          <w:i w:val="false"/>
+          <w:color w:val="auto"/>
+          <w:sz w:val="21"/>
+          <w:szCs w:val="21"/>
+        </w:rPr>
+        <w:t>);</w:t>
+        <w:br/>
+        <w:t xml:space="preserve">    }</w:t>
+        <w:br/>
+        <w:br/>
+        <w:t xml:space="preserve">    </w:t>
+      </w:r>
+      <w:r>
+        <w:rPr>
+          <w:rFonts w:ascii="Consolas" w:hAnsi="Consolas"/>
+          <w:b w:val="false"/>
+          <w:i w:val="false"/>
+          <w:color w:val="auto"/>
+          <w:sz w:val="21"/>
+          <w:szCs w:val="21"/>
+        </w:rPr>
+        <w:t xml:space="preserve">@Override </w:t>
+      </w:r>
+      <w:r>
+        <w:rPr>
+          <w:rFonts w:ascii="Consolas" w:hAnsi="Consolas"/>
+          <w:b w:val="false"/>
+          <w:i w:val="false"/>
+          <w:color w:val="auto"/>
+          <w:sz w:val="21"/>
+          <w:szCs w:val="21"/>
+        </w:rPr>
+        <w:t xml:space="preserve">public void </w:t>
+      </w:r>
+      <w:r>
+        <w:rPr>
+          <w:rFonts w:ascii="Consolas" w:hAnsi="Consolas"/>
+          <w:b w:val="false"/>
+          <w:i w:val="false"/>
+          <w:color w:val="auto"/>
+          <w:sz w:val="21"/>
+          <w:szCs w:val="21"/>
+        </w:rPr>
+        <w:t>exitIndexExpr</w:t>
+      </w:r>
+      <w:r>
+        <w:rPr>
+          <w:rFonts w:ascii="Consolas" w:hAnsi="Consolas"/>
+          <w:b w:val="false"/>
+          <w:i w:val="false"/>
+          <w:color w:val="auto"/>
+          <w:sz w:val="21"/>
+          <w:szCs w:val="21"/>
+        </w:rPr>
+        <w:t>(</w:t>
+      </w:r>
+      <w:r>
+        <w:rPr>
+          <w:rFonts w:ascii="Consolas" w:hAnsi="Consolas"/>
+          <w:b w:val="false"/>
+          <w:i w:val="false"/>
+          <w:color w:val="auto"/>
+          <w:sz w:val="21"/>
+          <w:szCs w:val="21"/>
+        </w:rPr>
+        <w:t>MainParser</w:t>
+      </w:r>
+      <w:r>
+        <w:rPr>
+          <w:rFonts w:ascii="Consolas" w:hAnsi="Consolas"/>
+          <w:b w:val="false"/>
+          <w:i w:val="false"/>
+          <w:color w:val="auto"/>
+          <w:sz w:val="21"/>
+          <w:szCs w:val="21"/>
+        </w:rPr>
+        <w:t>.</w:t>
+      </w:r>
+      <w:r>
+        <w:rPr>
+          <w:rFonts w:ascii="Consolas" w:hAnsi="Consolas"/>
+          <w:b w:val="false"/>
+          <w:i w:val="false"/>
+          <w:color w:val="auto"/>
+          <w:sz w:val="21"/>
+          <w:szCs w:val="21"/>
+        </w:rPr>
+        <w:t>IndexExprContext context</w:t>
+      </w:r>
+      <w:r>
+        <w:rPr>
+          <w:rFonts w:ascii="Consolas" w:hAnsi="Consolas"/>
+          <w:b w:val="false"/>
+          <w:i w:val="false"/>
+          <w:color w:val="auto"/>
+          <w:sz w:val="21"/>
+          <w:szCs w:val="21"/>
+        </w:rPr>
+        <w:t>) {</w:t>
+        <w:br/>
+        <w:t xml:space="preserve">        </w:t>
+      </w:r>
+      <w:r>
+        <w:rPr>
+          <w:rFonts w:ascii="Consolas" w:hAnsi="Consolas"/>
+          <w:b w:val="false"/>
+          <w:i w:val="false"/>
+          <w:color w:val="auto"/>
+          <w:sz w:val="21"/>
+          <w:szCs w:val="21"/>
+        </w:rPr>
+        <w:t xml:space="preserve">Type idxType </w:t>
+      </w:r>
+      <w:r>
+        <w:rPr>
+          <w:rFonts w:ascii="Consolas" w:hAnsi="Consolas"/>
+          <w:b w:val="false"/>
+          <w:i w:val="false"/>
+          <w:color w:val="auto"/>
+          <w:sz w:val="21"/>
+          <w:szCs w:val="21"/>
+        </w:rPr>
+        <w:t xml:space="preserve">= </w:t>
+      </w:r>
+      <w:r>
+        <w:rPr>
+          <w:rFonts w:ascii="Consolas" w:hAnsi="Consolas"/>
+          <w:b w:val="false"/>
+          <w:i w:val="false"/>
+          <w:color w:val="auto"/>
+          <w:sz w:val="21"/>
+          <w:szCs w:val="21"/>
+        </w:rPr>
+        <w:t>types</w:t>
+      </w:r>
+      <w:r>
+        <w:rPr>
+          <w:rFonts w:ascii="Consolas" w:hAnsi="Consolas"/>
+          <w:b w:val="false"/>
+          <w:i w:val="false"/>
+          <w:color w:val="auto"/>
+          <w:sz w:val="21"/>
+          <w:szCs w:val="21"/>
+        </w:rPr>
+        <w:t>.get(</w:t>
+      </w:r>
+      <w:r>
+        <w:rPr>
+          <w:rFonts w:ascii="Consolas" w:hAnsi="Consolas"/>
+          <w:b w:val="false"/>
+          <w:i w:val="false"/>
+          <w:color w:val="auto"/>
+          <w:sz w:val="21"/>
+          <w:szCs w:val="21"/>
+        </w:rPr>
+        <w:t>context</w:t>
+      </w:r>
+      <w:r>
+        <w:rPr>
+          <w:rFonts w:ascii="Consolas" w:hAnsi="Consolas"/>
+          <w:b w:val="false"/>
+          <w:i w:val="false"/>
+          <w:color w:val="auto"/>
+          <w:sz w:val="21"/>
+          <w:szCs w:val="21"/>
+        </w:rPr>
+        <w:t>.expression(</w:t>
+      </w:r>
+      <w:r>
+        <w:rPr>
+          <w:rFonts w:ascii="Consolas" w:hAnsi="Consolas"/>
+          <w:b w:val="false"/>
+          <w:i w:val="false"/>
+          <w:color w:val="auto"/>
+          <w:sz w:val="21"/>
+          <w:szCs w:val="21"/>
+        </w:rPr>
+        <w:t>1</w:t>
+      </w:r>
+      <w:r>
+        <w:rPr>
+          <w:rFonts w:ascii="Consolas" w:hAnsi="Consolas"/>
+          <w:b w:val="false"/>
+          <w:i w:val="false"/>
+          <w:color w:val="auto"/>
+          <w:sz w:val="21"/>
+          <w:szCs w:val="21"/>
+        </w:rPr>
+        <w:t>));</w:t>
+        <w:br/>
+        <w:t xml:space="preserve">        </w:t>
+      </w:r>
+      <w:r>
+        <w:rPr>
+          <w:rFonts w:ascii="Consolas" w:hAnsi="Consolas"/>
+          <w:b w:val="false"/>
+          <w:i w:val="false"/>
+          <w:color w:val="auto"/>
+          <w:sz w:val="21"/>
+          <w:szCs w:val="21"/>
+        </w:rPr>
+        <w:t xml:space="preserve">if </w:t>
+      </w:r>
+      <w:r>
+        <w:rPr>
+          <w:rFonts w:ascii="Consolas" w:hAnsi="Consolas"/>
+          <w:b w:val="false"/>
+          <w:i w:val="false"/>
+          <w:color w:val="auto"/>
+          <w:sz w:val="21"/>
+          <w:szCs w:val="21"/>
+        </w:rPr>
+        <w:t>(</w:t>
+      </w:r>
+      <w:r>
+        <w:rPr>
+          <w:rFonts w:ascii="Consolas" w:hAnsi="Consolas"/>
+          <w:b w:val="false"/>
+          <w:i w:val="false"/>
+          <w:color w:val="auto"/>
+          <w:sz w:val="21"/>
+          <w:szCs w:val="21"/>
+        </w:rPr>
+        <w:t xml:space="preserve">idxType </w:t>
+      </w:r>
+      <w:r>
+        <w:rPr>
+          <w:rFonts w:ascii="Consolas" w:hAnsi="Consolas"/>
+          <w:b w:val="false"/>
+          <w:i w:val="false"/>
+          <w:color w:val="auto"/>
+          <w:sz w:val="21"/>
+          <w:szCs w:val="21"/>
+        </w:rPr>
+        <w:t xml:space="preserve">!= </w:t>
+      </w:r>
+      <w:r>
+        <w:rPr>
+          <w:rFonts w:ascii="Consolas" w:hAnsi="Consolas"/>
+          <w:b w:val="false"/>
+          <w:i w:val="false"/>
+          <w:color w:val="auto"/>
+          <w:sz w:val="21"/>
+          <w:szCs w:val="21"/>
+        </w:rPr>
+        <w:t>Type</w:t>
+      </w:r>
+      <w:r>
+        <w:rPr>
+          <w:rFonts w:ascii="Consolas" w:hAnsi="Consolas"/>
+          <w:b w:val="false"/>
+          <w:i w:val="false"/>
+          <w:color w:val="auto"/>
+          <w:sz w:val="21"/>
+          <w:szCs w:val="21"/>
+        </w:rPr>
+        <w:t>.</w:t>
+      </w:r>
+      <w:r>
+        <w:rPr>
+          <w:rFonts w:ascii="Consolas" w:hAnsi="Consolas"/>
+          <w:b w:val="false"/>
+          <w:i/>
+          <w:color w:val="auto"/>
+          <w:sz w:val="21"/>
+          <w:szCs w:val="21"/>
+        </w:rPr>
+        <w:t>I32</w:t>
+      </w:r>
+      <w:r>
+        <w:rPr>
+          <w:rFonts w:ascii="Consolas" w:hAnsi="Consolas"/>
+          <w:b w:val="false"/>
+          <w:i w:val="false"/>
+          <w:color w:val="auto"/>
+          <w:sz w:val="21"/>
+          <w:szCs w:val="21"/>
+        </w:rPr>
+        <w:t>) {</w:t>
+        <w:br/>
+        <w:t xml:space="preserve">            reportError(</w:t>
+      </w:r>
+      <w:r>
+        <w:rPr>
+          <w:rFonts w:ascii="Consolas" w:hAnsi="Consolas"/>
+          <w:b w:val="false"/>
+          <w:i w:val="false"/>
+          <w:color w:val="auto"/>
+          <w:sz w:val="21"/>
+          <w:szCs w:val="21"/>
+        </w:rPr>
+        <w:t>context</w:t>
+      </w:r>
+      <w:r>
+        <w:rPr>
+          <w:rFonts w:ascii="Consolas" w:hAnsi="Consolas"/>
+          <w:b w:val="false"/>
+          <w:i w:val="false"/>
+          <w:color w:val="auto"/>
+          <w:sz w:val="21"/>
+          <w:szCs w:val="21"/>
+        </w:rPr>
+        <w:t xml:space="preserve">.getStart(), </w:t>
+      </w:r>
+      <w:r>
+        <w:rPr>
+          <w:rFonts w:ascii="Consolas" w:hAnsi="Consolas"/>
+          <w:b w:val="false"/>
+          <w:i w:val="false"/>
+          <w:color w:val="auto"/>
+          <w:sz w:val="21"/>
+          <w:szCs w:val="21"/>
+        </w:rPr>
+        <w:t>"Array index must be an integer (i32)."</w:t>
+      </w:r>
+      <w:r>
+        <w:rPr>
+          <w:rFonts w:ascii="Consolas" w:hAnsi="Consolas"/>
+          <w:b w:val="false"/>
+          <w:i w:val="false"/>
+          <w:color w:val="auto"/>
+          <w:sz w:val="21"/>
+          <w:szCs w:val="21"/>
+        </w:rPr>
+        <w:t>);</w:t>
+        <w:br/>
+        <w:t xml:space="preserve">        }</w:t>
+        <w:br/>
+        <w:t xml:space="preserve">    }</w:t>
+        <w:br/>
+        <w:t>}</w:t>
+      </w:r>
+    </w:p>
+    <w:p>
+      <w:pPr>
+        <w:pStyle w:val="Normal"/>
+        <w:rPr>
+          <w:color w:val="auto"/>
+          <w:lang w:val="en-US"/>
+        </w:rPr>
+      </w:pPr>
+      <w:r>
+        <w:rPr>
+          <w:color w:val="auto"/>
+          <w:lang w:val="en-US"/>
+        </w:rPr>
+      </w:r>
+    </w:p>
+    <w:p>
+      <w:pPr>
+        <w:pStyle w:val="H3"/>
+        <w:rPr/>
+      </w:pPr>
+      <w:r>
+        <w:rPr/>
+        <w:t>SymbolTable</w:t>
+      </w:r>
+    </w:p>
+    <w:p>
+      <w:pPr>
+        <w:pStyle w:val="Normal"/>
+        <w:rPr>
+          <w:color w:val="auto"/>
+          <w:lang w:val="en-US"/>
+        </w:rPr>
+      </w:pPr>
+      <w:r>
+        <w:rPr>
+          <w:color w:val="auto"/>
+          <w:lang w:val="en-US"/>
+        </w:rPr>
+      </w:r>
+    </w:p>
+    <w:p>
+      <w:pPr>
+        <w:pStyle w:val="Code"/>
+        <w:rPr>
+          <w:rFonts w:ascii="Consolas" w:hAnsi="Consolas"/>
+          <w:sz w:val="21"/>
+          <w:szCs w:val="21"/>
+        </w:rPr>
+      </w:pPr>
+      <w:r>
+        <w:rPr>
+          <w:rFonts w:ascii="Consolas" w:hAnsi="Consolas"/>
+          <w:b w:val="false"/>
+          <w:i w:val="false"/>
+          <w:color w:val="0033B3"/>
+          <w:sz w:val="21"/>
+          <w:szCs w:val="21"/>
+        </w:rPr>
+        <w:t xml:space="preserve">import </w:t>
+      </w:r>
+      <w:r>
+        <w:rPr>
+          <w:rFonts w:ascii="Consolas" w:hAnsi="Consolas"/>
+          <w:b w:val="false"/>
+          <w:i w:val="false"/>
+          <w:color w:val="000000"/>
+          <w:sz w:val="21"/>
+          <w:szCs w:val="21"/>
+        </w:rPr>
+        <w:t>java.util.ArrayList</w:t>
+      </w:r>
+      <w:r>
+        <w:rPr>
+          <w:rFonts w:ascii="Consolas" w:hAnsi="Consolas"/>
+          <w:b w:val="false"/>
+          <w:i w:val="false"/>
+          <w:color w:val="080808"/>
+          <w:sz w:val="21"/>
+          <w:szCs w:val="21"/>
+        </w:rPr>
+        <w:t>;</w:t>
+        <w:br/>
+      </w:r>
+      <w:r>
+        <w:rPr>
+          <w:rFonts w:ascii="Consolas" w:hAnsi="Consolas"/>
+          <w:b w:val="false"/>
+          <w:i w:val="false"/>
+          <w:color w:val="0033B3"/>
+          <w:sz w:val="21"/>
+          <w:szCs w:val="21"/>
+        </w:rPr>
+        <w:t xml:space="preserve">import </w:t>
+      </w:r>
+      <w:r>
+        <w:rPr>
+          <w:rFonts w:ascii="Consolas" w:hAnsi="Consolas"/>
+          <w:b w:val="false"/>
+          <w:i w:val="false"/>
+          <w:color w:val="000000"/>
+          <w:sz w:val="21"/>
+          <w:szCs w:val="21"/>
+        </w:rPr>
+        <w:t>java.util.HashMap</w:t>
+      </w:r>
+      <w:r>
+        <w:rPr>
+          <w:rFonts w:ascii="Consolas" w:hAnsi="Consolas"/>
+          <w:b w:val="false"/>
+          <w:i w:val="false"/>
+          <w:color w:val="080808"/>
+          <w:sz w:val="21"/>
+          <w:szCs w:val="21"/>
+        </w:rPr>
+        <w:t>;</w:t>
+        <w:br/>
+      </w:r>
+      <w:r>
+        <w:rPr>
+          <w:rFonts w:ascii="Consolas" w:hAnsi="Consolas"/>
+          <w:b w:val="false"/>
+          <w:i w:val="false"/>
+          <w:color w:val="0033B3"/>
+          <w:sz w:val="21"/>
+          <w:szCs w:val="21"/>
+        </w:rPr>
+        <w:t xml:space="preserve">import </w:t>
+      </w:r>
+      <w:r>
+        <w:rPr>
+          <w:rFonts w:ascii="Consolas" w:hAnsi="Consolas"/>
+          <w:b w:val="false"/>
+          <w:i w:val="false"/>
+          <w:color w:val="000000"/>
+          <w:sz w:val="21"/>
+          <w:szCs w:val="21"/>
+        </w:rPr>
+        <w:t>java.util.List</w:t>
+      </w:r>
+      <w:r>
+        <w:rPr>
+          <w:rFonts w:ascii="Consolas" w:hAnsi="Consolas"/>
+          <w:b w:val="false"/>
+          <w:i w:val="false"/>
+          <w:color w:val="080808"/>
+          <w:sz w:val="21"/>
+          <w:szCs w:val="21"/>
+        </w:rPr>
+        <w:t>;</w:t>
+        <w:br/>
+      </w:r>
+      <w:r>
+        <w:rPr>
+          <w:rFonts w:ascii="Consolas" w:hAnsi="Consolas"/>
+          <w:b w:val="false"/>
+          <w:i w:val="false"/>
+          <w:color w:val="0033B3"/>
+          <w:sz w:val="21"/>
+          <w:szCs w:val="21"/>
+        </w:rPr>
+        <w:t xml:space="preserve">import </w:t>
+      </w:r>
+      <w:r>
+        <w:rPr>
+          <w:rFonts w:ascii="Consolas" w:hAnsi="Consolas"/>
+          <w:b w:val="false"/>
+          <w:i w:val="false"/>
+          <w:color w:val="000000"/>
+          <w:sz w:val="21"/>
+          <w:szCs w:val="21"/>
+        </w:rPr>
+        <w:t>java.util.Map</w:t>
+      </w:r>
+      <w:r>
+        <w:rPr>
+          <w:rFonts w:ascii="Consolas" w:hAnsi="Consolas"/>
+          <w:b w:val="false"/>
+          <w:i w:val="false"/>
+          <w:color w:val="080808"/>
+          <w:sz w:val="21"/>
+          <w:szCs w:val="21"/>
+        </w:rPr>
+        <w:t>;</w:t>
+        <w:br/>
+        <w:br/>
+      </w:r>
+      <w:r>
+        <w:rPr>
+          <w:rFonts w:ascii="Consolas" w:hAnsi="Consolas"/>
+          <w:b w:val="false"/>
+          <w:i w:val="false"/>
+          <w:color w:val="0033B3"/>
+          <w:sz w:val="21"/>
+          <w:szCs w:val="21"/>
+        </w:rPr>
+        <w:t xml:space="preserve">enum </w:t>
+      </w:r>
+      <w:r>
+        <w:rPr>
+          <w:rFonts w:ascii="Consolas" w:hAnsi="Consolas"/>
+          <w:b w:val="false"/>
+          <w:i w:val="false"/>
+          <w:color w:val="000000"/>
+          <w:sz w:val="21"/>
+          <w:szCs w:val="21"/>
+        </w:rPr>
+        <w:t xml:space="preserve">Type </w:t>
+      </w:r>
+      <w:r>
+        <w:rPr>
+          <w:rFonts w:ascii="Consolas" w:hAnsi="Consolas"/>
+          <w:b w:val="false"/>
+          <w:i w:val="false"/>
+          <w:color w:val="080808"/>
+          <w:sz w:val="21"/>
+          <w:szCs w:val="21"/>
+        </w:rPr>
+        <w:t>{</w:t>
+      </w:r>
+      <w:r>
+        <w:rPr>
+          <w:rFonts w:ascii="Consolas" w:hAnsi="Consolas"/>
+          <w:b w:val="false"/>
+          <w:i/>
+          <w:color w:val="871094"/>
+          <w:sz w:val="21"/>
+          <w:szCs w:val="21"/>
+        </w:rPr>
+        <w:t>I32</w:t>
+      </w:r>
+      <w:r>
+        <w:rPr>
+          <w:rFonts w:ascii="Consolas" w:hAnsi="Consolas"/>
+          <w:b w:val="false"/>
+          <w:i w:val="false"/>
+          <w:color w:val="080808"/>
+          <w:sz w:val="21"/>
+          <w:szCs w:val="21"/>
+        </w:rPr>
+        <w:t xml:space="preserve">, </w:t>
+      </w:r>
+      <w:r>
+        <w:rPr>
+          <w:rFonts w:ascii="Consolas" w:hAnsi="Consolas"/>
+          <w:b w:val="false"/>
+          <w:i/>
+          <w:color w:val="871094"/>
+          <w:sz w:val="21"/>
+          <w:szCs w:val="21"/>
+        </w:rPr>
+        <w:t>F64</w:t>
+      </w:r>
+      <w:r>
+        <w:rPr>
+          <w:rFonts w:ascii="Consolas" w:hAnsi="Consolas"/>
+          <w:b w:val="false"/>
+          <w:i w:val="false"/>
+          <w:color w:val="080808"/>
+          <w:sz w:val="21"/>
+          <w:szCs w:val="21"/>
+        </w:rPr>
+        <w:t xml:space="preserve">, </w:t>
+      </w:r>
+      <w:r>
+        <w:rPr>
+          <w:rFonts w:ascii="Consolas" w:hAnsi="Consolas"/>
+          <w:b w:val="false"/>
+          <w:i/>
+          <w:color w:val="871094"/>
+          <w:sz w:val="21"/>
+          <w:szCs w:val="21"/>
+        </w:rPr>
+        <w:t>BOOL</w:t>
+      </w:r>
+      <w:r>
+        <w:rPr>
+          <w:rFonts w:ascii="Consolas" w:hAnsi="Consolas"/>
+          <w:b w:val="false"/>
+          <w:i w:val="false"/>
+          <w:color w:val="080808"/>
+          <w:sz w:val="21"/>
+          <w:szCs w:val="21"/>
+        </w:rPr>
+        <w:t xml:space="preserve">, </w:t>
+      </w:r>
+      <w:r>
+        <w:rPr>
+          <w:rFonts w:ascii="Consolas" w:hAnsi="Consolas"/>
+          <w:b w:val="false"/>
+          <w:i/>
+          <w:color w:val="871094"/>
+          <w:sz w:val="21"/>
+          <w:szCs w:val="21"/>
+        </w:rPr>
+        <w:t>STRING</w:t>
+      </w:r>
+      <w:r>
+        <w:rPr>
+          <w:rFonts w:ascii="Consolas" w:hAnsi="Consolas"/>
+          <w:b w:val="false"/>
+          <w:i w:val="false"/>
+          <w:color w:val="080808"/>
+          <w:sz w:val="21"/>
+          <w:szCs w:val="21"/>
+        </w:rPr>
+        <w:t xml:space="preserve">, </w:t>
+      </w:r>
+      <w:r>
+        <w:rPr>
+          <w:rFonts w:ascii="Consolas" w:hAnsi="Consolas"/>
+          <w:b w:val="false"/>
+          <w:i/>
+          <w:color w:val="871094"/>
+          <w:sz w:val="21"/>
+          <w:szCs w:val="21"/>
+        </w:rPr>
+        <w:t>VECTOR</w:t>
+      </w:r>
+      <w:r>
+        <w:rPr>
+          <w:rFonts w:ascii="Consolas" w:hAnsi="Consolas"/>
+          <w:b w:val="false"/>
+          <w:i w:val="false"/>
+          <w:color w:val="080808"/>
+          <w:sz w:val="21"/>
+          <w:szCs w:val="21"/>
+        </w:rPr>
+        <w:t xml:space="preserve">, </w:t>
+      </w:r>
+      <w:r>
+        <w:rPr>
+          <w:rFonts w:ascii="Consolas" w:hAnsi="Consolas"/>
+          <w:b w:val="false"/>
+          <w:i/>
+          <w:color w:val="871094"/>
+          <w:sz w:val="21"/>
+          <w:szCs w:val="21"/>
+        </w:rPr>
+        <w:t>VOID</w:t>
+      </w:r>
+      <w:r>
+        <w:rPr>
+          <w:rFonts w:ascii="Consolas" w:hAnsi="Consolas"/>
+          <w:b w:val="false"/>
+          <w:i w:val="false"/>
+          <w:color w:val="080808"/>
+          <w:sz w:val="21"/>
+          <w:szCs w:val="21"/>
+        </w:rPr>
+        <w:t xml:space="preserve">, </w:t>
+      </w:r>
+      <w:r>
+        <w:rPr>
+          <w:rFonts w:ascii="Consolas" w:hAnsi="Consolas"/>
+          <w:b w:val="false"/>
+          <w:i/>
+          <w:color w:val="871094"/>
+          <w:sz w:val="21"/>
+          <w:szCs w:val="21"/>
+        </w:rPr>
+        <w:t>UNKNOWN</w:t>
+      </w:r>
+      <w:r>
+        <w:rPr>
+          <w:rFonts w:ascii="Consolas" w:hAnsi="Consolas"/>
+          <w:b w:val="false"/>
+          <w:i w:val="false"/>
+          <w:color w:val="080808"/>
+          <w:sz w:val="21"/>
+          <w:szCs w:val="21"/>
+        </w:rPr>
+        <w:t>}</w:t>
+        <w:br/>
+      </w:r>
+      <w:r>
+        <w:rPr>
+          <w:rFonts w:ascii="Consolas" w:hAnsi="Consolas"/>
+          <w:b w:val="false"/>
+          <w:i w:val="false"/>
+          <w:color w:val="0033B3"/>
+          <w:sz w:val="21"/>
+          <w:szCs w:val="21"/>
+        </w:rPr>
+        <w:t xml:space="preserve">class </w:t>
+      </w:r>
+      <w:r>
+        <w:rPr>
+          <w:rFonts w:ascii="Consolas" w:hAnsi="Consolas"/>
+          <w:b w:val="false"/>
+          <w:i w:val="false"/>
+          <w:color w:val="000000"/>
+          <w:sz w:val="21"/>
+          <w:szCs w:val="21"/>
+        </w:rPr>
+        <w:t xml:space="preserve">Symbol </w:t>
+      </w:r>
+      <w:r>
+        <w:rPr>
+          <w:rFonts w:ascii="Consolas" w:hAnsi="Consolas"/>
+          <w:b w:val="false"/>
+          <w:i w:val="false"/>
+          <w:color w:val="080808"/>
+          <w:sz w:val="21"/>
+          <w:szCs w:val="21"/>
+        </w:rPr>
+        <w:t>{</w:t>
+        <w:br/>
+        <w:t xml:space="preserve">    </w:t>
+      </w:r>
+      <w:r>
+        <w:rPr>
+          <w:rFonts w:ascii="Consolas" w:hAnsi="Consolas"/>
+          <w:b w:val="false"/>
+          <w:i w:val="false"/>
+          <w:color w:val="000000"/>
+          <w:sz w:val="21"/>
+          <w:szCs w:val="21"/>
+        </w:rPr>
+        <w:t xml:space="preserve">String </w:t>
+      </w:r>
+      <w:r>
+        <w:rPr>
+          <w:rFonts w:ascii="Consolas" w:hAnsi="Consolas"/>
+          <w:b w:val="false"/>
+          <w:i w:val="false"/>
+          <w:color w:val="871094"/>
+          <w:sz w:val="21"/>
+          <w:szCs w:val="21"/>
+        </w:rPr>
+        <w:t>name</w:t>
+      </w:r>
+      <w:r>
+        <w:rPr>
+          <w:rFonts w:ascii="Consolas" w:hAnsi="Consolas"/>
+          <w:b w:val="false"/>
+          <w:i w:val="false"/>
+          <w:color w:val="080808"/>
+          <w:sz w:val="21"/>
+          <w:szCs w:val="21"/>
+        </w:rPr>
+        <w:t>;</w:t>
+        <w:br/>
+        <w:t xml:space="preserve">    </w:t>
+      </w:r>
+      <w:r>
+        <w:rPr>
+          <w:rFonts w:ascii="Consolas" w:hAnsi="Consolas"/>
+          <w:b w:val="false"/>
+          <w:i w:val="false"/>
+          <w:color w:val="000000"/>
+          <w:sz w:val="21"/>
+          <w:szCs w:val="21"/>
+        </w:rPr>
+        <w:t xml:space="preserve">Type </w:t>
+      </w:r>
+      <w:r>
+        <w:rPr>
+          <w:rFonts w:ascii="Consolas" w:hAnsi="Consolas"/>
+          <w:b w:val="false"/>
+          <w:i w:val="false"/>
+          <w:color w:val="871094"/>
+          <w:sz w:val="21"/>
+          <w:szCs w:val="21"/>
+        </w:rPr>
+        <w:t>type</w:t>
+      </w:r>
+      <w:r>
+        <w:rPr>
+          <w:rFonts w:ascii="Consolas" w:hAnsi="Consolas"/>
+          <w:b w:val="false"/>
+          <w:i w:val="false"/>
+          <w:color w:val="080808"/>
+          <w:sz w:val="21"/>
+          <w:szCs w:val="21"/>
+        </w:rPr>
+        <w:t>;</w:t>
+        <w:br/>
+        <w:t xml:space="preserve">    </w:t>
+      </w:r>
+      <w:r>
+        <w:rPr>
+          <w:rFonts w:ascii="Consolas" w:hAnsi="Consolas"/>
+          <w:b w:val="false"/>
+          <w:i w:val="false"/>
+          <w:color w:val="0033B3"/>
+          <w:sz w:val="21"/>
+          <w:szCs w:val="21"/>
+        </w:rPr>
+        <w:t xml:space="preserve">int </w:t>
+      </w:r>
+      <w:r>
+        <w:rPr>
+          <w:rFonts w:ascii="Consolas" w:hAnsi="Consolas"/>
+          <w:b w:val="false"/>
+          <w:i w:val="false"/>
+          <w:color w:val="871094"/>
+          <w:sz w:val="21"/>
+          <w:szCs w:val="21"/>
+        </w:rPr>
+        <w:t>line</w:t>
+      </w:r>
+      <w:r>
+        <w:rPr>
+          <w:rFonts w:ascii="Consolas" w:hAnsi="Consolas"/>
+          <w:b w:val="false"/>
+          <w:i w:val="false"/>
+          <w:color w:val="080808"/>
+          <w:sz w:val="21"/>
+          <w:szCs w:val="21"/>
+        </w:rPr>
+        <w:t xml:space="preserve">, </w:t>
+      </w:r>
+      <w:r>
+        <w:rPr>
+          <w:rFonts w:ascii="Consolas" w:hAnsi="Consolas"/>
+          <w:b w:val="false"/>
+          <w:i w:val="false"/>
+          <w:color w:val="871094"/>
+          <w:sz w:val="21"/>
+          <w:szCs w:val="21"/>
+        </w:rPr>
+        <w:t>charPos</w:t>
+      </w:r>
+      <w:r>
+        <w:rPr>
+          <w:rFonts w:ascii="Consolas" w:hAnsi="Consolas"/>
+          <w:b w:val="false"/>
+          <w:i w:val="false"/>
+          <w:color w:val="080808"/>
+          <w:sz w:val="21"/>
+          <w:szCs w:val="21"/>
+        </w:rPr>
+        <w:t>;</w:t>
+        <w:br/>
+        <w:t xml:space="preserve">    </w:t>
+      </w:r>
+      <w:r>
+        <w:rPr>
+          <w:rFonts w:ascii="Consolas" w:hAnsi="Consolas"/>
+          <w:b w:val="false"/>
+          <w:i w:val="false"/>
+          <w:color w:val="0033B3"/>
+          <w:sz w:val="21"/>
+          <w:szCs w:val="21"/>
+        </w:rPr>
+        <w:t xml:space="preserve">boolean </w:t>
+      </w:r>
+      <w:r>
+        <w:rPr>
+          <w:rFonts w:ascii="Consolas" w:hAnsi="Consolas"/>
+          <w:b w:val="false"/>
+          <w:i w:val="false"/>
+          <w:color w:val="871094"/>
+          <w:sz w:val="21"/>
+          <w:szCs w:val="21"/>
+        </w:rPr>
+        <w:t xml:space="preserve">isUsed </w:t>
+      </w:r>
+      <w:r>
+        <w:rPr>
+          <w:rFonts w:ascii="Consolas" w:hAnsi="Consolas"/>
+          <w:b w:val="false"/>
+          <w:i w:val="false"/>
+          <w:color w:val="080808"/>
+          <w:sz w:val="21"/>
+          <w:szCs w:val="21"/>
+        </w:rPr>
+        <w:t xml:space="preserve">= </w:t>
+      </w:r>
+      <w:r>
+        <w:rPr>
+          <w:rFonts w:ascii="Consolas" w:hAnsi="Consolas"/>
+          <w:b w:val="false"/>
+          <w:i w:val="false"/>
+          <w:color w:val="0033B3"/>
+          <w:sz w:val="21"/>
+          <w:szCs w:val="21"/>
+        </w:rPr>
+        <w:t>false</w:t>
+      </w:r>
+      <w:r>
+        <w:rPr>
+          <w:rFonts w:ascii="Consolas" w:hAnsi="Consolas"/>
+          <w:b w:val="false"/>
+          <w:i w:val="false"/>
+          <w:color w:val="080808"/>
+          <w:sz w:val="21"/>
+          <w:szCs w:val="21"/>
+        </w:rPr>
+        <w:t>;</w:t>
+        <w:br/>
+        <w:t xml:space="preserve">    </w:t>
+      </w:r>
+      <w:r>
+        <w:rPr>
+          <w:rFonts w:ascii="Consolas" w:hAnsi="Consolas"/>
+          <w:b w:val="false"/>
+          <w:i w:val="false"/>
+          <w:color w:val="0033B3"/>
+          <w:sz w:val="21"/>
+          <w:szCs w:val="21"/>
+        </w:rPr>
+        <w:t xml:space="preserve">boolean </w:t>
+      </w:r>
+      <w:r>
+        <w:rPr>
+          <w:rFonts w:ascii="Consolas" w:hAnsi="Consolas"/>
+          <w:b w:val="false"/>
+          <w:i w:val="false"/>
+          <w:color w:val="871094"/>
+          <w:sz w:val="21"/>
+          <w:szCs w:val="21"/>
+        </w:rPr>
+        <w:t xml:space="preserve">isFunction </w:t>
+      </w:r>
+      <w:r>
+        <w:rPr>
+          <w:rFonts w:ascii="Consolas" w:hAnsi="Consolas"/>
+          <w:b w:val="false"/>
+          <w:i w:val="false"/>
+          <w:color w:val="080808"/>
+          <w:sz w:val="21"/>
+          <w:szCs w:val="21"/>
+        </w:rPr>
+        <w:t xml:space="preserve">= </w:t>
+      </w:r>
+      <w:r>
+        <w:rPr>
+          <w:rFonts w:ascii="Consolas" w:hAnsi="Consolas"/>
+          <w:b w:val="false"/>
+          <w:i w:val="false"/>
+          <w:color w:val="0033B3"/>
+          <w:sz w:val="21"/>
+          <w:szCs w:val="21"/>
+        </w:rPr>
+        <w:t>false</w:t>
+      </w:r>
+      <w:r>
+        <w:rPr>
+          <w:rFonts w:ascii="Consolas" w:hAnsi="Consolas"/>
+          <w:b w:val="false"/>
+          <w:i w:val="false"/>
+          <w:color w:val="080808"/>
+          <w:sz w:val="21"/>
+          <w:szCs w:val="21"/>
+        </w:rPr>
+        <w:t>;</w:t>
+        <w:br/>
+        <w:t xml:space="preserve">    </w:t>
+      </w:r>
+      <w:r>
+        <w:rPr>
+          <w:rFonts w:ascii="Consolas" w:hAnsi="Consolas"/>
+          <w:b w:val="false"/>
+          <w:i w:val="false"/>
+          <w:color w:val="000000"/>
+          <w:sz w:val="21"/>
+          <w:szCs w:val="21"/>
+        </w:rPr>
+        <w:t>List</w:t>
+      </w:r>
+      <w:r>
+        <w:rPr>
+          <w:rFonts w:ascii="Consolas" w:hAnsi="Consolas"/>
+          <w:b w:val="false"/>
+          <w:i w:val="false"/>
+          <w:color w:val="080808"/>
+          <w:sz w:val="21"/>
+          <w:szCs w:val="21"/>
+        </w:rPr>
+        <w:t>&lt;</w:t>
+      </w:r>
+      <w:r>
+        <w:rPr>
+          <w:rFonts w:ascii="Consolas" w:hAnsi="Consolas"/>
+          <w:b w:val="false"/>
+          <w:i w:val="false"/>
+          <w:color w:val="000000"/>
+          <w:sz w:val="21"/>
+          <w:szCs w:val="21"/>
+        </w:rPr>
+        <w:t>Type</w:t>
+      </w:r>
+      <w:r>
+        <w:rPr>
+          <w:rFonts w:ascii="Consolas" w:hAnsi="Consolas"/>
+          <w:b w:val="false"/>
+          <w:i w:val="false"/>
+          <w:color w:val="080808"/>
+          <w:sz w:val="21"/>
+          <w:szCs w:val="21"/>
+        </w:rPr>
+        <w:t xml:space="preserve">&gt; </w:t>
+      </w:r>
+      <w:r>
+        <w:rPr>
+          <w:rFonts w:ascii="Consolas" w:hAnsi="Consolas"/>
+          <w:b w:val="false"/>
+          <w:i w:val="false"/>
+          <w:color w:val="871094"/>
+          <w:sz w:val="21"/>
+          <w:szCs w:val="21"/>
+        </w:rPr>
+        <w:t xml:space="preserve">paramTypes </w:t>
+      </w:r>
+      <w:r>
+        <w:rPr>
+          <w:rFonts w:ascii="Consolas" w:hAnsi="Consolas"/>
+          <w:b w:val="false"/>
+          <w:i w:val="false"/>
+          <w:color w:val="080808"/>
+          <w:sz w:val="21"/>
+          <w:szCs w:val="21"/>
+        </w:rPr>
+        <w:t xml:space="preserve">= </w:t>
+      </w:r>
+      <w:r>
+        <w:rPr>
+          <w:rFonts w:ascii="Consolas" w:hAnsi="Consolas"/>
+          <w:b w:val="false"/>
+          <w:i w:val="false"/>
+          <w:color w:val="0033B3"/>
+          <w:sz w:val="21"/>
+          <w:szCs w:val="21"/>
+        </w:rPr>
+        <w:t xml:space="preserve">new </w:t>
+      </w:r>
+      <w:r>
+        <w:rPr>
+          <w:rFonts w:ascii="Consolas" w:hAnsi="Consolas"/>
+          <w:b w:val="false"/>
+          <w:i w:val="false"/>
+          <w:color w:val="080808"/>
+          <w:sz w:val="21"/>
+          <w:szCs w:val="21"/>
+        </w:rPr>
+        <w:t>ArrayList&lt;&gt;();</w:t>
+        <w:br/>
+        <w:br/>
+        <w:t xml:space="preserve">    </w:t>
+      </w:r>
+      <w:r>
+        <w:rPr>
+          <w:rFonts w:ascii="Consolas" w:hAnsi="Consolas"/>
+          <w:b w:val="false"/>
+          <w:i w:val="false"/>
+          <w:color w:val="0033B3"/>
+          <w:sz w:val="21"/>
+          <w:szCs w:val="21"/>
+        </w:rPr>
+        <w:t xml:space="preserve">public </w:t>
+      </w:r>
+      <w:r>
+        <w:rPr>
+          <w:rFonts w:ascii="Consolas" w:hAnsi="Consolas"/>
+          <w:b w:val="false"/>
+          <w:i w:val="false"/>
+          <w:color w:val="00627A"/>
+          <w:sz w:val="21"/>
+          <w:szCs w:val="21"/>
+        </w:rPr>
+        <w:t>Symbol</w:t>
+      </w:r>
+      <w:r>
+        <w:rPr>
+          <w:rFonts w:ascii="Consolas" w:hAnsi="Consolas"/>
+          <w:b w:val="false"/>
+          <w:i w:val="false"/>
+          <w:color w:val="080808"/>
+          <w:sz w:val="21"/>
+          <w:szCs w:val="21"/>
+        </w:rPr>
+        <w:t>(</w:t>
+      </w:r>
+      <w:r>
+        <w:rPr>
+          <w:rFonts w:ascii="Consolas" w:hAnsi="Consolas"/>
+          <w:b w:val="false"/>
+          <w:i w:val="false"/>
+          <w:color w:val="000000"/>
+          <w:sz w:val="21"/>
+          <w:szCs w:val="21"/>
+        </w:rPr>
+        <w:t>String name</w:t>
+      </w:r>
+      <w:r>
+        <w:rPr>
+          <w:rFonts w:ascii="Consolas" w:hAnsi="Consolas"/>
+          <w:b w:val="false"/>
+          <w:i w:val="false"/>
+          <w:color w:val="080808"/>
+          <w:sz w:val="21"/>
+          <w:szCs w:val="21"/>
+        </w:rPr>
+        <w:t xml:space="preserve">, </w:t>
+      </w:r>
+      <w:r>
+        <w:rPr>
+          <w:rFonts w:ascii="Consolas" w:hAnsi="Consolas"/>
+          <w:b w:val="false"/>
+          <w:i w:val="false"/>
+          <w:color w:val="000000"/>
+          <w:sz w:val="21"/>
+          <w:szCs w:val="21"/>
+        </w:rPr>
+        <w:t>Type type</w:t>
+      </w:r>
+      <w:r>
+        <w:rPr>
+          <w:rFonts w:ascii="Consolas" w:hAnsi="Consolas"/>
+          <w:b w:val="false"/>
+          <w:i w:val="false"/>
+          <w:color w:val="080808"/>
+          <w:sz w:val="21"/>
+          <w:szCs w:val="21"/>
+        </w:rPr>
+        <w:t xml:space="preserve">, </w:t>
+      </w:r>
+      <w:r>
+        <w:rPr>
+          <w:rFonts w:ascii="Consolas" w:hAnsi="Consolas"/>
+          <w:b w:val="false"/>
+          <w:i w:val="false"/>
+          <w:color w:val="0033B3"/>
+          <w:sz w:val="21"/>
+          <w:szCs w:val="21"/>
+        </w:rPr>
+        <w:t xml:space="preserve">int </w:t>
+      </w:r>
+      <w:r>
+        <w:rPr>
+          <w:rFonts w:ascii="Consolas" w:hAnsi="Consolas"/>
+          <w:b w:val="false"/>
+          <w:i w:val="false"/>
+          <w:color w:val="000000"/>
+          <w:sz w:val="21"/>
+          <w:szCs w:val="21"/>
+        </w:rPr>
+        <w:t>line</w:t>
+      </w:r>
+      <w:r>
+        <w:rPr>
+          <w:rFonts w:ascii="Consolas" w:hAnsi="Consolas"/>
+          <w:b w:val="false"/>
+          <w:i w:val="false"/>
+          <w:color w:val="080808"/>
+          <w:sz w:val="21"/>
+          <w:szCs w:val="21"/>
+        </w:rPr>
+        <w:t xml:space="preserve">, </w:t>
+      </w:r>
+      <w:r>
+        <w:rPr>
+          <w:rFonts w:ascii="Consolas" w:hAnsi="Consolas"/>
+          <w:b w:val="false"/>
+          <w:i w:val="false"/>
+          <w:color w:val="0033B3"/>
+          <w:sz w:val="21"/>
+          <w:szCs w:val="21"/>
+        </w:rPr>
+        <w:t xml:space="preserve">int </w:t>
+      </w:r>
+      <w:r>
+        <w:rPr>
+          <w:rFonts w:ascii="Consolas" w:hAnsi="Consolas"/>
+          <w:b w:val="false"/>
+          <w:i w:val="false"/>
+          <w:color w:val="000000"/>
+          <w:sz w:val="21"/>
+          <w:szCs w:val="21"/>
+        </w:rPr>
+        <w:t>charPos</w:t>
+      </w:r>
+      <w:r>
+        <w:rPr>
+          <w:rFonts w:ascii="Consolas" w:hAnsi="Consolas"/>
+          <w:b w:val="false"/>
+          <w:i w:val="false"/>
+          <w:color w:val="080808"/>
+          <w:sz w:val="21"/>
+          <w:szCs w:val="21"/>
+        </w:rPr>
+        <w:t>) {</w:t>
+        <w:br/>
+        <w:t xml:space="preserve">        </w:t>
+      </w:r>
+      <w:r>
+        <w:rPr>
+          <w:rFonts w:ascii="Consolas" w:hAnsi="Consolas"/>
+          <w:b w:val="false"/>
+          <w:i w:val="false"/>
+          <w:color w:val="0033B3"/>
+          <w:sz w:val="21"/>
+          <w:szCs w:val="21"/>
+        </w:rPr>
+        <w:t>this</w:t>
+      </w:r>
+      <w:r>
+        <w:rPr>
+          <w:rFonts w:ascii="Consolas" w:hAnsi="Consolas"/>
+          <w:b w:val="false"/>
+          <w:i w:val="false"/>
+          <w:color w:val="080808"/>
+          <w:sz w:val="21"/>
+          <w:szCs w:val="21"/>
+        </w:rPr>
+        <w:t>.</w:t>
+      </w:r>
+      <w:r>
+        <w:rPr>
+          <w:rFonts w:ascii="Consolas" w:hAnsi="Consolas"/>
+          <w:b w:val="false"/>
+          <w:i w:val="false"/>
+          <w:color w:val="871094"/>
+          <w:sz w:val="21"/>
+          <w:szCs w:val="21"/>
+        </w:rPr>
+        <w:t xml:space="preserve">name </w:t>
+      </w:r>
+      <w:r>
+        <w:rPr>
+          <w:rFonts w:ascii="Consolas" w:hAnsi="Consolas"/>
+          <w:b w:val="false"/>
+          <w:i w:val="false"/>
+          <w:color w:val="080808"/>
+          <w:sz w:val="21"/>
+          <w:szCs w:val="21"/>
+        </w:rPr>
+        <w:t xml:space="preserve">= </w:t>
+      </w:r>
+      <w:r>
+        <w:rPr>
+          <w:rFonts w:ascii="Consolas" w:hAnsi="Consolas"/>
+          <w:b w:val="false"/>
+          <w:i w:val="false"/>
+          <w:color w:val="000000"/>
+          <w:sz w:val="21"/>
+          <w:szCs w:val="21"/>
+        </w:rPr>
+        <w:t>name</w:t>
+      </w:r>
+      <w:r>
+        <w:rPr>
+          <w:rFonts w:ascii="Consolas" w:hAnsi="Consolas"/>
+          <w:b w:val="false"/>
+          <w:i w:val="false"/>
+          <w:color w:val="080808"/>
+          <w:sz w:val="21"/>
+          <w:szCs w:val="21"/>
+        </w:rPr>
+        <w:t>;</w:t>
+        <w:br/>
+        <w:t xml:space="preserve">        </w:t>
+      </w:r>
+      <w:r>
+        <w:rPr>
+          <w:rFonts w:ascii="Consolas" w:hAnsi="Consolas"/>
+          <w:b w:val="false"/>
+          <w:i w:val="false"/>
+          <w:color w:val="0033B3"/>
+          <w:sz w:val="21"/>
+          <w:szCs w:val="21"/>
+        </w:rPr>
+        <w:t>this</w:t>
+      </w:r>
+      <w:r>
+        <w:rPr>
+          <w:rFonts w:ascii="Consolas" w:hAnsi="Consolas"/>
+          <w:b w:val="false"/>
+          <w:i w:val="false"/>
+          <w:color w:val="080808"/>
+          <w:sz w:val="21"/>
+          <w:szCs w:val="21"/>
+        </w:rPr>
+        <w:t>.</w:t>
+      </w:r>
+      <w:r>
+        <w:rPr>
+          <w:rFonts w:ascii="Consolas" w:hAnsi="Consolas"/>
+          <w:b w:val="false"/>
+          <w:i w:val="false"/>
+          <w:color w:val="871094"/>
+          <w:sz w:val="21"/>
+          <w:szCs w:val="21"/>
+        </w:rPr>
+        <w:t xml:space="preserve">type </w:t>
+      </w:r>
+      <w:r>
+        <w:rPr>
+          <w:rFonts w:ascii="Consolas" w:hAnsi="Consolas"/>
+          <w:b w:val="false"/>
+          <w:i w:val="false"/>
+          <w:color w:val="080808"/>
+          <w:sz w:val="21"/>
+          <w:szCs w:val="21"/>
+        </w:rPr>
+        <w:t xml:space="preserve">= </w:t>
+      </w:r>
+      <w:r>
+        <w:rPr>
+          <w:rFonts w:ascii="Consolas" w:hAnsi="Consolas"/>
+          <w:b w:val="false"/>
+          <w:i w:val="false"/>
+          <w:color w:val="000000"/>
+          <w:sz w:val="21"/>
+          <w:szCs w:val="21"/>
+        </w:rPr>
+        <w:t>type</w:t>
+      </w:r>
+      <w:r>
+        <w:rPr>
+          <w:rFonts w:ascii="Consolas" w:hAnsi="Consolas"/>
+          <w:b w:val="false"/>
+          <w:i w:val="false"/>
+          <w:color w:val="080808"/>
+          <w:sz w:val="21"/>
+          <w:szCs w:val="21"/>
+        </w:rPr>
+        <w:t>;</w:t>
+        <w:br/>
+        <w:t xml:space="preserve">        </w:t>
+      </w:r>
+      <w:r>
+        <w:rPr>
+          <w:rFonts w:ascii="Consolas" w:hAnsi="Consolas"/>
+          <w:b w:val="false"/>
+          <w:i w:val="false"/>
+          <w:color w:val="0033B3"/>
+          <w:sz w:val="21"/>
+          <w:szCs w:val="21"/>
+        </w:rPr>
+        <w:t>this</w:t>
+      </w:r>
+      <w:r>
+        <w:rPr>
+          <w:rFonts w:ascii="Consolas" w:hAnsi="Consolas"/>
+          <w:b w:val="false"/>
+          <w:i w:val="false"/>
+          <w:color w:val="080808"/>
+          <w:sz w:val="21"/>
+          <w:szCs w:val="21"/>
+        </w:rPr>
+        <w:t>.</w:t>
+      </w:r>
+      <w:r>
+        <w:rPr>
+          <w:rFonts w:ascii="Consolas" w:hAnsi="Consolas"/>
+          <w:b w:val="false"/>
+          <w:i w:val="false"/>
+          <w:color w:val="871094"/>
+          <w:sz w:val="21"/>
+          <w:szCs w:val="21"/>
+        </w:rPr>
+        <w:t xml:space="preserve">line </w:t>
+      </w:r>
+      <w:r>
+        <w:rPr>
+          <w:rFonts w:ascii="Consolas" w:hAnsi="Consolas"/>
+          <w:b w:val="false"/>
+          <w:i w:val="false"/>
+          <w:color w:val="080808"/>
+          <w:sz w:val="21"/>
+          <w:szCs w:val="21"/>
+        </w:rPr>
+        <w:t xml:space="preserve">= </w:t>
+      </w:r>
+      <w:r>
+        <w:rPr>
+          <w:rFonts w:ascii="Consolas" w:hAnsi="Consolas"/>
+          <w:b w:val="false"/>
+          <w:i w:val="false"/>
+          <w:color w:val="000000"/>
+          <w:sz w:val="21"/>
+          <w:szCs w:val="21"/>
+        </w:rPr>
+        <w:t>line</w:t>
+      </w:r>
+      <w:r>
+        <w:rPr>
+          <w:rFonts w:ascii="Consolas" w:hAnsi="Consolas"/>
+          <w:b w:val="false"/>
+          <w:i w:val="false"/>
+          <w:color w:val="080808"/>
+          <w:sz w:val="21"/>
+          <w:szCs w:val="21"/>
+        </w:rPr>
+        <w:t>;</w:t>
+        <w:br/>
+        <w:t xml:space="preserve">        </w:t>
+      </w:r>
+      <w:r>
+        <w:rPr>
+          <w:rFonts w:ascii="Consolas" w:hAnsi="Consolas"/>
+          <w:b w:val="false"/>
+          <w:i w:val="false"/>
+          <w:color w:val="0033B3"/>
+          <w:sz w:val="21"/>
+          <w:szCs w:val="21"/>
+        </w:rPr>
+        <w:t>this</w:t>
+      </w:r>
+      <w:r>
+        <w:rPr>
+          <w:rFonts w:ascii="Consolas" w:hAnsi="Consolas"/>
+          <w:b w:val="false"/>
+          <w:i w:val="false"/>
+          <w:color w:val="080808"/>
+          <w:sz w:val="21"/>
+          <w:szCs w:val="21"/>
+        </w:rPr>
+        <w:t>.</w:t>
+      </w:r>
+      <w:r>
+        <w:rPr>
+          <w:rFonts w:ascii="Consolas" w:hAnsi="Consolas"/>
+          <w:b w:val="false"/>
+          <w:i w:val="false"/>
+          <w:color w:val="871094"/>
+          <w:sz w:val="21"/>
+          <w:szCs w:val="21"/>
+        </w:rPr>
+        <w:t xml:space="preserve">charPos </w:t>
+      </w:r>
+      <w:r>
+        <w:rPr>
+          <w:rFonts w:ascii="Consolas" w:hAnsi="Consolas"/>
+          <w:b w:val="false"/>
+          <w:i w:val="false"/>
+          <w:color w:val="080808"/>
+          <w:sz w:val="21"/>
+          <w:szCs w:val="21"/>
+        </w:rPr>
+        <w:t xml:space="preserve">= </w:t>
+      </w:r>
+      <w:r>
+        <w:rPr>
+          <w:rFonts w:ascii="Consolas" w:hAnsi="Consolas"/>
+          <w:b w:val="false"/>
+          <w:i w:val="false"/>
+          <w:color w:val="000000"/>
+          <w:sz w:val="21"/>
+          <w:szCs w:val="21"/>
+        </w:rPr>
+        <w:t>charPos</w:t>
+      </w:r>
+      <w:r>
+        <w:rPr>
+          <w:rFonts w:ascii="Consolas" w:hAnsi="Consolas"/>
+          <w:b w:val="false"/>
+          <w:i w:val="false"/>
+          <w:color w:val="080808"/>
+          <w:sz w:val="21"/>
+          <w:szCs w:val="21"/>
+        </w:rPr>
+        <w:t>;</w:t>
+        <w:br/>
+        <w:t xml:space="preserve">    }</w:t>
+        <w:br/>
+        <w:t>}</w:t>
+        <w:br/>
+        <w:br/>
+      </w:r>
+      <w:r>
+        <w:rPr>
+          <w:rFonts w:ascii="Consolas" w:hAnsi="Consolas"/>
+          <w:b w:val="false"/>
+          <w:i w:val="false"/>
+          <w:color w:val="0033B3"/>
+          <w:sz w:val="21"/>
+          <w:szCs w:val="21"/>
+        </w:rPr>
+        <w:t xml:space="preserve">class </w:t>
+      </w:r>
+      <w:r>
+        <w:rPr>
+          <w:rFonts w:ascii="Consolas" w:hAnsi="Consolas"/>
+          <w:b w:val="false"/>
+          <w:i w:val="false"/>
+          <w:color w:val="000000"/>
+          <w:sz w:val="21"/>
+          <w:szCs w:val="21"/>
+        </w:rPr>
+        <w:t xml:space="preserve">Scope </w:t>
+      </w:r>
+      <w:r>
+        <w:rPr>
+          <w:rFonts w:ascii="Consolas" w:hAnsi="Consolas"/>
+          <w:b w:val="false"/>
+          <w:i w:val="false"/>
+          <w:color w:val="080808"/>
+          <w:sz w:val="21"/>
+          <w:szCs w:val="21"/>
+        </w:rPr>
+        <w:t>{</w:t>
+        <w:br/>
+        <w:t xml:space="preserve">    </w:t>
+      </w:r>
+      <w:r>
+        <w:rPr>
+          <w:rFonts w:ascii="Consolas" w:hAnsi="Consolas"/>
+          <w:b w:val="false"/>
+          <w:i w:val="false"/>
+          <w:color w:val="0033B3"/>
+          <w:sz w:val="21"/>
+          <w:szCs w:val="21"/>
+        </w:rPr>
+        <w:t xml:space="preserve">private </w:t>
+      </w:r>
+      <w:r>
+        <w:rPr>
+          <w:rFonts w:ascii="Consolas" w:hAnsi="Consolas"/>
+          <w:b w:val="false"/>
+          <w:i w:val="false"/>
+          <w:color w:val="000000"/>
+          <w:sz w:val="21"/>
+          <w:szCs w:val="21"/>
+        </w:rPr>
+        <w:t xml:space="preserve">Scope </w:t>
+      </w:r>
+      <w:r>
+        <w:rPr>
+          <w:rFonts w:ascii="Consolas" w:hAnsi="Consolas"/>
+          <w:b w:val="false"/>
+          <w:i w:val="false"/>
+          <w:color w:val="871094"/>
+          <w:sz w:val="21"/>
+          <w:szCs w:val="21"/>
+        </w:rPr>
+        <w:t>parent</w:t>
+      </w:r>
+      <w:r>
+        <w:rPr>
+          <w:rFonts w:ascii="Consolas" w:hAnsi="Consolas"/>
+          <w:b w:val="false"/>
+          <w:i w:val="false"/>
+          <w:color w:val="080808"/>
+          <w:sz w:val="21"/>
+          <w:szCs w:val="21"/>
+        </w:rPr>
+        <w:t>;</w:t>
+        <w:br/>
+        <w:t xml:space="preserve">    </w:t>
+      </w:r>
+      <w:r>
+        <w:rPr>
+          <w:rFonts w:ascii="Consolas" w:hAnsi="Consolas"/>
+          <w:b w:val="false"/>
+          <w:i w:val="false"/>
+          <w:color w:val="0033B3"/>
+          <w:sz w:val="21"/>
+          <w:szCs w:val="21"/>
+        </w:rPr>
+        <w:t xml:space="preserve">private </w:t>
+      </w:r>
+      <w:r>
+        <w:rPr>
+          <w:rFonts w:ascii="Consolas" w:hAnsi="Consolas"/>
+          <w:b w:val="false"/>
+          <w:i w:val="false"/>
+          <w:color w:val="000000"/>
+          <w:sz w:val="21"/>
+          <w:szCs w:val="21"/>
+        </w:rPr>
+        <w:t>Map</w:t>
+      </w:r>
+      <w:r>
+        <w:rPr>
+          <w:rFonts w:ascii="Consolas" w:hAnsi="Consolas"/>
+          <w:b w:val="false"/>
+          <w:i w:val="false"/>
+          <w:color w:val="080808"/>
+          <w:sz w:val="21"/>
+          <w:szCs w:val="21"/>
+        </w:rPr>
+        <w:t>&lt;</w:t>
+      </w:r>
+      <w:r>
+        <w:rPr>
+          <w:rFonts w:ascii="Consolas" w:hAnsi="Consolas"/>
+          <w:b w:val="false"/>
+          <w:i w:val="false"/>
+          <w:color w:val="000000"/>
+          <w:sz w:val="21"/>
+          <w:szCs w:val="21"/>
+        </w:rPr>
+        <w:t>String</w:t>
+      </w:r>
+      <w:r>
+        <w:rPr>
+          <w:rFonts w:ascii="Consolas" w:hAnsi="Consolas"/>
+          <w:b w:val="false"/>
+          <w:i w:val="false"/>
+          <w:color w:val="080808"/>
+          <w:sz w:val="21"/>
+          <w:szCs w:val="21"/>
+        </w:rPr>
+        <w:t>,</w:t>
+      </w:r>
+      <w:r>
+        <w:rPr>
+          <w:rFonts w:ascii="Consolas" w:hAnsi="Consolas"/>
+          <w:b w:val="false"/>
+          <w:i w:val="false"/>
+          <w:color w:val="000000"/>
+          <w:sz w:val="21"/>
+          <w:szCs w:val="21"/>
+        </w:rPr>
+        <w:t>Symbol</w:t>
+      </w:r>
+      <w:r>
+        <w:rPr>
+          <w:rFonts w:ascii="Consolas" w:hAnsi="Consolas"/>
+          <w:b w:val="false"/>
+          <w:i w:val="false"/>
+          <w:color w:val="080808"/>
+          <w:sz w:val="21"/>
+          <w:szCs w:val="21"/>
+        </w:rPr>
+        <w:t xml:space="preserve">&gt; </w:t>
+      </w:r>
+      <w:r>
+        <w:rPr>
+          <w:rFonts w:ascii="Consolas" w:hAnsi="Consolas"/>
+          <w:b w:val="false"/>
+          <w:i w:val="false"/>
+          <w:color w:val="871094"/>
+          <w:sz w:val="21"/>
+          <w:szCs w:val="21"/>
+        </w:rPr>
+        <w:t xml:space="preserve">symbols </w:t>
+      </w:r>
+      <w:r>
+        <w:rPr>
+          <w:rFonts w:ascii="Consolas" w:hAnsi="Consolas"/>
+          <w:b w:val="false"/>
+          <w:i w:val="false"/>
+          <w:color w:val="080808"/>
+          <w:sz w:val="21"/>
+          <w:szCs w:val="21"/>
+        </w:rPr>
+        <w:t xml:space="preserve">= </w:t>
+      </w:r>
+      <w:r>
+        <w:rPr>
+          <w:rFonts w:ascii="Consolas" w:hAnsi="Consolas"/>
+          <w:b w:val="false"/>
+          <w:i w:val="false"/>
+          <w:color w:val="0033B3"/>
+          <w:sz w:val="21"/>
+          <w:szCs w:val="21"/>
+        </w:rPr>
+        <w:t xml:space="preserve">new </w:t>
+      </w:r>
+      <w:r>
+        <w:rPr>
+          <w:rFonts w:ascii="Consolas" w:hAnsi="Consolas"/>
+          <w:b w:val="false"/>
+          <w:i w:val="false"/>
+          <w:color w:val="080808"/>
+          <w:sz w:val="21"/>
+          <w:szCs w:val="21"/>
+        </w:rPr>
+        <w:t>HashMap&lt;&gt;();</w:t>
+        <w:br/>
+        <w:br/>
+        <w:t xml:space="preserve">    </w:t>
+      </w:r>
+      <w:r>
+        <w:rPr>
+          <w:rFonts w:ascii="Consolas" w:hAnsi="Consolas"/>
+          <w:b w:val="false"/>
+          <w:i w:val="false"/>
+          <w:color w:val="0033B3"/>
+          <w:sz w:val="21"/>
+          <w:szCs w:val="21"/>
+        </w:rPr>
+        <w:t xml:space="preserve">public </w:t>
+      </w:r>
+      <w:r>
+        <w:rPr>
+          <w:rFonts w:ascii="Consolas" w:hAnsi="Consolas"/>
+          <w:b w:val="false"/>
+          <w:i w:val="false"/>
+          <w:color w:val="00627A"/>
+          <w:sz w:val="21"/>
+          <w:szCs w:val="21"/>
+        </w:rPr>
+        <w:t>Scope</w:t>
+      </w:r>
+      <w:r>
+        <w:rPr>
+          <w:rFonts w:ascii="Consolas" w:hAnsi="Consolas"/>
+          <w:b w:val="false"/>
+          <w:i w:val="false"/>
+          <w:color w:val="080808"/>
+          <w:sz w:val="21"/>
+          <w:szCs w:val="21"/>
+        </w:rPr>
+        <w:t>(</w:t>
+      </w:r>
+      <w:r>
+        <w:rPr>
+          <w:rFonts w:ascii="Consolas" w:hAnsi="Consolas"/>
+          <w:b w:val="false"/>
+          <w:i w:val="false"/>
+          <w:color w:val="000000"/>
+          <w:sz w:val="21"/>
+          <w:szCs w:val="21"/>
+        </w:rPr>
+        <w:t>Scope parent</w:t>
+      </w:r>
+      <w:r>
+        <w:rPr>
+          <w:rFonts w:ascii="Consolas" w:hAnsi="Consolas"/>
+          <w:b w:val="false"/>
+          <w:i w:val="false"/>
+          <w:color w:val="080808"/>
+          <w:sz w:val="21"/>
+          <w:szCs w:val="21"/>
+        </w:rPr>
+        <w:t xml:space="preserve">) { </w:t>
+      </w:r>
+      <w:r>
+        <w:rPr>
+          <w:rFonts w:ascii="Consolas" w:hAnsi="Consolas"/>
+          <w:b w:val="false"/>
+          <w:i w:val="false"/>
+          <w:color w:val="0033B3"/>
+          <w:sz w:val="21"/>
+          <w:szCs w:val="21"/>
+        </w:rPr>
+        <w:t>this</w:t>
+      </w:r>
+      <w:r>
+        <w:rPr>
+          <w:rFonts w:ascii="Consolas" w:hAnsi="Consolas"/>
+          <w:b w:val="false"/>
+          <w:i w:val="false"/>
+          <w:color w:val="080808"/>
+          <w:sz w:val="21"/>
+          <w:szCs w:val="21"/>
+        </w:rPr>
+        <w:t>.</w:t>
+      </w:r>
+      <w:r>
+        <w:rPr>
+          <w:rFonts w:ascii="Consolas" w:hAnsi="Consolas"/>
+          <w:b w:val="false"/>
+          <w:i w:val="false"/>
+          <w:color w:val="871094"/>
+          <w:sz w:val="21"/>
+          <w:szCs w:val="21"/>
+        </w:rPr>
+        <w:t xml:space="preserve">parent </w:t>
+      </w:r>
+      <w:r>
+        <w:rPr>
+          <w:rFonts w:ascii="Consolas" w:hAnsi="Consolas"/>
+          <w:b w:val="false"/>
+          <w:i w:val="false"/>
+          <w:color w:val="080808"/>
+          <w:sz w:val="21"/>
+          <w:szCs w:val="21"/>
+        </w:rPr>
+        <w:t xml:space="preserve">= </w:t>
+      </w:r>
+      <w:r>
+        <w:rPr>
+          <w:rFonts w:ascii="Consolas" w:hAnsi="Consolas"/>
+          <w:b w:val="false"/>
+          <w:i w:val="false"/>
+          <w:color w:val="000000"/>
+          <w:sz w:val="21"/>
+          <w:szCs w:val="21"/>
+        </w:rPr>
+        <w:t>parent</w:t>
+      </w:r>
+      <w:r>
+        <w:rPr>
+          <w:rFonts w:ascii="Consolas" w:hAnsi="Consolas"/>
+          <w:b w:val="false"/>
+          <w:i w:val="false"/>
+          <w:color w:val="080808"/>
+          <w:sz w:val="21"/>
+          <w:szCs w:val="21"/>
+        </w:rPr>
+        <w:t>; }</w:t>
+        <w:br/>
+        <w:br/>
+        <w:t xml:space="preserve">    </w:t>
+      </w:r>
+      <w:r>
+        <w:rPr>
+          <w:rFonts w:ascii="Consolas" w:hAnsi="Consolas"/>
+          <w:b w:val="false"/>
+          <w:i w:val="false"/>
+          <w:color w:val="0033B3"/>
+          <w:sz w:val="21"/>
+          <w:szCs w:val="21"/>
+        </w:rPr>
+        <w:t xml:space="preserve">public void </w:t>
+      </w:r>
+      <w:r>
+        <w:rPr>
+          <w:rFonts w:ascii="Consolas" w:hAnsi="Consolas"/>
+          <w:b w:val="false"/>
+          <w:i w:val="false"/>
+          <w:color w:val="00627A"/>
+          <w:sz w:val="21"/>
+          <w:szCs w:val="21"/>
+        </w:rPr>
+        <w:t>define</w:t>
+      </w:r>
+      <w:r>
+        <w:rPr>
+          <w:rFonts w:ascii="Consolas" w:hAnsi="Consolas"/>
+          <w:b w:val="false"/>
+          <w:i w:val="false"/>
+          <w:color w:val="080808"/>
+          <w:sz w:val="21"/>
+          <w:szCs w:val="21"/>
+        </w:rPr>
+        <w:t>(</w:t>
+      </w:r>
+      <w:r>
+        <w:rPr>
+          <w:rFonts w:ascii="Consolas" w:hAnsi="Consolas"/>
+          <w:b w:val="false"/>
+          <w:i w:val="false"/>
+          <w:color w:val="000000"/>
+          <w:sz w:val="21"/>
+          <w:szCs w:val="21"/>
+        </w:rPr>
+        <w:t>Symbol sym</w:t>
+      </w:r>
+      <w:r>
+        <w:rPr>
+          <w:rFonts w:ascii="Consolas" w:hAnsi="Consolas"/>
+          <w:b w:val="false"/>
+          <w:i w:val="false"/>
+          <w:color w:val="080808"/>
+          <w:sz w:val="21"/>
+          <w:szCs w:val="21"/>
+        </w:rPr>
+        <w:t xml:space="preserve">) { </w:t>
+      </w:r>
+      <w:r>
+        <w:rPr>
+          <w:rFonts w:ascii="Consolas" w:hAnsi="Consolas"/>
+          <w:b w:val="false"/>
+          <w:i w:val="false"/>
+          <w:color w:val="871094"/>
+          <w:sz w:val="21"/>
+          <w:szCs w:val="21"/>
+        </w:rPr>
+        <w:t>symbols</w:t>
+      </w:r>
+      <w:r>
+        <w:rPr>
+          <w:rFonts w:ascii="Consolas" w:hAnsi="Consolas"/>
+          <w:b w:val="false"/>
+          <w:i w:val="false"/>
+          <w:color w:val="080808"/>
+          <w:sz w:val="21"/>
+          <w:szCs w:val="21"/>
+        </w:rPr>
+        <w:t>.put(</w:t>
+      </w:r>
+      <w:r>
+        <w:rPr>
+          <w:rFonts w:ascii="Consolas" w:hAnsi="Consolas"/>
+          <w:b w:val="false"/>
+          <w:i w:val="false"/>
+          <w:color w:val="000000"/>
+          <w:sz w:val="21"/>
+          <w:szCs w:val="21"/>
+        </w:rPr>
+        <w:t>sym</w:t>
+      </w:r>
+      <w:r>
+        <w:rPr>
+          <w:rFonts w:ascii="Consolas" w:hAnsi="Consolas"/>
+          <w:b w:val="false"/>
+          <w:i w:val="false"/>
+          <w:color w:val="080808"/>
+          <w:sz w:val="21"/>
+          <w:szCs w:val="21"/>
+        </w:rPr>
+        <w:t>.</w:t>
+      </w:r>
+      <w:r>
+        <w:rPr>
+          <w:rFonts w:ascii="Consolas" w:hAnsi="Consolas"/>
+          <w:b w:val="false"/>
+          <w:i w:val="false"/>
+          <w:color w:val="871094"/>
+          <w:sz w:val="21"/>
+          <w:szCs w:val="21"/>
+        </w:rPr>
+        <w:t>name</w:t>
+      </w:r>
+      <w:r>
+        <w:rPr>
+          <w:rFonts w:ascii="Consolas" w:hAnsi="Consolas"/>
+          <w:b w:val="false"/>
+          <w:i w:val="false"/>
+          <w:color w:val="080808"/>
+          <w:sz w:val="21"/>
+          <w:szCs w:val="21"/>
+        </w:rPr>
+        <w:t xml:space="preserve">, </w:t>
+      </w:r>
+      <w:r>
+        <w:rPr>
+          <w:rFonts w:ascii="Consolas" w:hAnsi="Consolas"/>
+          <w:b w:val="false"/>
+          <w:i w:val="false"/>
+          <w:color w:val="000000"/>
+          <w:sz w:val="21"/>
+          <w:szCs w:val="21"/>
+        </w:rPr>
+        <w:t>sym</w:t>
+      </w:r>
+      <w:r>
+        <w:rPr>
+          <w:rFonts w:ascii="Consolas" w:hAnsi="Consolas"/>
+          <w:b w:val="false"/>
+          <w:i w:val="false"/>
+          <w:color w:val="080808"/>
+          <w:sz w:val="21"/>
+          <w:szCs w:val="21"/>
+        </w:rPr>
+        <w:t>); }</w:t>
+        <w:br/>
+        <w:br/>
+        <w:t xml:space="preserve">    </w:t>
+      </w:r>
+      <w:r>
+        <w:rPr>
+          <w:rFonts w:ascii="Consolas" w:hAnsi="Consolas"/>
+          <w:b w:val="false"/>
+          <w:i w:val="false"/>
+          <w:color w:val="0033B3"/>
+          <w:sz w:val="21"/>
+          <w:szCs w:val="21"/>
+        </w:rPr>
+        <w:t xml:space="preserve">public </w:t>
+      </w:r>
+      <w:r>
+        <w:rPr>
+          <w:rFonts w:ascii="Consolas" w:hAnsi="Consolas"/>
+          <w:b w:val="false"/>
+          <w:i w:val="false"/>
+          <w:color w:val="000000"/>
+          <w:sz w:val="21"/>
+          <w:szCs w:val="21"/>
+        </w:rPr>
+        <w:t xml:space="preserve">Symbol </w:t>
+      </w:r>
+      <w:r>
+        <w:rPr>
+          <w:rFonts w:ascii="Consolas" w:hAnsi="Consolas"/>
+          <w:b w:val="false"/>
+          <w:i w:val="false"/>
+          <w:color w:val="00627A"/>
+          <w:sz w:val="21"/>
+          <w:szCs w:val="21"/>
+        </w:rPr>
+        <w:t>resolve</w:t>
+      </w:r>
+      <w:r>
+        <w:rPr>
+          <w:rFonts w:ascii="Consolas" w:hAnsi="Consolas"/>
+          <w:b w:val="false"/>
+          <w:i w:val="false"/>
+          <w:color w:val="080808"/>
+          <w:sz w:val="21"/>
+          <w:szCs w:val="21"/>
+        </w:rPr>
+        <w:t>(</w:t>
+      </w:r>
+      <w:r>
+        <w:rPr>
+          <w:rFonts w:ascii="Consolas" w:hAnsi="Consolas"/>
+          <w:b w:val="false"/>
+          <w:i w:val="false"/>
+          <w:color w:val="000000"/>
+          <w:sz w:val="21"/>
+          <w:szCs w:val="21"/>
+        </w:rPr>
+        <w:t>String name</w:t>
+      </w:r>
+      <w:r>
+        <w:rPr>
+          <w:rFonts w:ascii="Consolas" w:hAnsi="Consolas"/>
+          <w:b w:val="false"/>
+          <w:i w:val="false"/>
+          <w:color w:val="080808"/>
+          <w:sz w:val="21"/>
+          <w:szCs w:val="21"/>
+        </w:rPr>
+        <w:t>) {</w:t>
+        <w:br/>
+        <w:t xml:space="preserve">        </w:t>
+      </w:r>
+      <w:r>
+        <w:rPr>
+          <w:rFonts w:ascii="Consolas" w:hAnsi="Consolas"/>
+          <w:b w:val="false"/>
+          <w:i w:val="false"/>
+          <w:color w:val="000000"/>
+          <w:sz w:val="21"/>
+          <w:szCs w:val="21"/>
+        </w:rPr>
+        <w:t xml:space="preserve">Symbol s </w:t>
+      </w:r>
+      <w:r>
+        <w:rPr>
+          <w:rFonts w:ascii="Consolas" w:hAnsi="Consolas"/>
+          <w:b w:val="false"/>
+          <w:i w:val="false"/>
+          <w:color w:val="080808"/>
+          <w:sz w:val="21"/>
+          <w:szCs w:val="21"/>
+        </w:rPr>
+        <w:t xml:space="preserve">= </w:t>
+      </w:r>
+      <w:r>
+        <w:rPr>
+          <w:rFonts w:ascii="Consolas" w:hAnsi="Consolas"/>
+          <w:b w:val="false"/>
+          <w:i w:val="false"/>
+          <w:color w:val="871094"/>
+          <w:sz w:val="21"/>
+          <w:szCs w:val="21"/>
+        </w:rPr>
+        <w:t>symbols</w:t>
+      </w:r>
+      <w:r>
+        <w:rPr>
+          <w:rFonts w:ascii="Consolas" w:hAnsi="Consolas"/>
+          <w:b w:val="false"/>
+          <w:i w:val="false"/>
+          <w:color w:val="080808"/>
+          <w:sz w:val="21"/>
+          <w:szCs w:val="21"/>
+        </w:rPr>
+        <w:t>.get(</w:t>
+      </w:r>
+      <w:r>
+        <w:rPr>
+          <w:rFonts w:ascii="Consolas" w:hAnsi="Consolas"/>
+          <w:b w:val="false"/>
+          <w:i w:val="false"/>
+          <w:color w:val="000000"/>
+          <w:sz w:val="21"/>
+          <w:szCs w:val="21"/>
+        </w:rPr>
+        <w:t>name</w:t>
+      </w:r>
+      <w:r>
+        <w:rPr>
+          <w:rFonts w:ascii="Consolas" w:hAnsi="Consolas"/>
+          <w:b w:val="false"/>
+          <w:i w:val="false"/>
+          <w:color w:val="080808"/>
+          <w:sz w:val="21"/>
+          <w:szCs w:val="21"/>
+        </w:rPr>
+        <w:t>);</w:t>
+        <w:br/>
+        <w:t xml:space="preserve">        </w:t>
+      </w:r>
+      <w:r>
+        <w:rPr>
+          <w:rFonts w:ascii="Consolas" w:hAnsi="Consolas"/>
+          <w:b w:val="false"/>
+          <w:i w:val="false"/>
+          <w:color w:val="0033B3"/>
+          <w:sz w:val="21"/>
+          <w:szCs w:val="21"/>
+        </w:rPr>
+        <w:t xml:space="preserve">if </w:t>
+      </w:r>
+      <w:r>
+        <w:rPr>
+          <w:rFonts w:ascii="Consolas" w:hAnsi="Consolas"/>
+          <w:b w:val="false"/>
+          <w:i w:val="false"/>
+          <w:color w:val="080808"/>
+          <w:sz w:val="21"/>
+          <w:szCs w:val="21"/>
+        </w:rPr>
+        <w:t>(</w:t>
+      </w:r>
+      <w:r>
+        <w:rPr>
+          <w:rFonts w:ascii="Consolas" w:hAnsi="Consolas"/>
+          <w:b w:val="false"/>
+          <w:i w:val="false"/>
+          <w:color w:val="000000"/>
+          <w:sz w:val="21"/>
+          <w:szCs w:val="21"/>
+        </w:rPr>
+        <w:t xml:space="preserve">s </w:t>
+      </w:r>
+      <w:r>
+        <w:rPr>
+          <w:rFonts w:ascii="Consolas" w:hAnsi="Consolas"/>
+          <w:b w:val="false"/>
+          <w:i w:val="false"/>
+          <w:color w:val="080808"/>
+          <w:sz w:val="21"/>
+          <w:szCs w:val="21"/>
+        </w:rPr>
+        <w:t xml:space="preserve">!= </w:t>
+      </w:r>
+      <w:r>
+        <w:rPr>
+          <w:rFonts w:ascii="Consolas" w:hAnsi="Consolas"/>
+          <w:b w:val="false"/>
+          <w:i w:val="false"/>
+          <w:color w:val="0033B3"/>
+          <w:sz w:val="21"/>
+          <w:szCs w:val="21"/>
+        </w:rPr>
+        <w:t>null</w:t>
+      </w:r>
+      <w:r>
+        <w:rPr>
+          <w:rFonts w:ascii="Consolas" w:hAnsi="Consolas"/>
+          <w:b w:val="false"/>
+          <w:i w:val="false"/>
+          <w:color w:val="080808"/>
+          <w:sz w:val="21"/>
+          <w:szCs w:val="21"/>
+        </w:rPr>
+        <w:t xml:space="preserve">) </w:t>
+      </w:r>
+      <w:r>
+        <w:rPr>
+          <w:rFonts w:ascii="Consolas" w:hAnsi="Consolas"/>
+          <w:b w:val="false"/>
+          <w:i w:val="false"/>
+          <w:color w:val="0033B3"/>
+          <w:sz w:val="21"/>
+          <w:szCs w:val="21"/>
+        </w:rPr>
+        <w:t xml:space="preserve">return </w:t>
+      </w:r>
+      <w:r>
+        <w:rPr>
+          <w:rFonts w:ascii="Consolas" w:hAnsi="Consolas"/>
+          <w:b w:val="false"/>
+          <w:i w:val="false"/>
+          <w:color w:val="000000"/>
+          <w:sz w:val="21"/>
+          <w:szCs w:val="21"/>
+        </w:rPr>
+        <w:t>s</w:t>
+      </w:r>
+      <w:r>
+        <w:rPr>
+          <w:rFonts w:ascii="Consolas" w:hAnsi="Consolas"/>
+          <w:b w:val="false"/>
+          <w:i w:val="false"/>
+          <w:color w:val="080808"/>
+          <w:sz w:val="21"/>
+          <w:szCs w:val="21"/>
+        </w:rPr>
+        <w:t>;</w:t>
+        <w:br/>
+        <w:t xml:space="preserve">        </w:t>
+      </w:r>
+      <w:r>
+        <w:rPr>
+          <w:rFonts w:ascii="Consolas" w:hAnsi="Consolas"/>
+          <w:b w:val="false"/>
+          <w:i w:val="false"/>
+          <w:color w:val="0033B3"/>
+          <w:sz w:val="21"/>
+          <w:szCs w:val="21"/>
+        </w:rPr>
+        <w:t xml:space="preserve">if </w:t>
+      </w:r>
+      <w:r>
+        <w:rPr>
+          <w:rFonts w:ascii="Consolas" w:hAnsi="Consolas"/>
+          <w:b w:val="false"/>
+          <w:i w:val="false"/>
+          <w:color w:val="080808"/>
+          <w:sz w:val="21"/>
+          <w:szCs w:val="21"/>
+        </w:rPr>
+        <w:t>(</w:t>
+      </w:r>
+      <w:r>
+        <w:rPr>
+          <w:rFonts w:ascii="Consolas" w:hAnsi="Consolas"/>
+          <w:b w:val="false"/>
+          <w:i w:val="false"/>
+          <w:color w:val="871094"/>
+          <w:sz w:val="21"/>
+          <w:szCs w:val="21"/>
+        </w:rPr>
+        <w:t xml:space="preserve">parent </w:t>
+      </w:r>
+      <w:r>
+        <w:rPr>
+          <w:rFonts w:ascii="Consolas" w:hAnsi="Consolas"/>
+          <w:b w:val="false"/>
+          <w:i w:val="false"/>
+          <w:color w:val="080808"/>
+          <w:sz w:val="21"/>
+          <w:szCs w:val="21"/>
+        </w:rPr>
+        <w:t xml:space="preserve">!= </w:t>
+      </w:r>
+      <w:r>
+        <w:rPr>
+          <w:rFonts w:ascii="Consolas" w:hAnsi="Consolas"/>
+          <w:b w:val="false"/>
+          <w:i w:val="false"/>
+          <w:color w:val="0033B3"/>
+          <w:sz w:val="21"/>
+          <w:szCs w:val="21"/>
+        </w:rPr>
+        <w:t>null</w:t>
+      </w:r>
+      <w:r>
+        <w:rPr>
+          <w:rFonts w:ascii="Consolas" w:hAnsi="Consolas"/>
+          <w:b w:val="false"/>
+          <w:i w:val="false"/>
+          <w:color w:val="080808"/>
+          <w:sz w:val="21"/>
+          <w:szCs w:val="21"/>
+        </w:rPr>
+        <w:t xml:space="preserve">) </w:t>
+      </w:r>
+      <w:r>
+        <w:rPr>
+          <w:rFonts w:ascii="Consolas" w:hAnsi="Consolas"/>
+          <w:b w:val="false"/>
+          <w:i w:val="false"/>
+          <w:color w:val="0033B3"/>
+          <w:sz w:val="21"/>
+          <w:szCs w:val="21"/>
+        </w:rPr>
+        <w:t xml:space="preserve">return </w:t>
+      </w:r>
+      <w:r>
+        <w:rPr>
+          <w:rFonts w:ascii="Consolas" w:hAnsi="Consolas"/>
+          <w:b w:val="false"/>
+          <w:i w:val="false"/>
+          <w:color w:val="871094"/>
+          <w:sz w:val="21"/>
+          <w:szCs w:val="21"/>
+        </w:rPr>
+        <w:t>parent</w:t>
+      </w:r>
+      <w:r>
+        <w:rPr>
+          <w:rFonts w:ascii="Consolas" w:hAnsi="Consolas"/>
+          <w:b w:val="false"/>
+          <w:i w:val="false"/>
+          <w:color w:val="080808"/>
+          <w:sz w:val="21"/>
+          <w:szCs w:val="21"/>
+        </w:rPr>
+        <w:t>.resolve(</w:t>
+      </w:r>
+      <w:r>
+        <w:rPr>
+          <w:rFonts w:ascii="Consolas" w:hAnsi="Consolas"/>
+          <w:b w:val="false"/>
+          <w:i w:val="false"/>
+          <w:color w:val="000000"/>
+          <w:sz w:val="21"/>
+          <w:szCs w:val="21"/>
+        </w:rPr>
+        <w:t>name</w:t>
+      </w:r>
+      <w:r>
+        <w:rPr>
+          <w:rFonts w:ascii="Consolas" w:hAnsi="Consolas"/>
+          <w:b w:val="false"/>
+          <w:i w:val="false"/>
+          <w:color w:val="080808"/>
+          <w:sz w:val="21"/>
+          <w:szCs w:val="21"/>
+        </w:rPr>
+        <w:t>);</w:t>
+        <w:br/>
+        <w:t xml:space="preserve">        </w:t>
+      </w:r>
+      <w:r>
+        <w:rPr>
+          <w:rFonts w:ascii="Consolas" w:hAnsi="Consolas"/>
+          <w:b w:val="false"/>
+          <w:i w:val="false"/>
+          <w:color w:val="0033B3"/>
+          <w:sz w:val="21"/>
+          <w:szCs w:val="21"/>
+        </w:rPr>
+        <w:t>return null</w:t>
+      </w:r>
+      <w:r>
+        <w:rPr>
+          <w:rFonts w:ascii="Consolas" w:hAnsi="Consolas"/>
+          <w:b w:val="false"/>
+          <w:i w:val="false"/>
+          <w:color w:val="080808"/>
+          <w:sz w:val="21"/>
+          <w:szCs w:val="21"/>
+        </w:rPr>
+        <w:t>;</w:t>
+        <w:br/>
+        <w:t xml:space="preserve">    }</w:t>
+        <w:br/>
+        <w:br/>
+        <w:t xml:space="preserve">    </w:t>
+      </w:r>
+      <w:r>
+        <w:rPr>
+          <w:rFonts w:ascii="Consolas" w:hAnsi="Consolas"/>
+          <w:b w:val="false"/>
+          <w:i w:val="false"/>
+          <w:color w:val="0033B3"/>
+          <w:sz w:val="21"/>
+          <w:szCs w:val="21"/>
+        </w:rPr>
+        <w:t xml:space="preserve">public </w:t>
+      </w:r>
+      <w:r>
+        <w:rPr>
+          <w:rFonts w:ascii="Consolas" w:hAnsi="Consolas"/>
+          <w:b w:val="false"/>
+          <w:i w:val="false"/>
+          <w:color w:val="000000"/>
+          <w:sz w:val="21"/>
+          <w:szCs w:val="21"/>
+        </w:rPr>
+        <w:t xml:space="preserve">Symbol </w:t>
+      </w:r>
+      <w:r>
+        <w:rPr>
+          <w:rFonts w:ascii="Consolas" w:hAnsi="Consolas"/>
+          <w:b w:val="false"/>
+          <w:i w:val="false"/>
+          <w:color w:val="00627A"/>
+          <w:sz w:val="21"/>
+          <w:szCs w:val="21"/>
+        </w:rPr>
+        <w:t>resolveLocal</w:t>
+      </w:r>
+      <w:r>
+        <w:rPr>
+          <w:rFonts w:ascii="Consolas" w:hAnsi="Consolas"/>
+          <w:b w:val="false"/>
+          <w:i w:val="false"/>
+          <w:color w:val="080808"/>
+          <w:sz w:val="21"/>
+          <w:szCs w:val="21"/>
+        </w:rPr>
+        <w:t>(</w:t>
+      </w:r>
+      <w:r>
+        <w:rPr>
+          <w:rFonts w:ascii="Consolas" w:hAnsi="Consolas"/>
+          <w:b w:val="false"/>
+          <w:i w:val="false"/>
+          <w:color w:val="000000"/>
+          <w:sz w:val="21"/>
+          <w:szCs w:val="21"/>
+        </w:rPr>
+        <w:t>String name</w:t>
+      </w:r>
+      <w:r>
+        <w:rPr>
+          <w:rFonts w:ascii="Consolas" w:hAnsi="Consolas"/>
+          <w:b w:val="false"/>
+          <w:i w:val="false"/>
+          <w:color w:val="080808"/>
+          <w:sz w:val="21"/>
+          <w:szCs w:val="21"/>
+        </w:rPr>
+        <w:t xml:space="preserve">) { </w:t>
+      </w:r>
+      <w:r>
+        <w:rPr>
+          <w:rFonts w:ascii="Consolas" w:hAnsi="Consolas"/>
+          <w:b w:val="false"/>
+          <w:i w:val="false"/>
+          <w:color w:val="0033B3"/>
+          <w:sz w:val="21"/>
+          <w:szCs w:val="21"/>
+        </w:rPr>
+        <w:t xml:space="preserve">return </w:t>
+      </w:r>
+      <w:r>
+        <w:rPr>
+          <w:rFonts w:ascii="Consolas" w:hAnsi="Consolas"/>
+          <w:b w:val="false"/>
+          <w:i w:val="false"/>
+          <w:color w:val="871094"/>
+          <w:sz w:val="21"/>
+          <w:szCs w:val="21"/>
+        </w:rPr>
+        <w:t>symbols</w:t>
+      </w:r>
+      <w:r>
+        <w:rPr>
+          <w:rFonts w:ascii="Consolas" w:hAnsi="Consolas"/>
+          <w:b w:val="false"/>
+          <w:i w:val="false"/>
+          <w:color w:val="080808"/>
+          <w:sz w:val="21"/>
+          <w:szCs w:val="21"/>
+        </w:rPr>
+        <w:t>.get(</w:t>
+      </w:r>
+      <w:r>
+        <w:rPr>
+          <w:rFonts w:ascii="Consolas" w:hAnsi="Consolas"/>
+          <w:b w:val="false"/>
+          <w:i w:val="false"/>
+          <w:color w:val="000000"/>
+          <w:sz w:val="21"/>
+          <w:szCs w:val="21"/>
+        </w:rPr>
+        <w:t>name</w:t>
+      </w:r>
+      <w:r>
+        <w:rPr>
+          <w:rFonts w:ascii="Consolas" w:hAnsi="Consolas"/>
+          <w:b w:val="false"/>
+          <w:i w:val="false"/>
+          <w:color w:val="080808"/>
+          <w:sz w:val="21"/>
+          <w:szCs w:val="21"/>
+        </w:rPr>
+        <w:t>); }</w:t>
+        <w:br/>
+        <w:t xml:space="preserve">    </w:t>
+      </w:r>
+      <w:r>
+        <w:rPr>
+          <w:rFonts w:ascii="Consolas" w:hAnsi="Consolas"/>
+          <w:b w:val="false"/>
+          <w:i w:val="false"/>
+          <w:color w:val="0033B3"/>
+          <w:sz w:val="21"/>
+          <w:szCs w:val="21"/>
+        </w:rPr>
+        <w:t xml:space="preserve">public </w:t>
+      </w:r>
+      <w:r>
+        <w:rPr>
+          <w:rFonts w:ascii="Consolas" w:hAnsi="Consolas"/>
+          <w:b w:val="false"/>
+          <w:i w:val="false"/>
+          <w:color w:val="000000"/>
+          <w:sz w:val="21"/>
+          <w:szCs w:val="21"/>
+        </w:rPr>
+        <w:t xml:space="preserve">Scope </w:t>
+      </w:r>
+      <w:r>
+        <w:rPr>
+          <w:rFonts w:ascii="Consolas" w:hAnsi="Consolas"/>
+          <w:b w:val="false"/>
+          <w:i w:val="false"/>
+          <w:color w:val="00627A"/>
+          <w:sz w:val="21"/>
+          <w:szCs w:val="21"/>
+        </w:rPr>
+        <w:t>getEnclosingScope</w:t>
+      </w:r>
+      <w:r>
+        <w:rPr>
+          <w:rFonts w:ascii="Consolas" w:hAnsi="Consolas"/>
+          <w:b w:val="false"/>
+          <w:i w:val="false"/>
+          <w:color w:val="080808"/>
+          <w:sz w:val="21"/>
+          <w:szCs w:val="21"/>
+        </w:rPr>
+        <w:t xml:space="preserve">() { </w:t>
+      </w:r>
+      <w:r>
+        <w:rPr>
+          <w:rFonts w:ascii="Consolas" w:hAnsi="Consolas"/>
+          <w:b w:val="false"/>
+          <w:i w:val="false"/>
+          <w:color w:val="0033B3"/>
+          <w:sz w:val="21"/>
+          <w:szCs w:val="21"/>
+        </w:rPr>
+        <w:t>return this</w:t>
+      </w:r>
+      <w:r>
+        <w:rPr>
+          <w:rFonts w:ascii="Consolas" w:hAnsi="Consolas"/>
+          <w:b w:val="false"/>
+          <w:i w:val="false"/>
+          <w:color w:val="080808"/>
+          <w:sz w:val="21"/>
+          <w:szCs w:val="21"/>
+        </w:rPr>
+        <w:t>.</w:t>
+      </w:r>
+      <w:r>
+        <w:rPr>
+          <w:rFonts w:ascii="Consolas" w:hAnsi="Consolas"/>
+          <w:b w:val="false"/>
+          <w:i w:val="false"/>
+          <w:color w:val="871094"/>
+          <w:sz w:val="21"/>
+          <w:szCs w:val="21"/>
+        </w:rPr>
+        <w:t>parent</w:t>
+      </w:r>
+      <w:r>
+        <w:rPr>
+          <w:rFonts w:ascii="Consolas" w:hAnsi="Consolas"/>
+          <w:b w:val="false"/>
+          <w:i w:val="false"/>
+          <w:color w:val="080808"/>
+          <w:sz w:val="21"/>
+          <w:szCs w:val="21"/>
+        </w:rPr>
+        <w:t>; }</w:t>
+        <w:br/>
+        <w:t xml:space="preserve">    </w:t>
+      </w:r>
+      <w:r>
+        <w:rPr>
+          <w:rFonts w:ascii="Consolas" w:hAnsi="Consolas"/>
+          <w:b w:val="false"/>
+          <w:i w:val="false"/>
+          <w:color w:val="0033B3"/>
+          <w:sz w:val="21"/>
+          <w:szCs w:val="21"/>
+        </w:rPr>
+        <w:t xml:space="preserve">public </w:t>
+      </w:r>
+      <w:r>
+        <w:rPr>
+          <w:rFonts w:ascii="Consolas" w:hAnsi="Consolas"/>
+          <w:b w:val="false"/>
+          <w:i w:val="false"/>
+          <w:color w:val="000000"/>
+          <w:sz w:val="21"/>
+          <w:szCs w:val="21"/>
+        </w:rPr>
+        <w:t>Map</w:t>
+      </w:r>
+      <w:r>
+        <w:rPr>
+          <w:rFonts w:ascii="Consolas" w:hAnsi="Consolas"/>
+          <w:b w:val="false"/>
+          <w:i w:val="false"/>
+          <w:color w:val="080808"/>
+          <w:sz w:val="21"/>
+          <w:szCs w:val="21"/>
+        </w:rPr>
+        <w:t>&lt;</w:t>
+      </w:r>
+      <w:r>
+        <w:rPr>
+          <w:rFonts w:ascii="Consolas" w:hAnsi="Consolas"/>
+          <w:b w:val="false"/>
+          <w:i w:val="false"/>
+          <w:color w:val="000000"/>
+          <w:sz w:val="21"/>
+          <w:szCs w:val="21"/>
+        </w:rPr>
+        <w:t>String</w:t>
+      </w:r>
+      <w:r>
+        <w:rPr>
+          <w:rFonts w:ascii="Consolas" w:hAnsi="Consolas"/>
+          <w:b w:val="false"/>
+          <w:i w:val="false"/>
+          <w:color w:val="080808"/>
+          <w:sz w:val="21"/>
+          <w:szCs w:val="21"/>
+        </w:rPr>
+        <w:t xml:space="preserve">, </w:t>
+      </w:r>
+      <w:r>
+        <w:rPr>
+          <w:rFonts w:ascii="Consolas" w:hAnsi="Consolas"/>
+          <w:b w:val="false"/>
+          <w:i w:val="false"/>
+          <w:color w:val="000000"/>
+          <w:sz w:val="21"/>
+          <w:szCs w:val="21"/>
+        </w:rPr>
+        <w:t>Symbol</w:t>
+      </w:r>
+      <w:r>
+        <w:rPr>
+          <w:rFonts w:ascii="Consolas" w:hAnsi="Consolas"/>
+          <w:b w:val="false"/>
+          <w:i w:val="false"/>
+          <w:color w:val="080808"/>
+          <w:sz w:val="21"/>
+          <w:szCs w:val="21"/>
+        </w:rPr>
+        <w:t xml:space="preserve">&gt; </w:t>
+      </w:r>
+      <w:r>
+        <w:rPr>
+          <w:rFonts w:ascii="Consolas" w:hAnsi="Consolas"/>
+          <w:b w:val="false"/>
+          <w:i w:val="false"/>
+          <w:color w:val="00627A"/>
+          <w:sz w:val="21"/>
+          <w:szCs w:val="21"/>
+        </w:rPr>
+        <w:t>getSymbols</w:t>
+      </w:r>
+      <w:r>
+        <w:rPr>
+          <w:rFonts w:ascii="Consolas" w:hAnsi="Consolas"/>
+          <w:b w:val="false"/>
+          <w:i w:val="false"/>
+          <w:color w:val="080808"/>
+          <w:sz w:val="21"/>
+          <w:szCs w:val="21"/>
+        </w:rPr>
+        <w:t xml:space="preserve">() { </w:t>
+      </w:r>
+      <w:r>
+        <w:rPr>
+          <w:rFonts w:ascii="Consolas" w:hAnsi="Consolas"/>
+          <w:b w:val="false"/>
+          <w:i w:val="false"/>
+          <w:color w:val="0033B3"/>
+          <w:sz w:val="21"/>
+          <w:szCs w:val="21"/>
+        </w:rPr>
+        <w:t xml:space="preserve">return </w:t>
+      </w:r>
+      <w:r>
+        <w:rPr>
+          <w:rFonts w:ascii="Consolas" w:hAnsi="Consolas"/>
+          <w:b w:val="false"/>
+          <w:i w:val="false"/>
+          <w:color w:val="871094"/>
+          <w:sz w:val="21"/>
+          <w:szCs w:val="21"/>
+        </w:rPr>
+        <w:t>symbols</w:t>
+      </w:r>
+      <w:r>
+        <w:rPr>
+          <w:rFonts w:ascii="Consolas" w:hAnsi="Consolas"/>
+          <w:b w:val="false"/>
+          <w:i w:val="false"/>
+          <w:color w:val="080808"/>
+          <w:sz w:val="21"/>
+          <w:szCs w:val="21"/>
+        </w:rPr>
+        <w:t>; }</w:t>
+        <w:br/>
+        <w:t>}</w:t>
+      </w:r>
+    </w:p>
+    <w:p>
+      <w:pPr>
+        <w:pStyle w:val="Normal"/>
+        <w:rPr>
+          <w:color w:val="auto"/>
+          <w:lang w:val="en-US"/>
+        </w:rPr>
+      </w:pPr>
+      <w:r>
+        <w:rPr>
+          <w:color w:val="auto"/>
+          <w:lang w:val="en-US"/>
+        </w:rPr>
+      </w:r>
+    </w:p>
+    <w:p>
+      <w:pPr>
+        <w:pStyle w:val="H2"/>
+        <w:rPr>
+          <w:color w:val="auto"/>
+        </w:rPr>
+      </w:pPr>
+      <w:r>
+        <w:rPr>
+          <w:color w:val="auto"/>
+        </w:rPr>
+        <w:t>Результати</w:t>
+      </w:r>
+    </w:p>
+    <w:p>
+      <w:pPr>
+        <w:pStyle w:val="P1"/>
+        <w:rPr>
+          <w:color w:val="auto"/>
+        </w:rPr>
+      </w:pPr>
+      <w:r>
+        <w:rPr>
+          <w:color w:val="auto"/>
+        </w:rPr>
+      </w:r>
+    </w:p>
+    <w:p>
+      <w:pPr>
+        <w:pStyle w:val="img1"/>
+        <w:rPr>
+          <w:color w:val="auto"/>
+        </w:rPr>
+      </w:pPr>
+      <w:r>
+        <w:rPr>
+          <w:color w:val="auto"/>
+        </w:rPr>
+        <w:drawing>
+          <wp:inline distT="0" distB="0" distL="0" distR="0">
+            <wp:extent cx="5731510" cy="4314190"/>
+            <wp:effectExtent l="0" t="0" r="0" b="0"/>
+            <wp:docPr id="1" name="Зображення1"/>
+            <wp:cNvGraphicFramePr>
+              <a:graphicFrameLocks xmlns:a="http://schemas.openxmlformats.org/drawingml/2006/main" noChangeAspect="1"/>
+            </wp:cNvGraphicFramePr>
+            <a:graphic xmlns:a="http://schemas.openxmlformats.org/drawingml/2006/main">
+              <a:graphicData uri="http://schemas.openxmlformats.org/drawingml/2006/picture">
+                <pic:pic xmlns:pic="http://schemas.openxmlformats.org/drawingml/2006/picture">
+                  <pic:nvPicPr>
+                    <pic:cNvPr id="1" name="Зображення1"/>
+                    <pic:cNvPicPr>
+                      <a:picLocks noChangeAspect="1" noChangeArrowheads="1"/>
+                    </pic:cNvPicPr>
+                  </pic:nvPicPr>
+                  <pic:blipFill>
+                    <a:blip r:embed="rId2"/>
+                    <a:stretch>
+                      <a:fillRect/>
+                    </a:stretch>
+                  </pic:blipFill>
+                  <pic:spPr bwMode="auto">
+                    <a:xfrm>
+                      <a:off x="0" y="0"/>
+                      <a:ext cx="5731510" cy="4314190"/>
+                    </a:xfrm>
+                    <a:prstGeom prst="rect">
+                      <a:avLst/>
+                    </a:prstGeom>
+                    <a:noFill/>
+                  </pic:spPr>
+                </pic:pic>
+              </a:graphicData>
+            </a:graphic>
+          </wp:inline>
+        </w:drawing>
+      </w:r>
+    </w:p>
+    <w:p>
+      <w:pPr>
+        <w:pStyle w:val="img1"/>
+        <w:rPr>
+          <w:color w:val="auto"/>
+        </w:rPr>
+      </w:pPr>
+      <w:r>
+        <w:rPr>
+          <w:color w:val="auto"/>
+        </w:rPr>
+        <w:t>Рисунок 1.1 — Вигляд програми</w:t>
+      </w:r>
+    </w:p>
+    <w:p>
+      <w:pPr>
+        <w:pStyle w:val="P1"/>
+        <w:rPr>
+          <w:color w:val="auto"/>
+          <w:lang w:val="uk-UA"/>
+        </w:rPr>
+      </w:pPr>
+      <w:r>
+        <w:rPr>
+          <w:color w:val="auto"/>
+          <w:lang w:val="uk-UA"/>
+        </w:rPr>
       </w:r>
     </w:p>
     <w:p>
@@ -1981,7 +10186,14 @@
     </w:pPr>
     <w:rPr/>
   </w:style>
-  <w:style w:type="numbering" w:styleId="Style15">
+  <w:style w:type="paragraph" w:styleId="Style15">
+    <w:name w:val="Вміст рамки"/>
+    <w:basedOn w:val="Normal"/>
+    <w:qFormat/>
+    <w:pPr/>
+    <w:rPr/>
+  </w:style>
+  <w:style w:type="numbering" w:styleId="Style16">
     <w:name w:val="Без маркерів"/>
     <w:qFormat/>
   </w:style>

--- a/42SI Stvorennja IDE/3/SI_KNT-122_Onyshchenko_19_PR3.docx
+++ b/42SI Stvorennja IDE/3/SI_KNT-122_Onyshchenko_19_PR3.docx
@@ -9432,6 +9432,185 @@
           <w:color w:val="auto"/>
         </w:rPr>
         <w:t>Питання</w:t>
+      </w:r>
+    </w:p>
+    <w:p>
+      <w:pPr>
+        <w:pStyle w:val="H2"/>
+        <w:rPr/>
+      </w:pPr>
+      <w:r>
+        <w:rPr/>
+        <w:t>Які завдання виконуються на етапі семантичного аналізу?</w:t>
+      </w:r>
+    </w:p>
+    <w:p>
+      <w:pPr>
+        <w:pStyle w:val="P1"/>
+        <w:rPr/>
+      </w:pPr>
+      <w:r>
+        <w:rPr/>
+      </w:r>
+    </w:p>
+    <w:p>
+      <w:pPr>
+        <w:pStyle w:val="P1"/>
+        <w:rPr/>
+      </w:pPr>
+      <w:r>
+        <w:rPr/>
+        <w:t>Наступні задачі вирішуються на етапі семантичного аналізу:</w:t>
+      </w:r>
+    </w:p>
+    <w:p>
+      <w:pPr>
+        <w:pStyle w:val="P1"/>
+        <w:rPr/>
+      </w:pPr>
+      <w:r>
+        <w:rPr/>
+        <w:t>- перевірка типів;</w:t>
+      </w:r>
+    </w:p>
+    <w:p>
+      <w:pPr>
+        <w:pStyle w:val="P1"/>
+        <w:rPr/>
+      </w:pPr>
+      <w:r>
+        <w:rPr/>
+        <w:t>- контроль потоку керування;</w:t>
+      </w:r>
+    </w:p>
+    <w:p>
+      <w:pPr>
+        <w:pStyle w:val="P1"/>
+        <w:rPr/>
+      </w:pPr>
+      <w:r>
+        <w:rPr/>
+        <w:t>- аналіз функцій.</w:t>
+      </w:r>
+    </w:p>
+    <w:p>
+      <w:pPr>
+        <w:pStyle w:val="P1"/>
+        <w:rPr/>
+      </w:pPr>
+      <w:r>
+        <w:rPr/>
+      </w:r>
+    </w:p>
+    <w:p>
+      <w:pPr>
+        <w:pStyle w:val="H2"/>
+        <w:rPr/>
+      </w:pPr>
+      <w:r>
+        <w:rPr/>
+        <w:t>Яким чином виконується перевірка типів?</w:t>
+      </w:r>
+    </w:p>
+    <w:p>
+      <w:pPr>
+        <w:pStyle w:val="P1"/>
+        <w:rPr/>
+      </w:pPr>
+      <w:r>
+        <w:rPr/>
+      </w:r>
+    </w:p>
+    <w:p>
+      <w:pPr>
+        <w:pStyle w:val="P1"/>
+        <w:rPr/>
+      </w:pPr>
+      <w:r>
+        <w:rPr/>
+        <w:t xml:space="preserve">Листя дерева: визначаються тип константи, наприклад 5 це </w:t>
+      </w:r>
+      <w:r>
+        <w:rPr>
+          <w:lang w:val="en-US"/>
+        </w:rPr>
+        <w:t xml:space="preserve">i32, </w:t>
+      </w:r>
+      <w:r>
+        <w:rPr>
+          <w:lang w:val="uk-UA"/>
+        </w:rPr>
+        <w:t>"</w:t>
+      </w:r>
+      <w:r>
+        <w:rPr>
+          <w:lang w:val="en-US"/>
+        </w:rPr>
+        <w:t>string</w:t>
+      </w:r>
+      <w:r>
+        <w:rPr>
+          <w:lang w:val="uk-UA"/>
+        </w:rPr>
+        <w:t xml:space="preserve">" це </w:t>
+      </w:r>
+      <w:r>
+        <w:rPr>
+          <w:lang w:val="en-US"/>
+        </w:rPr>
+        <w:t>String.</w:t>
+      </w:r>
+    </w:p>
+    <w:p>
+      <w:pPr>
+        <w:pStyle w:val="P1"/>
+        <w:rPr>
+          <w:lang w:val="uk-UA"/>
+        </w:rPr>
+      </w:pPr>
+      <w:r>
+        <w:rPr>
+          <w:lang w:val="uk-UA"/>
+        </w:rPr>
+        <w:t>Підйом вгору: для кожного вузла аналізатор перевіряє типи його дітей.</w:t>
+      </w:r>
+    </w:p>
+    <w:p>
+      <w:pPr>
+        <w:pStyle w:val="P1"/>
+        <w:rPr/>
+      </w:pPr>
+      <w:r>
+        <w:rPr/>
+      </w:r>
+    </w:p>
+    <w:p>
+      <w:pPr>
+        <w:pStyle w:val="H2"/>
+        <w:rPr/>
+      </w:pPr>
+      <w:r>
+        <w:rPr/>
+        <w:t>Що таке таблиця символів та яка її структура?</w:t>
+      </w:r>
+    </w:p>
+    <w:p>
+      <w:pPr>
+        <w:pStyle w:val="P1"/>
+        <w:rPr/>
+      </w:pPr>
+      <w:r>
+        <w:rPr/>
+      </w:r>
+    </w:p>
+    <w:p>
+      <w:pPr>
+        <w:pStyle w:val="P1"/>
+        <w:rPr/>
+      </w:pPr>
+      <w:r>
+        <w:rPr/>
+        <w:t>Таблиця символів — це службова структура даних, яка зберігає всю інформацію про ідентифікатори в програмі.</w:t>
       </w:r>
     </w:p>
     <w:sectPr>
